--- a/docs/Microproyecto_Entrega1.docx
+++ b/docs/Microproyecto_Entrega1.docx
@@ -1,20 +1,26 @@
 
 <file path=word/document.xml><?xml version="1.0" encoding="utf-8"?>
-<w:document xmlns:wpc="http://schemas.microsoft.com/office/word/2010/wordprocessingCanvas" xmlns:mc="http://schemas.openxmlformats.org/markup-compatibility/2006" xmlns:o="urn:schemas-microsoft-com:office:office" xmlns:r="http://schemas.openxmlformats.org/officeDocument/2006/relationships" xmlns:m="http://schemas.openxmlformats.org/officeDocument/2006/math" xmlns:v="urn:schemas-microsoft-com:vml" xmlns:wp14="http://schemas.microsoft.com/office/word/2010/wordprocessingDrawing" xmlns:wp="http://schemas.openxmlformats.org/drawingml/2006/wordprocessingDrawing" xmlns:w10="urn:schemas-microsoft-com:office:word" xmlns:w="http://schemas.openxmlformats.org/wordprocessingml/2006/main" xmlns:w14="http://schemas.microsoft.com/office/word/2010/wordml" xmlns:w15="http://schemas.microsoft.com/office/word/2012/wordml" xmlns:wpg="http://schemas.microsoft.com/office/word/2010/wordprocessingGroup" xmlns:wpi="http://schemas.microsoft.com/office/word/2010/wordprocessingInk" xmlns:wne="http://schemas.microsoft.com/office/word/2006/wordml" xmlns:wps="http://schemas.microsoft.com/office/word/2010/wordprocessingShape" xmlns:cx="http://schemas.microsoft.com/office/drawing/2014/chartex" xmlns:cx1="http://schemas.microsoft.com/office/drawing/2015/9/8/chartex" xmlns:cx2="http://schemas.microsoft.com/office/drawing/2015/10/21/chartex" xmlns:cx3="http://schemas.microsoft.com/office/drawing/2016/5/9/chartex" xmlns:cx4="http://schemas.microsoft.com/office/drawing/2016/5/10/chartex" xmlns:cx5="http://schemas.microsoft.com/office/drawing/2016/5/11/chartex" xmlns:cx6="http://schemas.microsoft.com/office/drawing/2016/5/12/chartex" xmlns:cx7="http://schemas.microsoft.com/office/drawing/2016/5/13/chartex" xmlns:cx8="http://schemas.microsoft.com/office/drawing/2016/5/14/chartex" xmlns:aink="http://schemas.microsoft.com/office/drawing/2016/ink" xmlns:am3d="http://schemas.microsoft.com/office/drawing/2017/model3d" xmlns:w16cex="http://schemas.microsoft.com/office/word/2018/wordml/cex" xmlns:w16cid="http://schemas.microsoft.com/office/word/2016/wordml/cid" xmlns:w16="http://schemas.microsoft.com/office/word/2018/wordml" xmlns:w16sdtdh="http://schemas.microsoft.com/office/word/2020/wordml/sdtdatahash" xmlns:w16se="http://schemas.microsoft.com/office/word/2015/wordml/symex" mc:Ignorable="w14 w15 wp14">
+<w:document xmlns:wpc="http://schemas.microsoft.com/office/word/2010/wordprocessingCanvas" xmlns:cx="http://schemas.microsoft.com/office/drawing/2014/chartex" xmlns:cx1="http://schemas.microsoft.com/office/drawing/2015/9/8/chartex" xmlns:cx2="http://schemas.microsoft.com/office/drawing/2015/10/21/chartex" xmlns:cx3="http://schemas.microsoft.com/office/drawing/2016/5/9/chartex" xmlns:cx4="http://schemas.microsoft.com/office/drawing/2016/5/10/chartex" xmlns:cx5="http://schemas.microsoft.com/office/drawing/2016/5/11/chartex" xmlns:cx6="http://schemas.microsoft.com/office/drawing/2016/5/12/chartex" xmlns:cx7="http://schemas.microsoft.com/office/drawing/2016/5/13/chartex" xmlns:cx8="http://schemas.microsoft.com/office/drawing/2016/5/14/chartex" xmlns:mc="http://schemas.openxmlformats.org/markup-compatibility/2006" xmlns:aink="http://schemas.microsoft.com/office/drawing/2016/ink" xmlns:am3d="http://schemas.microsoft.com/office/drawing/2017/model3d" xmlns:o="urn:schemas-microsoft-com:office:office" xmlns:oel="http://schemas.microsoft.com/office/2019/extlst" xmlns:r="http://schemas.openxmlformats.org/officeDocument/2006/relationships" xmlns:m="http://schemas.openxmlformats.org/officeDocument/2006/math" xmlns:v="urn:schemas-microsoft-com:vml" xmlns:wp14="http://schemas.microsoft.com/office/word/2010/wordprocessingDrawing" xmlns:wp="http://schemas.openxmlformats.org/drawingml/2006/wordprocessingDrawing" xmlns:w10="urn:schemas-microsoft-com:office:word" xmlns:w="http://schemas.openxmlformats.org/wordprocessingml/2006/main" xmlns:w14="http://schemas.microsoft.com/office/word/2010/wordml" xmlns:w15="http://schemas.microsoft.com/office/word/2012/wordml" xmlns:w16cei="http://schemas.microsoft.com/office/word/2026/wordml/cei" xmlns:w16cex="http://schemas.microsoft.com/office/word/2018/wordml/cex" xmlns:w16cid="http://schemas.microsoft.com/office/word/2016/wordml/cid" xmlns:w16="http://schemas.microsoft.com/office/word/2018/wordml" xmlns:w16du="http://schemas.microsoft.com/office/word/2023/wordml/word16du" xmlns:w16sdtdh="http://schemas.microsoft.com/office/word/2020/wordml/sdtdatahash" xmlns:w16sdtfl="http://schemas.microsoft.com/office/word/2024/wordml/sdtformatlock" xmlns:w16se="http://schemas.microsoft.com/office/word/2015/wordml/symex" xmlns:wpg="http://schemas.microsoft.com/office/word/2010/wordprocessingGroup" xmlns:wpi="http://schemas.microsoft.com/office/word/2010/wordprocessingInk" xmlns:wne="http://schemas.microsoft.com/office/word/2006/wordml" xmlns:wps="http://schemas.microsoft.com/office/word/2010/wordprocessingShape" mc:Ignorable="w14 w15 w16se w16cid w16 w16cex w16sdtdh w16sdtfl w16du wp14">
   <w:body>
     <w:p>
       <w:pPr>
-        <w:pStyle w:val="Title"/>
+        <w:pStyle w:val="Ttulo"/>
         <w:spacing w:after="80"/>
       </w:pPr>
-      <w:r>
-        <w:t xml:space="preserve">Micro-proyecto — Entrega 1</w:t>
-      </w:r>
-    </w:p>
-    <w:p>
-      <w:pPr>
-        <w:spacing w:after="60"/>
-      </w:pPr>
+      <w:proofErr w:type="spellStart"/>
+      <w:r>
+        <w:t>Micro-proyecto</w:t>
+      </w:r>
+      <w:proofErr w:type="spellEnd"/>
+      <w:r>
+        <w:t xml:space="preserve"> — Entrega 1</w:t>
+      </w:r>
+    </w:p>
+    <w:p>
+      <w:pPr>
+        <w:spacing w:after="60"/>
+      </w:pPr>
+      <w:proofErr w:type="spellStart"/>
       <w:r>
         <w:rPr>
           <w:b/>
@@ -23,7 +29,18 @@
           <w:sz w:val="26"/>
           <w:szCs w:val="26"/>
         </w:rPr>
-        <w:t xml:space="preserve">DiabetesRisk: tamizaje temprano de riesgo de diabetes tipo 2</w:t>
+        <w:t>DiabetesRisk</w:t>
+      </w:r>
+      <w:proofErr w:type="spellEnd"/>
+      <w:r>
+        <w:rPr>
+          <w:b/>
+          <w:bCs/>
+          <w:color w:val="0C447C"/>
+          <w:sz w:val="26"/>
+          <w:szCs w:val="26"/>
+        </w:rPr>
+        <w:t>: tamizaje temprano de riesgo de diabetes tipo 2</w:t>
       </w:r>
     </w:p>
     <w:p>
@@ -33,10 +50,8 @@
       <w:r>
         <w:rPr>
           <w:color w:val="5F5E5A"/>
-          <w:sz w:val="20"/>
-          <w:szCs w:val="20"/>
-        </w:rPr>
-        <w:t xml:space="preserve">Universidad de los Andes — Curso MAIA</w:t>
+        </w:rPr>
+        <w:t>Universidad de los Andes — Curso MAIA</w:t>
       </w:r>
     </w:p>
     <w:p>
@@ -46,10 +61,36 @@
       <w:r>
         <w:rPr>
           <w:color w:val="5F5E5A"/>
-          <w:sz w:val="20"/>
-          <w:szCs w:val="20"/>
-        </w:rPr>
-        <w:t xml:space="preserve">Equipo: Jared Foster Orduz, Jeferson David Vargas Toca, Andres Felipe Florez Garces, Oscar Enrique Morillo</w:t>
+        </w:rPr>
+        <w:t xml:space="preserve">Equipo: Jared Foster Orduz, Jeferson David Vargas Toca, </w:t>
+      </w:r>
+      <w:proofErr w:type="spellStart"/>
+      <w:r>
+        <w:rPr>
+          <w:color w:val="5F5E5A"/>
+        </w:rPr>
+        <w:t>Andres</w:t>
+      </w:r>
+      <w:proofErr w:type="spellEnd"/>
+      <w:r>
+        <w:rPr>
+          <w:color w:val="5F5E5A"/>
+        </w:rPr>
+        <w:t xml:space="preserve"> Felipe </w:t>
+      </w:r>
+      <w:proofErr w:type="spellStart"/>
+      <w:r>
+        <w:rPr>
+          <w:color w:val="5F5E5A"/>
+        </w:rPr>
+        <w:t>Florez</w:t>
+      </w:r>
+      <w:proofErr w:type="spellEnd"/>
+      <w:r>
+        <w:rPr>
+          <w:color w:val="5F5E5A"/>
+        </w:rPr>
+        <w:t xml:space="preserve"> Garces, Oscar Enrique Morillo</w:t>
       </w:r>
     </w:p>
     <w:p>
@@ -59,19 +100,17 @@
       <w:r>
         <w:rPr>
           <w:color w:val="5F5E5A"/>
-          <w:sz w:val="20"/>
-          <w:szCs w:val="20"/>
-        </w:rPr>
-        <w:t xml:space="preserve">Agosto de 2026</w:t>
-      </w:r>
-    </w:p>
-    <w:p>
-      <w:pPr>
-        <w:pStyle w:val="Heading1"/>
-        <w:spacing w:after="120" w:before="240"/>
-      </w:pPr>
-      <w:r>
-        <w:t xml:space="preserve">1. Problema y contexto</w:t>
+        </w:rPr>
+        <w:t>Agosto de 2026</w:t>
+      </w:r>
+    </w:p>
+    <w:p>
+      <w:pPr>
+        <w:pStyle w:val="Ttulo1"/>
+        <w:spacing w:before="240" w:after="120"/>
+      </w:pPr>
+      <w:r>
+        <w:t>1. Problema y contexto</w:t>
       </w:r>
     </w:p>
     <w:p>
@@ -79,7 +118,7 @@
         <w:spacing w:after="120"/>
       </w:pPr>
       <w:r>
-        <w:t xml:space="preserve">La diabetes tipo 2 y la prediabetes afectan a una proporción significativa de la población y con frecuencia se diagnostican de forma tardía, cuando ya existen complicaciones. El diagnóstico definitivo requiere exámenes de laboratorio (glucemia en ayunas, hemoglobina glicosilada) que implican costo, tiempo y acceso a un centro de salud, recursos que no siempre están disponibles de forma oportuna para toda la población, especialmente en contextos de atención primaria con alta demanda.</w:t>
+        <w:t>La diabetes tipo 2 y la prediabetes afectan a una proporción significativa de la población y con frecuencia se diagnostican de forma tardía, cuando ya existen complicaciones. El diagnóstico definitivo requiere exámenes de laboratorio (glucemia en ayunas, hemoglobina glicosilada) que implican costo, tiempo y acceso a un centro de salud, recursos que no siempre están disponibles de forma oportuna para toda la población, especialmente en contextos de atención primaria con alta demanda.</w:t>
       </w:r>
     </w:p>
     <w:p>
@@ -87,7 +126,7 @@
         <w:spacing w:after="120"/>
       </w:pPr>
       <w:r>
-        <w:t xml:space="preserve">Sin embargo, existe evidencia epidemiológica robusta de que variables fáciles de recolectar sin exámenes clínicos —como el índice de masa corporal (IMC), la edad, la presión arterial, el colesterol, la actividad física y la percepción general de salud— están fuertemente asociadas con la probabilidad de tener diabetes o prediabetes. Esto abre la posibilidad de construir una herramienta de tamizaje (screening) que, a partir de estas variables, estime el riesgo de un individuo y ayude a priorizar a quién remitir a exámenes confirmatorios.</w:t>
+        <w:t>Sin embargo, existe evidencia epidemiológica robusta de que variables fáciles de recolectar sin exámenes clínicos —como el índice de masa corporal (IMC), la edad, la presión arterial, el colesterol, la actividad física y la percepción general de salud— están fuertemente asociadas con la probabilidad de tener diabetes o prediabetes. Esto abre la posibilidad de construir una herramienta de tamizaje (screening) que, a partir de estas variables, estime el riesgo de un individuo y ayude a priorizar a quién remitir a exámenes confirmatorios.</w:t>
       </w:r>
     </w:p>
     <w:p>
@@ -95,16 +134,16 @@
         <w:spacing w:after="120"/>
       </w:pPr>
       <w:r>
-        <w:t xml:space="preserve">Este proyecto aborda el diseño de un prototipo funcional de este tipo: un modelo predictivo empaquetado, servido a través de una API, y consumido por un tablero interactivo que además muestra estadísticas descriptivas relevantes sobre la relación entre estilo de vida/demografía y la prevalencia de diabetes.</w:t>
-      </w:r>
-    </w:p>
-    <w:p>
-      <w:pPr>
-        <w:pStyle w:val="Heading1"/>
-        <w:spacing w:after="120" w:before="240"/>
-      </w:pPr>
-      <w:r>
-        <w:t xml:space="preserve">2. Pregunta de negocio y alcance del proyecto</w:t>
+        <w:t>Este proyecto aborda el diseño de un prototipo funcional de este tipo: un modelo predictivo empaquetado, servido a través de una API, y consumido por un tablero interactivo que además muestra estadísticas descriptivas relevantes sobre la relación entre estilo de vida/demografía y la prevalencia de diabetes.</w:t>
+      </w:r>
+    </w:p>
+    <w:p>
+      <w:pPr>
+        <w:pStyle w:val="Ttulo1"/>
+        <w:spacing w:before="240" w:after="120"/>
+      </w:pPr>
+      <w:r>
+        <w:t>2. Pregunta de negocio y alcance del proyecto</w:t>
       </w:r>
     </w:p>
     <w:p>
@@ -112,21 +151,21 @@
         <w:spacing w:after="120"/>
       </w:pPr>
       <w:r>
-        <w:t xml:space="preserve">Pregunta de negocio: ¿es posible estimar la probabilidad de que una persona tenga diabetes o prediabetes usando únicamente variables demográficas y de estilo de vida —sin exámenes de laboratorio— con el fin de priorizar a quién remitir a un examen clínico confirmatorio?</w:t>
-      </w:r>
-    </w:p>
-    <w:p>
-      <w:pPr>
-        <w:pStyle w:val="Heading2"/>
-        <w:spacing w:after="100" w:before="200"/>
-      </w:pPr>
-      <w:r>
-        <w:t xml:space="preserve">Alcance</w:t>
-      </w:r>
-    </w:p>
-    <w:p>
-      <w:pPr>
-        <w:pStyle w:val="ListParagraph"/>
+        <w:t>Pregunta de negocio: ¿es posible estimar la probabilidad de que una persona tenga diabetes o prediabetes usando únicamente variables demográficas y de estilo de vida —sin exámenes de laboratorio— con el fin de priorizar a quién remitir a un examen clínico confirmatorio?</w:t>
+      </w:r>
+    </w:p>
+    <w:p>
+      <w:pPr>
+        <w:pStyle w:val="Ttulo2"/>
+        <w:spacing w:before="200" w:after="100"/>
+      </w:pPr>
+      <w:r>
+        <w:t>Alcance</w:t>
+      </w:r>
+    </w:p>
+    <w:p>
+      <w:pPr>
+        <w:pStyle w:val="Prrafodelista"/>
         <w:numPr>
           <w:ilvl w:val="0"/>
           <w:numId w:val="1"/>
@@ -134,12 +173,28 @@
         <w:spacing w:after="60"/>
       </w:pPr>
       <w:r>
-        <w:t xml:space="preserve">Datos: Diabetes Health Indicators Dataset (BRFSS 2015, CDC), con fines estrictamente académicos.</w:t>
-      </w:r>
-    </w:p>
-    <w:p>
-      <w:pPr>
-        <w:pStyle w:val="ListParagraph"/>
+        <w:t xml:space="preserve">Datos: Diabetes Health </w:t>
+      </w:r>
+      <w:proofErr w:type="spellStart"/>
+      <w:r>
+        <w:t>Indicators</w:t>
+      </w:r>
+      <w:proofErr w:type="spellEnd"/>
+      <w:r>
+        <w:t xml:space="preserve"> </w:t>
+      </w:r>
+      <w:proofErr w:type="spellStart"/>
+      <w:r>
+        <w:t>Dataset</w:t>
+      </w:r>
+      <w:proofErr w:type="spellEnd"/>
+      <w:r>
+        <w:t xml:space="preserve"> (BRFSS 2015, CDC), con fines estrictamente académicos.</w:t>
+      </w:r>
+    </w:p>
+    <w:p>
+      <w:pPr>
+        <w:pStyle w:val="Prrafodelista"/>
         <w:numPr>
           <w:ilvl w:val="0"/>
           <w:numId w:val="1"/>
@@ -147,12 +202,12 @@
         <w:spacing w:after="60"/>
       </w:pPr>
       <w:r>
-        <w:t xml:space="preserve">Modelo: clasificación binaria supervisada (con diabetes/prediabetes vs. sin diabetes) empaquetada para servir inferencias.</w:t>
-      </w:r>
-    </w:p>
-    <w:p>
-      <w:pPr>
-        <w:pStyle w:val="ListParagraph"/>
+        <w:t>Modelo: clasificación binaria supervisada (con diabetes/prediabetes vs. sin diabetes) empaquetada para servir inferencias.</w:t>
+      </w:r>
+    </w:p>
+    <w:p>
+      <w:pPr>
+        <w:pStyle w:val="Prrafodelista"/>
         <w:numPr>
           <w:ilvl w:val="0"/>
           <w:numId w:val="1"/>
@@ -160,12 +215,12 @@
         <w:spacing w:after="60"/>
       </w:pPr>
       <w:r>
-        <w:t xml:space="preserve">API: servicio REST que recibe las variables de entrada y devuelve la probabilidad de riesgo.</w:t>
-      </w:r>
-    </w:p>
-    <w:p>
-      <w:pPr>
-        <w:pStyle w:val="ListParagraph"/>
+        <w:t>API: servicio REST que recibe las variables de entrada y devuelve la probabilidad de riesgo.</w:t>
+      </w:r>
+    </w:p>
+    <w:p>
+      <w:pPr>
+        <w:pStyle w:val="Prrafodelista"/>
         <w:numPr>
           <w:ilvl w:val="0"/>
           <w:numId w:val="1"/>
@@ -173,12 +228,12 @@
         <w:spacing w:after="60"/>
       </w:pPr>
       <w:r>
-        <w:t xml:space="preserve">Tablero: formulario de evaluación individual + panel de estadísticas descriptivas de la población (prevalencia por IMC, edad y otras variables).</w:t>
-      </w:r>
-    </w:p>
-    <w:p>
-      <w:pPr>
-        <w:pStyle w:val="ListParagraph"/>
+        <w:t>Tablero: formulario de evaluación individual + panel de estadísticas descriptivas de la población (prevalencia por IMC, edad y otras variables).</w:t>
+      </w:r>
+    </w:p>
+    <w:p>
+      <w:pPr>
+        <w:pStyle w:val="Prrafodelista"/>
         <w:numPr>
           <w:ilvl w:val="0"/>
           <w:numId w:val="1"/>
@@ -186,12 +241,12 @@
         <w:spacing w:after="60"/>
       </w:pPr>
       <w:r>
-        <w:t xml:space="preserve">Despliegue: contenedores Docker, con orquestación e infraestructura en AWS.</w:t>
-      </w:r>
-    </w:p>
-    <w:p>
-      <w:pPr>
-        <w:pStyle w:val="ListParagraph"/>
+        <w:t>Despliegue: contenedores Docker, con orquestación e infraestructura en AWS.</w:t>
+      </w:r>
+    </w:p>
+    <w:p>
+      <w:pPr>
+        <w:pStyle w:val="Prrafodelista"/>
         <w:numPr>
           <w:ilvl w:val="0"/>
           <w:numId w:val="1"/>
@@ -199,16 +254,16 @@
         <w:spacing w:after="60"/>
       </w:pPr>
       <w:r>
-        <w:t xml:space="preserve">Limitaciones: el sistema es un prototipo académico, no un dispositivo médico certificado; no sustituye el diagnóstico ni el criterio de un profesional de la salud; los datos provienen de encuestas de EE. UU. (BRFSS) y pueden no representar completamente otras poblaciones.</w:t>
-      </w:r>
-    </w:p>
-    <w:p>
-      <w:pPr>
-        <w:pStyle w:val="Heading1"/>
-        <w:spacing w:after="120" w:before="240"/>
-      </w:pPr>
-      <w:r>
-        <w:t xml:space="preserve">3. Descripción del conjunto de datos</w:t>
+        <w:t>Limitaciones: el sistema es un prototipo académico, no un dispositivo médico certificado; no sustituye el diagnóstico ni el criterio de un profesional de la salud; los datos provienen de encuestas de EE. UU. (BRFSS) y pueden no representar completamente otras poblaciones.</w:t>
+      </w:r>
+    </w:p>
+    <w:p>
+      <w:pPr>
+        <w:pStyle w:val="Ttulo1"/>
+        <w:spacing w:before="240" w:after="120"/>
+      </w:pPr>
+      <w:r>
+        <w:t>3. Descripción del conjunto de datos</w:t>
       </w:r>
     </w:p>
     <w:p>
@@ -216,12 +271,84 @@
         <w:spacing w:after="120"/>
       </w:pPr>
       <w:r>
-        <w:t xml:space="preserve">Se utiliza el Diabetes Health Indicators Dataset, derivado de la encuesta Behavioral Risk Factor Surveillance System (BRFSS) 2015 del CDC (Estados Unidos), ampliamente usado en la literatura de machine learning en salud pública. Está disponible de forma pública y gratuita en Kaggle y UCI Machine Learning Repository.</w:t>
-      </w:r>
-    </w:p>
-    <w:p>
-      <w:pPr>
-        <w:pStyle w:val="ListParagraph"/>
+        <w:t xml:space="preserve">Se utiliza el Diabetes Health </w:t>
+      </w:r>
+      <w:proofErr w:type="spellStart"/>
+      <w:r>
+        <w:t>Indicators</w:t>
+      </w:r>
+      <w:proofErr w:type="spellEnd"/>
+      <w:r>
+        <w:t xml:space="preserve"> </w:t>
+      </w:r>
+      <w:proofErr w:type="spellStart"/>
+      <w:r>
+        <w:t>Dataset</w:t>
+      </w:r>
+      <w:proofErr w:type="spellEnd"/>
+      <w:r>
+        <w:t xml:space="preserve">, derivado de la encuesta </w:t>
+      </w:r>
+      <w:proofErr w:type="spellStart"/>
+      <w:r>
+        <w:t>Behavioral</w:t>
+      </w:r>
+      <w:proofErr w:type="spellEnd"/>
+      <w:r>
+        <w:t xml:space="preserve"> Risk Factor </w:t>
+      </w:r>
+      <w:proofErr w:type="spellStart"/>
+      <w:r>
+        <w:t>Surveillance</w:t>
+      </w:r>
+      <w:proofErr w:type="spellEnd"/>
+      <w:r>
+        <w:t xml:space="preserve"> </w:t>
+      </w:r>
+      <w:proofErr w:type="spellStart"/>
+      <w:r>
+        <w:t>System</w:t>
+      </w:r>
+      <w:proofErr w:type="spellEnd"/>
+      <w:r>
+        <w:t xml:space="preserve"> (BRFSS) 2015 del CDC (Estados Unidos), ampliamente usado en la literatura de machine </w:t>
+      </w:r>
+      <w:proofErr w:type="spellStart"/>
+      <w:r>
+        <w:t>learning</w:t>
+      </w:r>
+      <w:proofErr w:type="spellEnd"/>
+      <w:r>
+        <w:t xml:space="preserve"> en salud pública. Está disponible de forma pública y gratuita en </w:t>
+      </w:r>
+      <w:proofErr w:type="spellStart"/>
+      <w:r>
+        <w:t>Kaggle</w:t>
+      </w:r>
+      <w:proofErr w:type="spellEnd"/>
+      <w:r>
+        <w:t xml:space="preserve"> y UCI Machine </w:t>
+      </w:r>
+      <w:proofErr w:type="spellStart"/>
+      <w:r>
+        <w:t>Learning</w:t>
+      </w:r>
+      <w:proofErr w:type="spellEnd"/>
+      <w:r>
+        <w:t xml:space="preserve"> </w:t>
+      </w:r>
+      <w:proofErr w:type="spellStart"/>
+      <w:r>
+        <w:t>Repository</w:t>
+      </w:r>
+      <w:proofErr w:type="spellEnd"/>
+      <w:r>
+        <w:t>.</w:t>
+      </w:r>
+    </w:p>
+    <w:p>
+      <w:pPr>
+        <w:pStyle w:val="Prrafodelista"/>
         <w:numPr>
           <w:ilvl w:val="0"/>
           <w:numId w:val="1"/>
@@ -229,12 +356,12 @@
         <w:spacing w:after="60"/>
       </w:pPr>
       <w:r>
-        <w:t xml:space="preserve">Registros: 253,680 encuestados, sin valores nulos.</w:t>
-      </w:r>
-    </w:p>
-    <w:p>
-      <w:pPr>
-        <w:pStyle w:val="ListParagraph"/>
+        <w:t>Registros: 253,680 encuestados, sin valores nulos.</w:t>
+      </w:r>
+    </w:p>
+    <w:p>
+      <w:pPr>
+        <w:pStyle w:val="Prrafodelista"/>
         <w:numPr>
           <w:ilvl w:val="0"/>
           <w:numId w:val="1"/>
@@ -242,12 +369,20 @@
         <w:spacing w:after="60"/>
       </w:pPr>
       <w:r>
-        <w:t xml:space="preserve">Variables: 21 variables predictoras (demográficas, clínicas autorreportadas y de estilo de vida) más la variable objetivo Diabetes_binary.</w:t>
-      </w:r>
-    </w:p>
-    <w:p>
-      <w:pPr>
-        <w:pStyle w:val="ListParagraph"/>
+        <w:t xml:space="preserve">Variables: 21 variables predictoras (demográficas, clínicas autorreportadas y de estilo de vida) más la variable objetivo </w:t>
+      </w:r>
+      <w:proofErr w:type="spellStart"/>
+      <w:r>
+        <w:t>Diabetes_binary</w:t>
+      </w:r>
+      <w:proofErr w:type="spellEnd"/>
+      <w:r>
+        <w:t>.</w:t>
+      </w:r>
+    </w:p>
+    <w:p>
+      <w:pPr>
+        <w:pStyle w:val="Prrafodelista"/>
         <w:numPr>
           <w:ilvl w:val="0"/>
           <w:numId w:val="1"/>
@@ -255,12 +390,28 @@
         <w:spacing w:after="60"/>
       </w:pPr>
       <w:r>
-        <w:t xml:space="preserve">Variable objetivo: Diabetes_binary (0 = sin diabetes, 1 = prediabetes o diabetes). Distribución: 86.1% sin diabetes, 13.9% con prediabetes/diabetes — dataset desbalanceado, a tratar en semanas posteriores (p. ej. balanceo de clases o ajuste de umbral).</w:t>
-      </w:r>
-    </w:p>
-    <w:p>
-      <w:pPr>
-        <w:pStyle w:val="ListParagraph"/>
+        <w:t xml:space="preserve">Variable objetivo: </w:t>
+      </w:r>
+      <w:proofErr w:type="spellStart"/>
+      <w:r>
+        <w:t>Diabetes_binary</w:t>
+      </w:r>
+      <w:proofErr w:type="spellEnd"/>
+      <w:r>
+        <w:t xml:space="preserve"> (0 = sin diabetes, 1 = prediabetes o diabetes). Distribución: 86.1% sin diabetes, 13.9% con prediabetes/diabetes — </w:t>
+      </w:r>
+      <w:proofErr w:type="spellStart"/>
+      <w:r>
+        <w:t>dataset</w:t>
+      </w:r>
+      <w:proofErr w:type="spellEnd"/>
+      <w:r>
+        <w:t xml:space="preserve"> desbalanceado, a tratar en semanas posteriores (p. ej. balanceo de clases o ajuste de umbral).</w:t>
+      </w:r>
+    </w:p>
+    <w:p>
+      <w:pPr>
+        <w:pStyle w:val="Prrafodelista"/>
         <w:numPr>
           <w:ilvl w:val="0"/>
           <w:numId w:val="1"/>
@@ -268,12 +419,53 @@
         <w:spacing w:after="60"/>
       </w:pPr>
       <w:r>
-        <w:t xml:space="preserve">Variables destacadas para el formulario del prototipo: BMI (IMC), Age (edad, en rangos BRFSS), HighBP (presión alta), HighChol (colesterol alto), GenHlth (percepción de salud general), PhysActivity (actividad física), DiffWalk (dificultad para caminar).</w:t>
-      </w:r>
-    </w:p>
-    <w:p>
-      <w:pPr>
-        <w:pStyle w:val="ListParagraph"/>
+        <w:lastRenderedPageBreak/>
+        <w:t xml:space="preserve">Variables destacadas para el formulario del prototipo: BMI (IMC), Age (edad, en rangos BRFSS), </w:t>
+      </w:r>
+      <w:proofErr w:type="spellStart"/>
+      <w:r>
+        <w:t>HighBP</w:t>
+      </w:r>
+      <w:proofErr w:type="spellEnd"/>
+      <w:r>
+        <w:t xml:space="preserve"> (presión alta), </w:t>
+      </w:r>
+      <w:proofErr w:type="spellStart"/>
+      <w:r>
+        <w:t>HighChol</w:t>
+      </w:r>
+      <w:proofErr w:type="spellEnd"/>
+      <w:r>
+        <w:t xml:space="preserve"> (colesterol alto), </w:t>
+      </w:r>
+      <w:proofErr w:type="spellStart"/>
+      <w:r>
+        <w:t>GenHlth</w:t>
+      </w:r>
+      <w:proofErr w:type="spellEnd"/>
+      <w:r>
+        <w:t xml:space="preserve"> (percepción de salud general), </w:t>
+      </w:r>
+      <w:proofErr w:type="spellStart"/>
+      <w:r>
+        <w:t>PhysActivity</w:t>
+      </w:r>
+      <w:proofErr w:type="spellEnd"/>
+      <w:r>
+        <w:t xml:space="preserve"> (actividad física), </w:t>
+      </w:r>
+      <w:proofErr w:type="spellStart"/>
+      <w:r>
+        <w:t>DiffWalk</w:t>
+      </w:r>
+      <w:proofErr w:type="spellEnd"/>
+      <w:r>
+        <w:t xml:space="preserve"> (dificultad para caminar).</w:t>
+      </w:r>
+    </w:p>
+    <w:p>
+      <w:pPr>
+        <w:pStyle w:val="Prrafodelista"/>
         <w:numPr>
           <w:ilvl w:val="0"/>
           <w:numId w:val="1"/>
@@ -281,16 +473,72 @@
         <w:spacing w:after="60"/>
       </w:pPr>
       <w:r>
-        <w:t xml:space="preserve">Fuente y cita: Rahman et al. / CDC BRFSS 2015, dataset público en Kaggle (alexteboul/diabetes-health-indicators-dataset) y UCI ML Repository (CDC Diabetes Health Indicators).</w:t>
-      </w:r>
-    </w:p>
-    <w:p>
-      <w:pPr>
-        <w:pStyle w:val="Heading1"/>
-        <w:spacing w:after="120" w:before="240"/>
-      </w:pPr>
-      <w:r>
-        <w:t xml:space="preserve">4. Exploración inicial de los datos (EDA)</w:t>
+        <w:t xml:space="preserve">Fuente y cita: Rahman et al. / CDC BRFSS 2015, </w:t>
+      </w:r>
+      <w:proofErr w:type="spellStart"/>
+      <w:r>
+        <w:t>dataset</w:t>
+      </w:r>
+      <w:proofErr w:type="spellEnd"/>
+      <w:r>
+        <w:t xml:space="preserve"> público en </w:t>
+      </w:r>
+      <w:proofErr w:type="spellStart"/>
+      <w:r>
+        <w:t>Kaggle</w:t>
+      </w:r>
+      <w:proofErr w:type="spellEnd"/>
+      <w:r>
+        <w:t xml:space="preserve"> (</w:t>
+      </w:r>
+      <w:proofErr w:type="spellStart"/>
+      <w:r>
+        <w:t>alexteboul</w:t>
+      </w:r>
+      <w:proofErr w:type="spellEnd"/>
+      <w:r>
+        <w:t>/diabetes-</w:t>
+      </w:r>
+      <w:proofErr w:type="spellStart"/>
+      <w:r>
+        <w:t>health</w:t>
+      </w:r>
+      <w:proofErr w:type="spellEnd"/>
+      <w:r>
+        <w:t>-</w:t>
+      </w:r>
+      <w:proofErr w:type="spellStart"/>
+      <w:r>
+        <w:t>indicators-dataset</w:t>
+      </w:r>
+      <w:proofErr w:type="spellEnd"/>
+      <w:r>
+        <w:t xml:space="preserve">) y UCI ML </w:t>
+      </w:r>
+      <w:proofErr w:type="spellStart"/>
+      <w:r>
+        <w:t>Repository</w:t>
+      </w:r>
+      <w:proofErr w:type="spellEnd"/>
+      <w:r>
+        <w:t xml:space="preserve"> (CDC Diabetes Health </w:t>
+      </w:r>
+      <w:proofErr w:type="spellStart"/>
+      <w:r>
+        <w:t>Indicators</w:t>
+      </w:r>
+      <w:proofErr w:type="spellEnd"/>
+      <w:r>
+        <w:t>).</w:t>
+      </w:r>
+    </w:p>
+    <w:p>
+      <w:pPr>
+        <w:pStyle w:val="Ttulo1"/>
+        <w:spacing w:before="240" w:after="120"/>
+      </w:pPr>
+      <w:r>
+        <w:t>4. Exploración inicial de los datos (EDA)</w:t>
       </w:r>
     </w:p>
     <w:p>
@@ -298,16 +546,32 @@
         <w:spacing w:after="120"/>
       </w:pPr>
       <w:r>
-        <w:t xml:space="preserve">El dataset no presenta valores faltantes, lo cual facilita el trabajo de las próximas semanas. A continuación se resumen los hallazgos principales, alineados con la pregunta de negocio.</w:t>
-      </w:r>
-    </w:p>
-    <w:p>
-      <w:pPr>
-        <w:pStyle w:val="Heading2"/>
-        <w:spacing w:after="100" w:before="200"/>
-      </w:pPr>
-      <w:r>
-        <w:t xml:space="preserve">4.1 Balance de clases</w:t>
+        <w:t xml:space="preserve">El </w:t>
+      </w:r>
+      <w:proofErr w:type="spellStart"/>
+      <w:r>
+        <w:t>dataset</w:t>
+      </w:r>
+      <w:proofErr w:type="spellEnd"/>
+      <w:r>
+        <w:t xml:space="preserve"> no presenta valores faltantes, lo cual facilita el trabajo de las próximas semanas. A </w:t>
+      </w:r>
+      <w:proofErr w:type="gramStart"/>
+      <w:r>
+        <w:t>continuación</w:t>
+      </w:r>
+      <w:proofErr w:type="gramEnd"/>
+      <w:r>
+        <w:t xml:space="preserve"> se resumen los hallazgos principales, alineados con la pregunta de negocio.</w:t>
+      </w:r>
+    </w:p>
+    <w:p>
+      <w:pPr>
+        <w:pStyle w:val="Ttulo2"/>
+        <w:spacing w:before="200" w:after="100"/>
+      </w:pPr>
+      <w:r>
+        <w:t>4.1 Balance de clases</w:t>
       </w:r>
     </w:p>
     <w:p>
@@ -316,11 +580,14 @@
         <w:jc w:val="center"/>
       </w:pPr>
       <w:r>
+        <w:rPr>
+          <w:noProof/>
+        </w:rPr>
         <w:drawing>
-          <wp:inline distT="0" distB="0" distL="0" distR="0">
-            <wp:extent cx="3048000" cy="2133600"/>
-            <wp:effectExtent t="0" r="0" b="0" l="0"/>
-            <wp:docPr id="1" name="" descr="" title=""/>
+          <wp:inline distT="0" distB="0" distL="0" distR="0" wp14:anchorId="684CE905" wp14:editId="278E8EF1">
+            <wp:extent cx="4254500" cy="2978150"/>
+            <wp:effectExtent l="0" t="0" r="0" b="0"/>
+            <wp:docPr id="1" name="Imagen 1"/>
             <wp:cNvGraphicFramePr>
               <a:graphicFrameLocks xmlns:a="http://schemas.openxmlformats.org/drawingml/2006/main" noChangeAspect="1"/>
             </wp:cNvGraphicFramePr>
@@ -328,13 +595,13 @@
               <a:graphicData uri="http://schemas.openxmlformats.org/drawingml/2006/picture">
                 <pic:pic xmlns:pic="http://schemas.openxmlformats.org/drawingml/2006/picture">
                   <pic:nvPicPr>
-                    <pic:cNvPr id="0" name="" descr=""/>
+                    <pic:cNvPr id="0" name=""/>
                     <pic:cNvPicPr>
                       <a:picLocks noChangeAspect="1" noChangeArrowheads="1"/>
                     </pic:cNvPicPr>
                   </pic:nvPicPr>
                   <pic:blipFill>
-                    <a:blip r:embed="rId7" cstate="none"/>
+                    <a:blip r:embed="rId5"/>
                     <a:srcRect/>
                     <a:stretch>
                       <a:fillRect/>
@@ -343,7 +610,7 @@
                   <pic:spPr bwMode="auto">
                     <a:xfrm>
                       <a:off x="0" y="0"/>
-                      <a:ext cx="3048000" cy="2133600"/>
+                      <a:ext cx="4259826" cy="2981878"/>
                     </a:xfrm>
                     <a:prstGeom prst="rect">
                       <a:avLst/>
@@ -369,7 +636,29 @@
           <w:sz w:val="18"/>
           <w:szCs w:val="18"/>
         </w:rPr>
-        <w:t xml:space="preserve">Figura 1. Distribución de la variable objetivo Diabetes_binary.</w:t>
+        <w:t xml:space="preserve">Figura 1. Distribución de la variable objetivo </w:t>
+      </w:r>
+      <w:proofErr w:type="spellStart"/>
+      <w:r>
+        <w:rPr>
+          <w:i/>
+          <w:iCs/>
+          <w:color w:val="5F5E5A"/>
+          <w:sz w:val="18"/>
+          <w:szCs w:val="18"/>
+        </w:rPr>
+        <w:t>Diabetes_binary</w:t>
+      </w:r>
+      <w:proofErr w:type="spellEnd"/>
+      <w:r>
+        <w:rPr>
+          <w:i/>
+          <w:iCs/>
+          <w:color w:val="5F5E5A"/>
+          <w:sz w:val="18"/>
+          <w:szCs w:val="18"/>
+        </w:rPr>
+        <w:t>.</w:t>
       </w:r>
     </w:p>
     <w:p>
@@ -377,16 +666,32 @@
         <w:spacing w:after="120"/>
       </w:pPr>
       <w:r>
-        <w:t xml:space="preserve">El 13.9% de los encuestados reporta prediabetes o diabetes. Este desbalance deberá considerarse al entrenar el modelo (semanas 4-5), por ejemplo con submuestreo, sobremuestreo (SMOTE) o ajustando el umbral de decisión, para evitar un modelo que simplemente prediga siempre "sin diabetes".</w:t>
-      </w:r>
-    </w:p>
-    <w:p>
-      <w:pPr>
-        <w:pStyle w:val="Heading2"/>
-        <w:spacing w:after="100" w:before="200"/>
-      </w:pPr>
-      <w:r>
-        <w:t xml:space="preserve">4.2 Riesgo por índice de masa corporal (IMC)</w:t>
+        <w:t xml:space="preserve">El 13.9% de los encuestados reporta prediabetes o diabetes. Este desbalance deberá considerarse al entrenar el modelo (semanas 4-5), por </w:t>
+      </w:r>
+      <w:proofErr w:type="gramStart"/>
+      <w:r>
+        <w:t>ejemplo</w:t>
+      </w:r>
+      <w:proofErr w:type="gramEnd"/>
+      <w:r>
+        <w:t xml:space="preserve"> con submuestreo, </w:t>
+      </w:r>
+      <w:proofErr w:type="spellStart"/>
+      <w:r>
+        <w:t>sobremuestreo</w:t>
+      </w:r>
+      <w:proofErr w:type="spellEnd"/>
+      <w:r>
+        <w:t xml:space="preserve"> (SMOTE) o ajustando el umbral de decisión, para evitar un modelo que simplemente prediga siempre "sin diabetes".</w:t>
+      </w:r>
+    </w:p>
+    <w:p>
+      <w:pPr>
+        <w:pStyle w:val="Ttulo2"/>
+        <w:spacing w:before="200" w:after="100"/>
+      </w:pPr>
+      <w:r>
+        <w:t>4.2 Riesgo por índice de masa corporal (IMC)</w:t>
       </w:r>
     </w:p>
     <w:p>
@@ -395,11 +700,15 @@
         <w:jc w:val="center"/>
       </w:pPr>
       <w:r>
+        <w:rPr>
+          <w:noProof/>
+        </w:rPr>
+        <w:lastRenderedPageBreak/>
         <w:drawing>
-          <wp:inline distT="0" distB="0" distL="0" distR="0">
-            <wp:extent cx="3048000" cy="2133600"/>
-            <wp:effectExtent t="0" r="0" b="0" l="0"/>
-            <wp:docPr id="1" name="" descr="" title=""/>
+          <wp:inline distT="0" distB="0" distL="0" distR="0" wp14:anchorId="78BB731D" wp14:editId="00C0F127">
+            <wp:extent cx="4248150" cy="2973705"/>
+            <wp:effectExtent l="0" t="0" r="0" b="0"/>
+            <wp:docPr id="162072854" name="Imagen 162072854"/>
             <wp:cNvGraphicFramePr>
               <a:graphicFrameLocks xmlns:a="http://schemas.openxmlformats.org/drawingml/2006/main" noChangeAspect="1"/>
             </wp:cNvGraphicFramePr>
@@ -407,13 +716,13 @@
               <a:graphicData uri="http://schemas.openxmlformats.org/drawingml/2006/picture">
                 <pic:pic xmlns:pic="http://schemas.openxmlformats.org/drawingml/2006/picture">
                   <pic:nvPicPr>
-                    <pic:cNvPr id="0" name="" descr=""/>
+                    <pic:cNvPr id="0" name=""/>
                     <pic:cNvPicPr>
                       <a:picLocks noChangeAspect="1" noChangeArrowheads="1"/>
                     </pic:cNvPicPr>
                   </pic:nvPicPr>
                   <pic:blipFill>
-                    <a:blip r:embed="rId8" cstate="none"/>
+                    <a:blip r:embed="rId6"/>
                     <a:srcRect/>
                     <a:stretch>
                       <a:fillRect/>
@@ -422,7 +731,7 @@
                   <pic:spPr bwMode="auto">
                     <a:xfrm>
                       <a:off x="0" y="0"/>
-                      <a:ext cx="3048000" cy="2133600"/>
+                      <a:ext cx="4248401" cy="2973881"/>
                     </a:xfrm>
                     <a:prstGeom prst="rect">
                       <a:avLst/>
@@ -448,7 +757,7 @@
           <w:sz w:val="18"/>
           <w:szCs w:val="18"/>
         </w:rPr>
-        <w:t xml:space="preserve">Figura 2. Porcentaje de encuestados con diabetes/prediabetes por rango de IMC.</w:t>
+        <w:t>Figura 2. Porcentaje de encuestados con diabetes/prediabetes por rango de IMC.</w:t>
       </w:r>
     </w:p>
     <w:p>
@@ -456,16 +765,16 @@
         <w:spacing w:after="120"/>
       </w:pPr>
       <w:r>
-        <w:t xml:space="preserve">La prevalencia de diabetes/prediabetes crece de forma consistente con el IMC, pasando de una minoría en personas con IMC normal a una proporción considerablemente mayor en rangos de obesidad (IMC ≥ 35). Esto confirma al IMC como una variable candidata fuerte para el modelo y para el formulario del tablero.</w:t>
-      </w:r>
-    </w:p>
-    <w:p>
-      <w:pPr>
-        <w:pStyle w:val="Heading2"/>
-        <w:spacing w:after="100" w:before="200"/>
-      </w:pPr>
-      <w:r>
-        <w:t xml:space="preserve">4.3 Riesgo por grupo de edad</w:t>
+        <w:t>La prevalencia de diabetes/prediabetes crece de forma consistente con el IMC, pasando de una minoría en personas con IMC normal a una proporción considerablemente mayor en rangos de obesidad (IMC ≥ 35). Esto confirma al IMC como una variable candidata fuerte para el modelo y para el formulario del tablero.</w:t>
+      </w:r>
+    </w:p>
+    <w:p>
+      <w:pPr>
+        <w:pStyle w:val="Ttulo2"/>
+        <w:spacing w:before="200" w:after="100"/>
+      </w:pPr>
+      <w:r>
+        <w:t>4.3 Riesgo por grupo de edad</w:t>
       </w:r>
     </w:p>
     <w:p>
@@ -474,11 +783,14 @@
         <w:jc w:val="center"/>
       </w:pPr>
       <w:r>
+        <w:rPr>
+          <w:noProof/>
+        </w:rPr>
         <w:drawing>
-          <wp:inline distT="0" distB="0" distL="0" distR="0">
-            <wp:extent cx="3619500" cy="2114550"/>
-            <wp:effectExtent t="0" r="0" b="0" l="0"/>
-            <wp:docPr id="1" name="" descr="" title=""/>
+          <wp:inline distT="0" distB="0" distL="0" distR="0" wp14:anchorId="7C085087" wp14:editId="027B3AED">
+            <wp:extent cx="4565135" cy="2667000"/>
+            <wp:effectExtent l="0" t="0" r="6985" b="0"/>
+            <wp:docPr id="1168046952" name="Imagen 1168046952"/>
             <wp:cNvGraphicFramePr>
               <a:graphicFrameLocks xmlns:a="http://schemas.openxmlformats.org/drawingml/2006/main" noChangeAspect="1"/>
             </wp:cNvGraphicFramePr>
@@ -486,13 +798,13 @@
               <a:graphicData uri="http://schemas.openxmlformats.org/drawingml/2006/picture">
                 <pic:pic xmlns:pic="http://schemas.openxmlformats.org/drawingml/2006/picture">
                   <pic:nvPicPr>
-                    <pic:cNvPr id="0" name="" descr=""/>
+                    <pic:cNvPr id="0" name=""/>
                     <pic:cNvPicPr>
                       <a:picLocks noChangeAspect="1" noChangeArrowheads="1"/>
                     </pic:cNvPicPr>
                   </pic:nvPicPr>
                   <pic:blipFill>
-                    <a:blip r:embed="rId9" cstate="none"/>
+                    <a:blip r:embed="rId7"/>
                     <a:srcRect/>
                     <a:stretch>
                       <a:fillRect/>
@@ -501,7 +813,7 @@
                   <pic:spPr bwMode="auto">
                     <a:xfrm>
                       <a:off x="0" y="0"/>
-                      <a:ext cx="3619500" cy="2114550"/>
+                      <a:ext cx="4572177" cy="2671114"/>
                     </a:xfrm>
                     <a:prstGeom prst="rect">
                       <a:avLst/>
@@ -527,7 +839,7 @@
           <w:sz w:val="18"/>
           <w:szCs w:val="18"/>
         </w:rPr>
-        <w:t xml:space="preserve">Figura 3. Porcentaje de encuestados con diabetes/prediabetes por grupo de edad (categorías BRFSS).</w:t>
+        <w:t>Figura 3. Porcentaje de encuestados con diabetes/prediabetes por grupo de edad (categorías BRFSS).</w:t>
       </w:r>
     </w:p>
     <w:p>
@@ -535,16 +847,16 @@
         <w:spacing w:after="120"/>
       </w:pPr>
       <w:r>
-        <w:t xml:space="preserve">La prevalencia aumenta de forma prácticamente monótona con la edad, desde valores muy bajos en el grupo de 18-24 años hasta cerca de una cuarta parte en los grupos de mayor edad, consistente con la evidencia clínica sobre diabetes tipo 2.</w:t>
-      </w:r>
-    </w:p>
-    <w:p>
-      <w:pPr>
-        <w:pStyle w:val="Heading2"/>
-        <w:spacing w:after="100" w:before="200"/>
-      </w:pPr>
-      <w:r>
-        <w:t xml:space="preserve">4.4 Correlación de variables con la variable objetivo</w:t>
+        <w:t>La prevalencia aumenta de forma prácticamente monótona con la edad, desde valores muy bajos en el grupo de 18-24 años hasta cerca de una cuarta parte en los grupos de mayor edad, consistente con la evidencia clínica sobre diabetes tipo 2.</w:t>
+      </w:r>
+    </w:p>
+    <w:p>
+      <w:pPr>
+        <w:pStyle w:val="Ttulo2"/>
+        <w:spacing w:before="200" w:after="100"/>
+      </w:pPr>
+      <w:r>
+        <w:t>4.4 Correlación de variables con la variable objetivo</w:t>
       </w:r>
     </w:p>
     <w:p>
@@ -553,11 +865,15 @@
         <w:jc w:val="center"/>
       </w:pPr>
       <w:r>
+        <w:rPr>
+          <w:noProof/>
+        </w:rPr>
+        <w:lastRenderedPageBreak/>
         <w:drawing>
-          <wp:inline distT="0" distB="0" distL="0" distR="0">
-            <wp:extent cx="3238500" cy="2695575"/>
-            <wp:effectExtent t="0" r="0" b="0" l="0"/>
-            <wp:docPr id="1" name="" descr="" title=""/>
+          <wp:inline distT="0" distB="0" distL="0" distR="0" wp14:anchorId="1C674BB4" wp14:editId="1C8F1688">
+            <wp:extent cx="4279855" cy="3562350"/>
+            <wp:effectExtent l="0" t="0" r="6985" b="0"/>
+            <wp:docPr id="162786803" name="Imagen 162786803"/>
             <wp:cNvGraphicFramePr>
               <a:graphicFrameLocks xmlns:a="http://schemas.openxmlformats.org/drawingml/2006/main" noChangeAspect="1"/>
             </wp:cNvGraphicFramePr>
@@ -565,13 +881,13 @@
               <a:graphicData uri="http://schemas.openxmlformats.org/drawingml/2006/picture">
                 <pic:pic xmlns:pic="http://schemas.openxmlformats.org/drawingml/2006/picture">
                   <pic:nvPicPr>
-                    <pic:cNvPr id="0" name="" descr=""/>
+                    <pic:cNvPr id="0" name=""/>
                     <pic:cNvPicPr>
                       <a:picLocks noChangeAspect="1" noChangeArrowheads="1"/>
                     </pic:cNvPicPr>
                   </pic:nvPicPr>
                   <pic:blipFill>
-                    <a:blip r:embed="rId10" cstate="none"/>
+                    <a:blip r:embed="rId8"/>
                     <a:srcRect/>
                     <a:stretch>
                       <a:fillRect/>
@@ -580,7 +896,7 @@
                   <pic:spPr bwMode="auto">
                     <a:xfrm>
                       <a:off x="0" y="0"/>
-                      <a:ext cx="3238500" cy="2695575"/>
+                      <a:ext cx="4289080" cy="3570029"/>
                     </a:xfrm>
                     <a:prstGeom prst="rect">
                       <a:avLst/>
@@ -606,7 +922,29 @@
           <w:sz w:val="18"/>
           <w:szCs w:val="18"/>
         </w:rPr>
-        <w:t xml:space="preserve">Figura 4. Correlación de Pearson de cada variable con Diabetes_binary.</w:t>
+        <w:t xml:space="preserve">Figura 4. Correlación de Pearson de cada variable con </w:t>
+      </w:r>
+      <w:proofErr w:type="spellStart"/>
+      <w:r>
+        <w:rPr>
+          <w:i/>
+          <w:iCs/>
+          <w:color w:val="5F5E5A"/>
+          <w:sz w:val="18"/>
+          <w:szCs w:val="18"/>
+        </w:rPr>
+        <w:t>Diabetes_binary</w:t>
+      </w:r>
+      <w:proofErr w:type="spellEnd"/>
+      <w:r>
+        <w:rPr>
+          <w:i/>
+          <w:iCs/>
+          <w:color w:val="5F5E5A"/>
+          <w:sz w:val="18"/>
+          <w:szCs w:val="18"/>
+        </w:rPr>
+        <w:t>.</w:t>
       </w:r>
     </w:p>
     <w:p>
@@ -614,7 +952,63 @@
         <w:spacing w:after="120"/>
       </w:pPr>
       <w:r>
-        <w:t xml:space="preserve">Las variables con mayor correlación positiva son la percepción de salud general (GenHlth), presión arterial alta (HighBP), dificultad para caminar (DiffWalk), IMC y colesterol alto (HighChol) — todas variables recolectables sin exámenes de laboratorio, lo que respalda la viabilidad de la pregunta de negocio. Ingresos (Income) y educación (Education) muestran correlación negativa, consistente con determinantes sociales de la salud documentados en la literatura.</w:t>
+        <w:t>Las variables con mayor correlación positiva son la percepción de salud general (</w:t>
+      </w:r>
+      <w:proofErr w:type="spellStart"/>
+      <w:r>
+        <w:t>GenHlth</w:t>
+      </w:r>
+      <w:proofErr w:type="spellEnd"/>
+      <w:r>
+        <w:t>), presión arterial alta (</w:t>
+      </w:r>
+      <w:proofErr w:type="spellStart"/>
+      <w:r>
+        <w:t>HighBP</w:t>
+      </w:r>
+      <w:proofErr w:type="spellEnd"/>
+      <w:r>
+        <w:t>), dificultad para caminar (</w:t>
+      </w:r>
+      <w:proofErr w:type="spellStart"/>
+      <w:r>
+        <w:t>DiffWalk</w:t>
+      </w:r>
+      <w:proofErr w:type="spellEnd"/>
+      <w:r>
+        <w:t>), IMC y colesterol alto (</w:t>
+      </w:r>
+      <w:proofErr w:type="spellStart"/>
+      <w:r>
+        <w:t>HighChol</w:t>
+      </w:r>
+      <w:proofErr w:type="spellEnd"/>
+      <w:r>
+        <w:t xml:space="preserve">) — todas variables </w:t>
+      </w:r>
+      <w:proofErr w:type="spellStart"/>
+      <w:r>
+        <w:t>recolectables</w:t>
+      </w:r>
+      <w:proofErr w:type="spellEnd"/>
+      <w:r>
+        <w:t xml:space="preserve"> sin exámenes de laboratorio, lo que respalda la viabilidad de la pregunta de negocio. Ingresos (</w:t>
+      </w:r>
+      <w:proofErr w:type="spellStart"/>
+      <w:r>
+        <w:t>Income</w:t>
+      </w:r>
+      <w:proofErr w:type="spellEnd"/>
+      <w:r>
+        <w:t>) y educación (</w:t>
+      </w:r>
+      <w:proofErr w:type="spellStart"/>
+      <w:r>
+        <w:t>Education</w:t>
+      </w:r>
+      <w:proofErr w:type="spellEnd"/>
+      <w:r>
+        <w:t>) muestran correlación negativa, consistente con determinantes sociales de la salud documentados en la literatura.</w:t>
       </w:r>
     </w:p>
     <w:p>
@@ -624,11 +1018,12 @@
     </w:p>
     <w:p>
       <w:pPr>
-        <w:pStyle w:val="Heading1"/>
-        <w:spacing w:after="120" w:before="240"/>
-      </w:pPr>
-      <w:r>
-        <w:t xml:space="preserve">5. Maqueta (mockup) del prototipo</w:t>
+        <w:pStyle w:val="Ttulo1"/>
+        <w:spacing w:before="240" w:after="120"/>
+      </w:pPr>
+      <w:r>
+        <w:lastRenderedPageBreak/>
+        <w:t>5. Maqueta (mockup) del prototipo</w:t>
       </w:r>
     </w:p>
     <w:p>
@@ -636,7 +1031,7 @@
         <w:spacing w:after="120"/>
       </w:pPr>
       <w:r>
-        <w:t xml:space="preserve">Se diseñó una maqueta de baja fidelidad del tablero, con dos secciones alineadas a la pregunta de negocio: un formulario de evaluación individual (que consumirá la API del modelo) y un panel descriptivo con estadísticas agregadas de la población, que le da contexto al usuario sobre los factores de riesgo.</w:t>
+        <w:t>Se diseñó una maqueta de baja fidelidad del tablero, con dos secciones alineadas a la pregunta de negocio: un formulario de evaluación individual (que consumirá la API del modelo) y un panel descriptivo con estadísticas agregadas de la población, que le da contexto al usuario sobre los factores de riesgo.</w:t>
       </w:r>
     </w:p>
     <w:p>
@@ -646,10 +1041,10 @@
       </w:pPr>
       <w:r>
         <w:drawing>
-          <wp:inline distT="0" distB="0" distL="0" distR="0">
-            <wp:extent cx="3810000" cy="2667000"/>
-            <wp:effectExtent t="0" r="0" b="0" l="0"/>
-            <wp:docPr id="1" name="" descr="" title=""/>
+          <wp:inline distT="0" distB="0" distL="0" distR="0" wp14:anchorId="5B8DC772" wp14:editId="69293827">
+            <wp:extent cx="5188217" cy="3638737"/>
+            <wp:effectExtent l="0" t="0" r="0" b="0"/>
+            <wp:docPr id="637387722" name="Imagen 1"/>
             <wp:cNvGraphicFramePr>
               <a:graphicFrameLocks xmlns:a="http://schemas.openxmlformats.org/drawingml/2006/main" noChangeAspect="1"/>
             </wp:cNvGraphicFramePr>
@@ -657,22 +1052,19 @@
               <a:graphicData uri="http://schemas.openxmlformats.org/drawingml/2006/picture">
                 <pic:pic xmlns:pic="http://schemas.openxmlformats.org/drawingml/2006/picture">
                   <pic:nvPicPr>
-                    <pic:cNvPr id="0" name="" descr=""/>
-                    <pic:cNvPicPr>
-                      <a:picLocks noChangeAspect="1" noChangeArrowheads="1"/>
-                    </pic:cNvPicPr>
+                    <pic:cNvPr id="637387722" name=""/>
+                    <pic:cNvPicPr/>
                   </pic:nvPicPr>
                   <pic:blipFill>
-                    <a:blip r:embed="rId11" cstate="none"/>
-                    <a:srcRect/>
+                    <a:blip r:embed="rId9"/>
                     <a:stretch>
                       <a:fillRect/>
                     </a:stretch>
                   </pic:blipFill>
-                  <pic:spPr bwMode="auto">
+                  <pic:spPr>
                     <a:xfrm>
                       <a:off x="0" y="0"/>
-                      <a:ext cx="3810000" cy="2667000"/>
+                      <a:ext cx="5188217" cy="3638737"/>
                     </a:xfrm>
                     <a:prstGeom prst="rect">
                       <a:avLst/>
@@ -698,21 +1090,43 @@
           <w:sz w:val="18"/>
           <w:szCs w:val="18"/>
         </w:rPr>
-        <w:t xml:space="preserve">Figura 5. Maqueta del tablero DiabetesRisk.</w:t>
-      </w:r>
-    </w:p>
-    <w:p>
-      <w:pPr>
-        <w:pStyle w:val="Heading2"/>
-        <w:spacing w:after="100" w:before="200"/>
-      </w:pPr>
-      <w:r>
-        <w:t xml:space="preserve">Relación con la pregunta de negocio</w:t>
-      </w:r>
-    </w:p>
-    <w:p>
-      <w:pPr>
-        <w:pStyle w:val="ListParagraph"/>
+        <w:t xml:space="preserve">Figura 5. Maqueta del tablero </w:t>
+      </w:r>
+      <w:proofErr w:type="spellStart"/>
+      <w:r>
+        <w:rPr>
+          <w:i/>
+          <w:iCs/>
+          <w:color w:val="5F5E5A"/>
+          <w:sz w:val="18"/>
+          <w:szCs w:val="18"/>
+        </w:rPr>
+        <w:t>DiabetesRisk</w:t>
+      </w:r>
+      <w:proofErr w:type="spellEnd"/>
+      <w:r>
+        <w:rPr>
+          <w:i/>
+          <w:iCs/>
+          <w:color w:val="5F5E5A"/>
+          <w:sz w:val="18"/>
+          <w:szCs w:val="18"/>
+        </w:rPr>
+        <w:t>.</w:t>
+      </w:r>
+    </w:p>
+    <w:p>
+      <w:pPr>
+        <w:pStyle w:val="Ttulo2"/>
+        <w:spacing w:before="200" w:after="100"/>
+      </w:pPr>
+      <w:r>
+        <w:t>Relación con la pregunta de negocio</w:t>
+      </w:r>
+    </w:p>
+    <w:p>
+      <w:pPr>
+        <w:pStyle w:val="Prrafodelista"/>
         <w:numPr>
           <w:ilvl w:val="0"/>
           <w:numId w:val="1"/>
@@ -720,12 +1134,12 @@
         <w:spacing w:after="60"/>
       </w:pPr>
       <w:r>
-        <w:t xml:space="preserve">Panel izquierdo (formulario + resultado): el usuario ingresa variables fáciles de reportar (edad, IMC, presión, colesterol, salud general, actividad física); al enviarlas, el tablero llama a la API que sirve el modelo y muestra la probabilidad de riesgo — esta es la respuesta directa a la pregunta de negocio.</w:t>
-      </w:r>
-    </w:p>
-    <w:p>
-      <w:pPr>
-        <w:pStyle w:val="ListParagraph"/>
+        <w:t>Panel izquierdo (formulario + resultado): el usuario ingresa variables fáciles de reportar (edad, IMC, presión, colesterol, salud general, actividad física); al enviarlas, el tablero llama a la API que sirve el modelo y muestra la probabilidad de riesgo — esta es la respuesta directa a la pregunta de negocio.</w:t>
+      </w:r>
+    </w:p>
+    <w:p>
+      <w:pPr>
+        <w:pStyle w:val="Prrafodelista"/>
         <w:numPr>
           <w:ilvl w:val="0"/>
           <w:numId w:val="1"/>
@@ -733,12 +1147,12 @@
         <w:spacing w:after="60"/>
       </w:pPr>
       <w:r>
-        <w:t xml:space="preserve">Panel derecho (estadísticas descriptivas): métricas agregadas (registros analizados, prevalencia general, precisión del modelo) y gráficas de prevalencia por IMC y por edad, que le dan al usuario contexto poblacional para interpretar su resultado individual.</w:t>
-      </w:r>
-    </w:p>
-    <w:p>
-      <w:pPr>
-        <w:pStyle w:val="ListParagraph"/>
+        <w:t>Panel derecho (estadísticas descriptivas): métricas agregadas (registros analizados, prevalencia general, precisión del modelo) y gráficas de prevalencia por IMC y por edad, que le dan al usuario contexto poblacional para interpretar su resultado individual.</w:t>
+      </w:r>
+    </w:p>
+    <w:p>
+      <w:pPr>
+        <w:pStyle w:val="Prrafodelista"/>
         <w:numPr>
           <w:ilvl w:val="0"/>
           <w:numId w:val="1"/>
@@ -746,16 +1160,16 @@
         <w:spacing w:after="60"/>
       </w:pPr>
       <w:r>
-        <w:t xml:space="preserve">Próxima iteración (semana 3): ajustar la maqueta según lo que se encuentre en la exploración de datos completa y en la definición final de variables del modelo.</w:t>
-      </w:r>
-    </w:p>
-    <w:p>
-      <w:pPr>
-        <w:pStyle w:val="Heading1"/>
-        <w:spacing w:after="120" w:before="240"/>
-      </w:pPr>
-      <w:r>
-        <w:t xml:space="preserve">6. Repositorios de código y de datos</w:t>
+        <w:t>Próxima iteración (semana 3): ajustar la maqueta según lo que se encuentre en la exploración de datos completa y en la definición final de variables del modelo.</w:t>
+      </w:r>
+    </w:p>
+    <w:p>
+      <w:pPr>
+        <w:pStyle w:val="Ttulo1"/>
+        <w:spacing w:before="240" w:after="120"/>
+      </w:pPr>
+      <w:r>
+        <w:t>6. Repositorios de código y de datos</w:t>
       </w:r>
     </w:p>
     <w:p>
@@ -763,34 +1177,64 @@
         <w:spacing w:after="120"/>
       </w:pPr>
       <w:r>
-        <w:t xml:space="preserve">Se estableció un repositorio en GitHub para el código del proyecto (EDA, entrenamiento de modelos, API y tablero) y un repositorio DVC para el versionamiento de los datos, con almacenamiento remoto en un bucket S3 de AWS, aprovechando la experiencia del equipo en arquitectura cloud.</w:t>
-      </w:r>
-    </w:p>
-    <w:p>
-      <w:pPr>
-        <w:pStyle w:val="Heading2"/>
-        <w:spacing w:after="100" w:before="200"/>
-      </w:pPr>
-      <w:r>
-        <w:t xml:space="preserve">6.1 Estructura del repositorio</w:t>
+        <w:t xml:space="preserve">Se estableció un repositorio en GitHub para el código del proyecto (EDA, entrenamiento de modelos, API y tablero) y un repositorio DVC para el </w:t>
+      </w:r>
+      <w:proofErr w:type="spellStart"/>
+      <w:r>
+        <w:t>versionamiento</w:t>
+      </w:r>
+      <w:proofErr w:type="spellEnd"/>
+      <w:r>
+        <w:t xml:space="preserve"> de los datos, con almacenamiento remoto en un </w:t>
+      </w:r>
+      <w:proofErr w:type="spellStart"/>
+      <w:r>
+        <w:t>bucket</w:t>
+      </w:r>
+      <w:proofErr w:type="spellEnd"/>
+      <w:r>
+        <w:t xml:space="preserve"> S3 de AWS, aprovechando la experiencia del equipo en arquitectura </w:t>
+      </w:r>
+      <w:proofErr w:type="spellStart"/>
+      <w:r>
+        <w:t>cloud</w:t>
+      </w:r>
+      <w:proofErr w:type="spellEnd"/>
+      <w:r>
+        <w:t>.</w:t>
+      </w:r>
+    </w:p>
+    <w:p>
+      <w:pPr>
+        <w:pStyle w:val="Ttulo2"/>
+        <w:spacing w:before="200" w:after="100"/>
+      </w:pPr>
+      <w:r>
+        <w:t>6.1 Estructura del repositorio</w:t>
       </w:r>
     </w:p>
     <w:p>
       <w:pPr>
         <w:spacing w:after="120"/>
       </w:pPr>
-      <w:r>
-        <w:rPr>
-          <w:rFonts w:ascii="Consolas" w:cs="Consolas" w:eastAsia="Consolas" w:hAnsi="Consolas"/>
-          <w:sz w:val="20"/>
-          <w:szCs w:val="20"/>
-        </w:rPr>
-        <w:t xml:space="preserve">micro-proyecto-diabetes-risk/</w:t>
-      </w:r>
-    </w:p>
-    <w:p>
-      <w:pPr>
-        <w:pStyle w:val="ListParagraph"/>
+      <w:proofErr w:type="spellStart"/>
+      <w:r>
+        <w:rPr>
+          <w:rFonts w:ascii="Consolas" w:eastAsia="Consolas" w:hAnsi="Consolas" w:cs="Consolas"/>
+        </w:rPr>
+        <w:t>micro-proyecto-diabetes-risk</w:t>
+      </w:r>
+      <w:proofErr w:type="spellEnd"/>
+      <w:r>
+        <w:rPr>
+          <w:rFonts w:ascii="Consolas" w:eastAsia="Consolas" w:hAnsi="Consolas" w:cs="Consolas"/>
+        </w:rPr>
+        <w:t>/</w:t>
+      </w:r>
+    </w:p>
+    <w:p>
+      <w:pPr>
+        <w:pStyle w:val="Prrafodelista"/>
         <w:numPr>
           <w:ilvl w:val="0"/>
           <w:numId w:val="1"/>
@@ -798,12 +1242,44 @@
         <w:spacing w:after="60"/>
       </w:pPr>
       <w:r>
-        <w:t xml:space="preserve">data/  — datasets versionados con DVC (no se versiona el .csv directamente en Git)</w:t>
-      </w:r>
-    </w:p>
-    <w:p>
-      <w:pPr>
-        <w:pStyle w:val="ListParagraph"/>
+        <w:t>data</w:t>
+      </w:r>
+      <w:proofErr w:type="gramStart"/>
+      <w:r>
+        <w:t>/  —</w:t>
+      </w:r>
+      <w:proofErr w:type="gramEnd"/>
+      <w:r>
+        <w:t xml:space="preserve"> </w:t>
+      </w:r>
+      <w:proofErr w:type="spellStart"/>
+      <w:r>
+        <w:t>datasets</w:t>
+      </w:r>
+      <w:proofErr w:type="spellEnd"/>
+      <w:r>
+        <w:t xml:space="preserve"> versionados con DVC (no se versiona </w:t>
+      </w:r>
+      <w:proofErr w:type="spellStart"/>
+      <w:r>
+        <w:t>el</w:t>
+      </w:r>
+      <w:proofErr w:type="spellEnd"/>
+      <w:r>
+        <w:t xml:space="preserve"> .</w:t>
+      </w:r>
+      <w:proofErr w:type="spellStart"/>
+      <w:r>
+        <w:t>csv</w:t>
+      </w:r>
+      <w:proofErr w:type="spellEnd"/>
+      <w:r>
+        <w:t xml:space="preserve"> directamente en Git)</w:t>
+      </w:r>
+    </w:p>
+    <w:p>
+      <w:pPr>
+        <w:pStyle w:val="Prrafodelista"/>
         <w:numPr>
           <w:ilvl w:val="0"/>
           <w:numId w:val="1"/>
@@ -811,25 +1287,43 @@
         <w:spacing w:after="60"/>
       </w:pPr>
       <w:r>
-        <w:t xml:space="preserve">notebooks/  — exploración de datos (EDA)</w:t>
-      </w:r>
-    </w:p>
-    <w:p>
-      <w:pPr>
-        <w:pStyle w:val="ListParagraph"/>
+        <w:t>notebooks</w:t>
+      </w:r>
+      <w:proofErr w:type="gramStart"/>
+      <w:r>
+        <w:t>/  —</w:t>
+      </w:r>
+      <w:proofErr w:type="gramEnd"/>
+      <w:r>
+        <w:t xml:space="preserve"> exploración de datos (EDA)</w:t>
+      </w:r>
+    </w:p>
+    <w:p>
+      <w:pPr>
+        <w:pStyle w:val="Prrafodelista"/>
         <w:numPr>
           <w:ilvl w:val="0"/>
           <w:numId w:val="1"/>
         </w:numPr>
         <w:spacing w:after="60"/>
       </w:pPr>
-      <w:r>
-        <w:t xml:space="preserve">src/  — código de procesamiento, entrenamiento y empaquetado del modelo</w:t>
-      </w:r>
-    </w:p>
-    <w:p>
-      <w:pPr>
-        <w:pStyle w:val="ListParagraph"/>
+      <w:proofErr w:type="spellStart"/>
+      <w:r>
+        <w:t>src</w:t>
+      </w:r>
+      <w:proofErr w:type="spellEnd"/>
+      <w:proofErr w:type="gramStart"/>
+      <w:r>
+        <w:t>/  —</w:t>
+      </w:r>
+      <w:proofErr w:type="gramEnd"/>
+      <w:r>
+        <w:t xml:space="preserve"> código de procesamiento, entrenamiento y empaquetado del modelo</w:t>
+      </w:r>
+    </w:p>
+    <w:p>
+      <w:pPr>
+        <w:pStyle w:val="Prrafodelista"/>
         <w:numPr>
           <w:ilvl w:val="0"/>
           <w:numId w:val="1"/>
@@ -837,55 +1331,146 @@
         <w:spacing w:after="60"/>
       </w:pPr>
       <w:r>
-        <w:t xml:space="preserve">api/  — servicio de inferencia (FastAPI)</w:t>
-      </w:r>
-    </w:p>
-    <w:p>
-      <w:pPr>
-        <w:pStyle w:val="ListParagraph"/>
+        <w:t>api</w:t>
+      </w:r>
+      <w:proofErr w:type="gramStart"/>
+      <w:r>
+        <w:t>/  —</w:t>
+      </w:r>
+      <w:proofErr w:type="gramEnd"/>
+      <w:r>
+        <w:t xml:space="preserve"> servicio de inferencia (</w:t>
+      </w:r>
+      <w:proofErr w:type="spellStart"/>
+      <w:r>
+        <w:t>FastAPI</w:t>
+      </w:r>
+      <w:proofErr w:type="spellEnd"/>
+      <w:r>
+        <w:t>)</w:t>
+      </w:r>
+    </w:p>
+    <w:p>
+      <w:pPr>
+        <w:pStyle w:val="Prrafodelista"/>
         <w:numPr>
           <w:ilvl w:val="0"/>
           <w:numId w:val="1"/>
         </w:numPr>
         <w:spacing w:after="60"/>
       </w:pPr>
-      <w:r>
-        <w:t xml:space="preserve">dashboard/  — tablero (Streamlit/Dash)</w:t>
-      </w:r>
-    </w:p>
-    <w:p>
-      <w:pPr>
-        <w:pStyle w:val="ListParagraph"/>
+      <w:proofErr w:type="spellStart"/>
+      <w:r>
+        <w:t>dashboard</w:t>
+      </w:r>
+      <w:proofErr w:type="spellEnd"/>
+      <w:proofErr w:type="gramStart"/>
+      <w:r>
+        <w:t>/  —</w:t>
+      </w:r>
+      <w:proofErr w:type="gramEnd"/>
+      <w:r>
+        <w:t xml:space="preserve"> tablero (</w:t>
+      </w:r>
+      <w:proofErr w:type="spellStart"/>
+      <w:r>
+        <w:t>Streamlit</w:t>
+      </w:r>
+      <w:proofErr w:type="spellEnd"/>
+      <w:r>
+        <w:t>/Dash)</w:t>
+      </w:r>
+    </w:p>
+    <w:p>
+      <w:pPr>
+        <w:pStyle w:val="Prrafodelista"/>
         <w:numPr>
           <w:ilvl w:val="0"/>
           <w:numId w:val="1"/>
         </w:numPr>
         <w:spacing w:after="60"/>
       </w:pPr>
-      <w:r>
-        <w:t xml:space="preserve">docker/  — Dockerfiles y docker-compose.yml</w:t>
-      </w:r>
-    </w:p>
-    <w:p>
-      <w:pPr>
-        <w:pStyle w:val="ListParagraph"/>
+      <w:proofErr w:type="spellStart"/>
+      <w:r>
+        <w:lastRenderedPageBreak/>
+        <w:t>docker</w:t>
+      </w:r>
+      <w:proofErr w:type="spellEnd"/>
+      <w:proofErr w:type="gramStart"/>
+      <w:r>
+        <w:t>/  —</w:t>
+      </w:r>
+      <w:proofErr w:type="gramEnd"/>
+      <w:r>
+        <w:t xml:space="preserve"> </w:t>
+      </w:r>
+      <w:proofErr w:type="spellStart"/>
+      <w:r>
+        <w:t>Dockerfiles</w:t>
+      </w:r>
+      <w:proofErr w:type="spellEnd"/>
+      <w:r>
+        <w:t xml:space="preserve"> y </w:t>
+      </w:r>
+      <w:proofErr w:type="spellStart"/>
+      <w:r>
+        <w:t>docker-compose.yml</w:t>
+      </w:r>
+      <w:proofErr w:type="spellEnd"/>
+    </w:p>
+    <w:p>
+      <w:pPr>
+        <w:pStyle w:val="Prrafodelista"/>
         <w:numPr>
           <w:ilvl w:val="0"/>
           <w:numId w:val="1"/>
         </w:numPr>
         <w:spacing w:after="60"/>
       </w:pPr>
-      <w:r>
-        <w:t xml:space="preserve">.dvc/, .dvcignore, dvc.yaml  — configuración de DVC</w:t>
-      </w:r>
-    </w:p>
-    <w:p>
-      <w:pPr>
-        <w:pStyle w:val="Heading2"/>
-        <w:spacing w:after="100" w:before="200"/>
-      </w:pPr>
-      <w:r>
-        <w:t xml:space="preserve">6.2 Configuración realizada (Git + DVC + AWS S3)</w:t>
+      <w:proofErr w:type="gramStart"/>
+      <w:r>
+        <w:t>.</w:t>
+      </w:r>
+      <w:proofErr w:type="spellStart"/>
+      <w:r>
+        <w:t>dvc</w:t>
+      </w:r>
+      <w:proofErr w:type="spellEnd"/>
+      <w:proofErr w:type="gramEnd"/>
+      <w:r>
+        <w:t>/</w:t>
+      </w:r>
+      <w:proofErr w:type="gramStart"/>
+      <w:r>
+        <w:t>, .</w:t>
+      </w:r>
+      <w:proofErr w:type="spellStart"/>
+      <w:r>
+        <w:t>dvcignore</w:t>
+      </w:r>
+      <w:proofErr w:type="spellEnd"/>
+      <w:proofErr w:type="gramEnd"/>
+      <w:r>
+        <w:t xml:space="preserve">, </w:t>
+      </w:r>
+      <w:proofErr w:type="spellStart"/>
+      <w:proofErr w:type="gramStart"/>
+      <w:r>
+        <w:t>dvc.yaml</w:t>
+      </w:r>
+      <w:proofErr w:type="spellEnd"/>
+      <w:proofErr w:type="gramEnd"/>
+      <w:r>
+        <w:t xml:space="preserve">  — configuración de DVC</w:t>
+      </w:r>
+    </w:p>
+    <w:p>
+      <w:pPr>
+        <w:pStyle w:val="Ttulo2"/>
+        <w:spacing w:before="200" w:after="100"/>
+      </w:pPr>
+      <w:r>
+        <w:t>6.2 Configuración realizada (Git + DVC + AWS S3)</w:t>
       </w:r>
     </w:p>
     <w:p>
@@ -893,125 +1478,316 @@
         <w:spacing w:after="120"/>
       </w:pPr>
       <w:r>
-        <w:t xml:space="preserve">Se creó el repositorio GitHub del equipo (privado, con colaboradores del equipo de tutores agregados), se inicializó DVC dentro del proyecto y se conectó como remoto un bucket S3 de AWS (diabetesrisk-dvcstore), creado y administrado por Jared Foster Orduz (arquitecto cloud del equipo). Los comandos ejecutados fueron:</w:t>
+        <w:t xml:space="preserve">Se creó el repositorio GitHub del equipo (privado, con colaboradores del equipo de tutores agregados), se inicializó DVC dentro del proyecto y se conectó como remoto un </w:t>
+      </w:r>
+      <w:proofErr w:type="spellStart"/>
+      <w:r>
+        <w:t>bucket</w:t>
+      </w:r>
+      <w:proofErr w:type="spellEnd"/>
+      <w:r>
+        <w:t xml:space="preserve"> S3 de AWS (</w:t>
+      </w:r>
+      <w:proofErr w:type="spellStart"/>
+      <w:r>
+        <w:t>diabetesrisk-dvcstore</w:t>
+      </w:r>
+      <w:proofErr w:type="spellEnd"/>
+      <w:r>
+        <w:t>)</w:t>
+      </w:r>
+      <w:r>
+        <w:t>,</w:t>
+      </w:r>
+      <w:r>
+        <w:t xml:space="preserve"> Los comandos ejecutados fueron:</w:t>
       </w:r>
     </w:p>
     <w:p>
       <w:pPr>
         <w:spacing w:after="20"/>
       </w:pPr>
-      <w:r>
-        <w:rPr>
-          <w:rFonts w:ascii="Consolas" w:cs="Consolas" w:eastAsia="Consolas" w:hAnsi="Consolas"/>
-          <w:sz w:val="20"/>
-          <w:szCs w:val="20"/>
-        </w:rPr>
-        <w:t xml:space="preserve">aws configure    # credenciales AWS del equipo</w:t>
+      <w:proofErr w:type="spellStart"/>
+      <w:r>
+        <w:rPr>
+          <w:rFonts w:ascii="Consolas" w:eastAsia="Consolas" w:hAnsi="Consolas" w:cs="Consolas"/>
+        </w:rPr>
+        <w:t>aws</w:t>
+      </w:r>
+      <w:proofErr w:type="spellEnd"/>
+      <w:r>
+        <w:rPr>
+          <w:rFonts w:ascii="Consolas" w:eastAsia="Consolas" w:hAnsi="Consolas" w:cs="Consolas"/>
+        </w:rPr>
+        <w:t xml:space="preserve"> configure    # credenciales AWS del equipo</w:t>
       </w:r>
     </w:p>
     <w:p>
       <w:pPr>
         <w:spacing w:after="20"/>
       </w:pPr>
-      <w:r>
-        <w:rPr>
-          <w:rFonts w:ascii="Consolas" w:cs="Consolas" w:eastAsia="Consolas" w:hAnsi="Consolas"/>
-          <w:sz w:val="20"/>
-          <w:szCs w:val="20"/>
-        </w:rPr>
-        <w:t xml:space="preserve">dvc init</w:t>
-      </w:r>
+      <w:proofErr w:type="spellStart"/>
+      <w:r>
+        <w:rPr>
+          <w:rFonts w:ascii="Consolas" w:eastAsia="Consolas" w:hAnsi="Consolas" w:cs="Consolas"/>
+        </w:rPr>
+        <w:t>dvc</w:t>
+      </w:r>
+      <w:proofErr w:type="spellEnd"/>
+      <w:r>
+        <w:rPr>
+          <w:rFonts w:ascii="Consolas" w:eastAsia="Consolas" w:hAnsi="Consolas" w:cs="Consolas"/>
+        </w:rPr>
+        <w:t xml:space="preserve"> </w:t>
+      </w:r>
+      <w:proofErr w:type="spellStart"/>
+      <w:r>
+        <w:rPr>
+          <w:rFonts w:ascii="Consolas" w:eastAsia="Consolas" w:hAnsi="Consolas" w:cs="Consolas"/>
+        </w:rPr>
+        <w:t>init</w:t>
+      </w:r>
+      <w:proofErr w:type="spellEnd"/>
     </w:p>
     <w:p>
       <w:pPr>
         <w:spacing w:after="20"/>
-      </w:pPr>
-      <w:r>
-        <w:rPr>
-          <w:rFonts w:ascii="Consolas" w:cs="Consolas" w:eastAsia="Consolas" w:hAnsi="Consolas"/>
-          <w:sz w:val="20"/>
-          <w:szCs w:val="20"/>
-        </w:rPr>
-        <w:t xml:space="preserve">dvc remote add -d aws-remote s3://diabetesrisk-dvcstore</w:t>
+        <w:rPr>
+          <w:lang w:val="en-US"/>
+        </w:rPr>
+      </w:pPr>
+      <w:proofErr w:type="spellStart"/>
+      <w:r>
+        <w:rPr>
+          <w:rFonts w:ascii="Consolas" w:eastAsia="Consolas" w:hAnsi="Consolas" w:cs="Consolas"/>
+          <w:lang w:val="en-US"/>
+        </w:rPr>
+        <w:t>dvc</w:t>
+      </w:r>
+      <w:proofErr w:type="spellEnd"/>
+      <w:r>
+        <w:rPr>
+          <w:rFonts w:ascii="Consolas" w:eastAsia="Consolas" w:hAnsi="Consolas" w:cs="Consolas"/>
+          <w:lang w:val="en-US"/>
+        </w:rPr>
+        <w:t xml:space="preserve"> remote add -d </w:t>
+      </w:r>
+      <w:proofErr w:type="spellStart"/>
+      <w:r>
+        <w:rPr>
+          <w:rFonts w:ascii="Consolas" w:eastAsia="Consolas" w:hAnsi="Consolas" w:cs="Consolas"/>
+          <w:lang w:val="en-US"/>
+        </w:rPr>
+        <w:t>aws</w:t>
+      </w:r>
+      <w:proofErr w:type="spellEnd"/>
+      <w:r>
+        <w:rPr>
+          <w:rFonts w:ascii="Consolas" w:eastAsia="Consolas" w:hAnsi="Consolas" w:cs="Consolas"/>
+          <w:lang w:val="en-US"/>
+        </w:rPr>
+        <w:t>-remote s3://diabetesrisk-dvcstore</w:t>
       </w:r>
     </w:p>
     <w:p>
       <w:pPr>
         <w:spacing w:after="20"/>
-      </w:pPr>
-      <w:r>
-        <w:rPr>
-          <w:rFonts w:ascii="Consolas" w:cs="Consolas" w:eastAsia="Consolas" w:hAnsi="Consolas"/>
-          <w:sz w:val="20"/>
-          <w:szCs w:val="20"/>
-        </w:rPr>
-        <w:t xml:space="preserve">dvc add data/diabetes_binary_health_indicators_BRFSS2015.csv</w:t>
+        <w:rPr>
+          <w:lang w:val="en-US"/>
+        </w:rPr>
+      </w:pPr>
+      <w:proofErr w:type="spellStart"/>
+      <w:r>
+        <w:rPr>
+          <w:rFonts w:ascii="Consolas" w:eastAsia="Consolas" w:hAnsi="Consolas" w:cs="Consolas"/>
+          <w:lang w:val="en-US"/>
+        </w:rPr>
+        <w:t>dvc</w:t>
+      </w:r>
+      <w:proofErr w:type="spellEnd"/>
+      <w:r>
+        <w:rPr>
+          <w:rFonts w:ascii="Consolas" w:eastAsia="Consolas" w:hAnsi="Consolas" w:cs="Consolas"/>
+          <w:lang w:val="en-US"/>
+        </w:rPr>
+        <w:t xml:space="preserve"> add data/diabetes_binary_health_indicators_BRFSS2015.csv</w:t>
       </w:r>
     </w:p>
     <w:p>
       <w:pPr>
         <w:spacing w:after="20"/>
-      </w:pPr>
-      <w:r>
-        <w:rPr>
-          <w:rFonts w:ascii="Consolas" w:cs="Consolas" w:eastAsia="Consolas" w:hAnsi="Consolas"/>
-          <w:sz w:val="20"/>
-          <w:szCs w:val="20"/>
-        </w:rPr>
-        <w:t xml:space="preserve">git add data/*.dvc .dvc/config .gitignore</w:t>
-      </w:r>
+        <w:rPr>
+          <w:lang w:val="en-US"/>
+        </w:rPr>
+      </w:pPr>
+      <w:r>
+        <w:rPr>
+          <w:rFonts w:ascii="Consolas" w:eastAsia="Consolas" w:hAnsi="Consolas" w:cs="Consolas"/>
+          <w:lang w:val="en-US"/>
+        </w:rPr>
+        <w:t xml:space="preserve">git add </w:t>
+      </w:r>
+      <w:proofErr w:type="gramStart"/>
+      <w:r>
+        <w:rPr>
+          <w:rFonts w:ascii="Consolas" w:eastAsia="Consolas" w:hAnsi="Consolas" w:cs="Consolas"/>
+          <w:lang w:val="en-US"/>
+        </w:rPr>
+        <w:t>data/*.</w:t>
+      </w:r>
+      <w:proofErr w:type="spellStart"/>
+      <w:r>
+        <w:rPr>
+          <w:rFonts w:ascii="Consolas" w:eastAsia="Consolas" w:hAnsi="Consolas" w:cs="Consolas"/>
+          <w:lang w:val="en-US"/>
+        </w:rPr>
+        <w:t>dvc</w:t>
+      </w:r>
+      <w:proofErr w:type="spellEnd"/>
+      <w:r>
+        <w:rPr>
+          <w:rFonts w:ascii="Consolas" w:eastAsia="Consolas" w:hAnsi="Consolas" w:cs="Consolas"/>
+          <w:lang w:val="en-US"/>
+        </w:rPr>
+        <w:t xml:space="preserve"> .</w:t>
+      </w:r>
+      <w:proofErr w:type="spellStart"/>
+      <w:r>
+        <w:rPr>
+          <w:rFonts w:ascii="Consolas" w:eastAsia="Consolas" w:hAnsi="Consolas" w:cs="Consolas"/>
+          <w:lang w:val="en-US"/>
+        </w:rPr>
+        <w:t>dvc</w:t>
+      </w:r>
+      <w:proofErr w:type="spellEnd"/>
+      <w:proofErr w:type="gramEnd"/>
+      <w:r>
+        <w:rPr>
+          <w:rFonts w:ascii="Consolas" w:eastAsia="Consolas" w:hAnsi="Consolas" w:cs="Consolas"/>
+          <w:lang w:val="en-US"/>
+        </w:rPr>
+        <w:t>/</w:t>
+      </w:r>
+      <w:proofErr w:type="gramStart"/>
+      <w:r>
+        <w:rPr>
+          <w:rFonts w:ascii="Consolas" w:eastAsia="Consolas" w:hAnsi="Consolas" w:cs="Consolas"/>
+          <w:lang w:val="en-US"/>
+        </w:rPr>
+        <w:t>config .</w:t>
+      </w:r>
+      <w:proofErr w:type="spellStart"/>
+      <w:r>
+        <w:rPr>
+          <w:rFonts w:ascii="Consolas" w:eastAsia="Consolas" w:hAnsi="Consolas" w:cs="Consolas"/>
+          <w:lang w:val="en-US"/>
+        </w:rPr>
+        <w:t>gitignore</w:t>
+      </w:r>
+      <w:proofErr w:type="spellEnd"/>
+      <w:proofErr w:type="gramEnd"/>
     </w:p>
     <w:p>
       <w:pPr>
         <w:spacing w:after="20"/>
       </w:pPr>
-      <w:r>
-        <w:rPr>
-          <w:rFonts w:ascii="Consolas" w:cs="Consolas" w:eastAsia="Consolas" w:hAnsi="Consolas"/>
-          <w:sz w:val="20"/>
-          <w:szCs w:val="20"/>
-        </w:rPr>
-        <w:t xml:space="preserve">git commit -m "Inicializar DVC y versionar dataset"</w:t>
+      <w:proofErr w:type="spellStart"/>
+      <w:r>
+        <w:rPr>
+          <w:rFonts w:ascii="Consolas" w:eastAsia="Consolas" w:hAnsi="Consolas" w:cs="Consolas"/>
+        </w:rPr>
+        <w:t>git</w:t>
+      </w:r>
+      <w:proofErr w:type="spellEnd"/>
+      <w:r>
+        <w:rPr>
+          <w:rFonts w:ascii="Consolas" w:eastAsia="Consolas" w:hAnsi="Consolas" w:cs="Consolas"/>
+        </w:rPr>
+        <w:t xml:space="preserve"> </w:t>
+      </w:r>
+      <w:proofErr w:type="spellStart"/>
+      <w:r>
+        <w:rPr>
+          <w:rFonts w:ascii="Consolas" w:eastAsia="Consolas" w:hAnsi="Consolas" w:cs="Consolas"/>
+        </w:rPr>
+        <w:t>commit</w:t>
+      </w:r>
+      <w:proofErr w:type="spellEnd"/>
+      <w:r>
+        <w:rPr>
+          <w:rFonts w:ascii="Consolas" w:eastAsia="Consolas" w:hAnsi="Consolas" w:cs="Consolas"/>
+        </w:rPr>
+        <w:t xml:space="preserve"> -m "Inicializar DVC y versionar </w:t>
+      </w:r>
+      <w:proofErr w:type="spellStart"/>
+      <w:r>
+        <w:rPr>
+          <w:rFonts w:ascii="Consolas" w:eastAsia="Consolas" w:hAnsi="Consolas" w:cs="Consolas"/>
+        </w:rPr>
+        <w:t>dataset</w:t>
+      </w:r>
+      <w:proofErr w:type="spellEnd"/>
+      <w:r>
+        <w:rPr>
+          <w:rFonts w:ascii="Consolas" w:eastAsia="Consolas" w:hAnsi="Consolas" w:cs="Consolas"/>
+        </w:rPr>
+        <w:t>"</w:t>
       </w:r>
     </w:p>
     <w:p>
       <w:pPr>
         <w:spacing w:after="20"/>
-      </w:pPr>
-      <w:r>
-        <w:rPr>
-          <w:rFonts w:ascii="Consolas" w:cs="Consolas" w:eastAsia="Consolas" w:hAnsi="Consolas"/>
-          <w:sz w:val="20"/>
-          <w:szCs w:val="20"/>
-        </w:rPr>
-        <w:t xml:space="preserve">git push origin main</w:t>
+        <w:rPr>
+          <w:lang w:val="en-US"/>
+        </w:rPr>
+      </w:pPr>
+      <w:r>
+        <w:rPr>
+          <w:rFonts w:ascii="Consolas" w:eastAsia="Consolas" w:hAnsi="Consolas" w:cs="Consolas"/>
+          <w:lang w:val="en-US"/>
+        </w:rPr>
+        <w:t>git push origin main</w:t>
       </w:r>
     </w:p>
     <w:p>
       <w:pPr>
         <w:spacing w:after="20"/>
-      </w:pPr>
-      <w:r>
-        <w:rPr>
-          <w:rFonts w:ascii="Consolas" w:cs="Consolas" w:eastAsia="Consolas" w:hAnsi="Consolas"/>
-          <w:sz w:val="20"/>
-          <w:szCs w:val="20"/>
-        </w:rPr>
-        <w:t xml:space="preserve">dvc push</w:t>
+        <w:rPr>
+          <w:lang w:val="en-US"/>
+        </w:rPr>
+      </w:pPr>
+      <w:proofErr w:type="spellStart"/>
+      <w:r>
+        <w:rPr>
+          <w:rFonts w:ascii="Consolas" w:eastAsia="Consolas" w:hAnsi="Consolas" w:cs="Consolas"/>
+          <w:lang w:val="en-US"/>
+        </w:rPr>
+        <w:t>dvc</w:t>
+      </w:r>
+      <w:proofErr w:type="spellEnd"/>
+      <w:r>
+        <w:rPr>
+          <w:rFonts w:ascii="Consolas" w:eastAsia="Consolas" w:hAnsi="Consolas" w:cs="Consolas"/>
+          <w:lang w:val="en-US"/>
+        </w:rPr>
+        <w:t xml:space="preserve"> push</w:t>
       </w:r>
     </w:p>
     <w:p>
       <w:pPr>
         <w:spacing w:after="100"/>
-      </w:pPr>
-    </w:p>
-    <w:p>
-      <w:pPr>
-        <w:pStyle w:val="Heading2"/>
-        <w:spacing w:after="100" w:before="200"/>
-      </w:pPr>
-      <w:r>
-        <w:t xml:space="preserve">6.3 Evidencia</w:t>
+        <w:rPr>
+          <w:lang w:val="en-US"/>
+        </w:rPr>
+      </w:pPr>
+    </w:p>
+    <w:p>
+      <w:pPr>
+        <w:pStyle w:val="Ttulo2"/>
+        <w:spacing w:before="200" w:after="100"/>
+      </w:pPr>
+      <w:r>
+        <w:t>6.3 Evidencia</w:t>
       </w:r>
     </w:p>
     <w:p>
@@ -1020,11 +1796,14 @@
         <w:jc w:val="center"/>
       </w:pPr>
       <w:r>
+        <w:rPr>
+          <w:noProof/>
+        </w:rPr>
         <w:drawing>
-          <wp:inline distT="0" distB="0" distL="0" distR="0">
-            <wp:extent cx="4000500" cy="2114550"/>
-            <wp:effectExtent t="0" r="0" b="0" l="0"/>
-            <wp:docPr id="1" name="" descr="" title=""/>
+          <wp:inline distT="0" distB="0" distL="0" distR="0" wp14:anchorId="5FC60D84" wp14:editId="64972BD1">
+            <wp:extent cx="5886622" cy="3111500"/>
+            <wp:effectExtent l="0" t="0" r="0" b="0"/>
+            <wp:docPr id="68282855" name="Imagen 68282855"/>
             <wp:cNvGraphicFramePr>
               <a:graphicFrameLocks xmlns:a="http://schemas.openxmlformats.org/drawingml/2006/main" noChangeAspect="1"/>
             </wp:cNvGraphicFramePr>
@@ -1032,13 +1811,13 @@
               <a:graphicData uri="http://schemas.openxmlformats.org/drawingml/2006/picture">
                 <pic:pic xmlns:pic="http://schemas.openxmlformats.org/drawingml/2006/picture">
                   <pic:nvPicPr>
-                    <pic:cNvPr id="0" name="" descr=""/>
+                    <pic:cNvPr id="0" name=""/>
                     <pic:cNvPicPr>
                       <a:picLocks noChangeAspect="1" noChangeArrowheads="1"/>
                     </pic:cNvPicPr>
                   </pic:nvPicPr>
                   <pic:blipFill>
-                    <a:blip r:embed="rId12" cstate="none"/>
+                    <a:blip r:embed="rId10"/>
                     <a:srcRect/>
                     <a:stretch>
                       <a:fillRect/>
@@ -1047,7 +1826,7 @@
                   <pic:spPr bwMode="auto">
                     <a:xfrm>
                       <a:off x="0" y="0"/>
-                      <a:ext cx="4000500" cy="2114550"/>
+                      <a:ext cx="5892934" cy="3114836"/>
                     </a:xfrm>
                     <a:prstGeom prst="rect">
                       <a:avLst/>
@@ -1073,7 +1852,29 @@
           <w:sz w:val="18"/>
           <w:szCs w:val="18"/>
         </w:rPr>
-        <w:t xml:space="preserve">Figura 6. Repositorio privado en GitHub (Microproyecto_DiabetesRisk) con la estructura inicial del proyecto.</w:t>
+        <w:t>Figura 6. Repositorio privado en GitHub (</w:t>
+      </w:r>
+      <w:proofErr w:type="spellStart"/>
+      <w:r>
+        <w:rPr>
+          <w:i/>
+          <w:iCs/>
+          <w:color w:val="5F5E5A"/>
+          <w:sz w:val="18"/>
+          <w:szCs w:val="18"/>
+        </w:rPr>
+        <w:t>Microproyecto_DiabetesRisk</w:t>
+      </w:r>
+      <w:proofErr w:type="spellEnd"/>
+      <w:r>
+        <w:rPr>
+          <w:i/>
+          <w:iCs/>
+          <w:color w:val="5F5E5A"/>
+          <w:sz w:val="18"/>
+          <w:szCs w:val="18"/>
+        </w:rPr>
+        <w:t>) con la estructura inicial del proyecto.</w:t>
       </w:r>
     </w:p>
     <w:p>
@@ -1082,11 +1883,15 @@
         <w:jc w:val="center"/>
       </w:pPr>
       <w:r>
+        <w:rPr>
+          <w:noProof/>
+        </w:rPr>
+        <w:lastRenderedPageBreak/>
         <w:drawing>
-          <wp:inline distT="0" distB="0" distL="0" distR="0">
-            <wp:extent cx="4000500" cy="2247900"/>
-            <wp:effectExtent t="0" r="0" b="0" l="0"/>
-            <wp:docPr id="1" name="" descr="" title=""/>
+          <wp:inline distT="0" distB="0" distL="0" distR="0" wp14:anchorId="6D85F293" wp14:editId="4B1A3147">
+            <wp:extent cx="5989449" cy="3365500"/>
+            <wp:effectExtent l="0" t="0" r="0" b="6350"/>
+            <wp:docPr id="597676218" name="Imagen 597676218"/>
             <wp:cNvGraphicFramePr>
               <a:graphicFrameLocks xmlns:a="http://schemas.openxmlformats.org/drawingml/2006/main" noChangeAspect="1"/>
             </wp:cNvGraphicFramePr>
@@ -1094,13 +1899,13 @@
               <a:graphicData uri="http://schemas.openxmlformats.org/drawingml/2006/picture">
                 <pic:pic xmlns:pic="http://schemas.openxmlformats.org/drawingml/2006/picture">
                   <pic:nvPicPr>
-                    <pic:cNvPr id="0" name="" descr=""/>
+                    <pic:cNvPr id="0" name=""/>
                     <pic:cNvPicPr>
                       <a:picLocks noChangeAspect="1" noChangeArrowheads="1"/>
                     </pic:cNvPicPr>
                   </pic:nvPicPr>
                   <pic:blipFill>
-                    <a:blip r:embed="rId13" cstate="none"/>
+                    <a:blip r:embed="rId11"/>
                     <a:srcRect/>
                     <a:stretch>
                       <a:fillRect/>
@@ -1109,7 +1914,7 @@
                   <pic:spPr bwMode="auto">
                     <a:xfrm>
                       <a:off x="0" y="0"/>
-                      <a:ext cx="4000500" cy="2247900"/>
+                      <a:ext cx="6004645" cy="3374039"/>
                     </a:xfrm>
                     <a:prstGeom prst="rect">
                       <a:avLst/>
@@ -1135,7 +1940,117 @@
           <w:sz w:val="18"/>
           <w:szCs w:val="18"/>
         </w:rPr>
-        <w:t xml:space="preserve">Figura 7. Terminal confirmando dvc add y dvc push exitoso ("1 file pushed").</w:t>
+        <w:t xml:space="preserve">Figura 7. Terminal confirmando </w:t>
+      </w:r>
+      <w:proofErr w:type="spellStart"/>
+      <w:r>
+        <w:rPr>
+          <w:i/>
+          <w:iCs/>
+          <w:color w:val="5F5E5A"/>
+          <w:sz w:val="18"/>
+          <w:szCs w:val="18"/>
+        </w:rPr>
+        <w:t>dvc</w:t>
+      </w:r>
+      <w:proofErr w:type="spellEnd"/>
+      <w:r>
+        <w:rPr>
+          <w:i/>
+          <w:iCs/>
+          <w:color w:val="5F5E5A"/>
+          <w:sz w:val="18"/>
+          <w:szCs w:val="18"/>
+        </w:rPr>
+        <w:t xml:space="preserve"> </w:t>
+      </w:r>
+      <w:proofErr w:type="spellStart"/>
+      <w:r>
+        <w:rPr>
+          <w:i/>
+          <w:iCs/>
+          <w:color w:val="5F5E5A"/>
+          <w:sz w:val="18"/>
+          <w:szCs w:val="18"/>
+        </w:rPr>
+        <w:t>add</w:t>
+      </w:r>
+      <w:proofErr w:type="spellEnd"/>
+      <w:r>
+        <w:rPr>
+          <w:i/>
+          <w:iCs/>
+          <w:color w:val="5F5E5A"/>
+          <w:sz w:val="18"/>
+          <w:szCs w:val="18"/>
+        </w:rPr>
+        <w:t xml:space="preserve"> y </w:t>
+      </w:r>
+      <w:proofErr w:type="spellStart"/>
+      <w:r>
+        <w:rPr>
+          <w:i/>
+          <w:iCs/>
+          <w:color w:val="5F5E5A"/>
+          <w:sz w:val="18"/>
+          <w:szCs w:val="18"/>
+        </w:rPr>
+        <w:t>dvc</w:t>
+      </w:r>
+      <w:proofErr w:type="spellEnd"/>
+      <w:r>
+        <w:rPr>
+          <w:i/>
+          <w:iCs/>
+          <w:color w:val="5F5E5A"/>
+          <w:sz w:val="18"/>
+          <w:szCs w:val="18"/>
+        </w:rPr>
+        <w:t xml:space="preserve"> </w:t>
+      </w:r>
+      <w:proofErr w:type="spellStart"/>
+      <w:r>
+        <w:rPr>
+          <w:i/>
+          <w:iCs/>
+          <w:color w:val="5F5E5A"/>
+          <w:sz w:val="18"/>
+          <w:szCs w:val="18"/>
+        </w:rPr>
+        <w:t>push</w:t>
+      </w:r>
+      <w:proofErr w:type="spellEnd"/>
+      <w:r>
+        <w:rPr>
+          <w:i/>
+          <w:iCs/>
+          <w:color w:val="5F5E5A"/>
+          <w:sz w:val="18"/>
+          <w:szCs w:val="18"/>
+        </w:rPr>
+        <w:t xml:space="preserve"> exitoso ("1 file </w:t>
+      </w:r>
+      <w:proofErr w:type="spellStart"/>
+      <w:r>
+        <w:rPr>
+          <w:i/>
+          <w:iCs/>
+          <w:color w:val="5F5E5A"/>
+          <w:sz w:val="18"/>
+          <w:szCs w:val="18"/>
+        </w:rPr>
+        <w:t>pushed</w:t>
+      </w:r>
+      <w:proofErr w:type="spellEnd"/>
+      <w:r>
+        <w:rPr>
+          <w:i/>
+          <w:iCs/>
+          <w:color w:val="5F5E5A"/>
+          <w:sz w:val="18"/>
+          <w:szCs w:val="18"/>
+        </w:rPr>
+        <w:t>").</w:t>
       </w:r>
     </w:p>
     <w:p>
@@ -1144,11 +2059,14 @@
         <w:jc w:val="center"/>
       </w:pPr>
       <w:r>
+        <w:rPr>
+          <w:noProof/>
+        </w:rPr>
         <w:drawing>
-          <wp:inline distT="0" distB="0" distL="0" distR="0">
-            <wp:extent cx="4000500" cy="2133600"/>
-            <wp:effectExtent t="0" r="0" b="0" l="0"/>
-            <wp:docPr id="1" name="" descr="" title=""/>
+          <wp:inline distT="0" distB="0" distL="0" distR="0" wp14:anchorId="19ED76C9" wp14:editId="22C65E64">
+            <wp:extent cx="5976938" cy="3187700"/>
+            <wp:effectExtent l="0" t="0" r="5080" b="0"/>
+            <wp:docPr id="1329797667" name="Imagen 1329797667"/>
             <wp:cNvGraphicFramePr>
               <a:graphicFrameLocks xmlns:a="http://schemas.openxmlformats.org/drawingml/2006/main" noChangeAspect="1"/>
             </wp:cNvGraphicFramePr>
@@ -1156,13 +2074,13 @@
               <a:graphicData uri="http://schemas.openxmlformats.org/drawingml/2006/picture">
                 <pic:pic xmlns:pic="http://schemas.openxmlformats.org/drawingml/2006/picture">
                   <pic:nvPicPr>
-                    <pic:cNvPr id="0" name="" descr=""/>
+                    <pic:cNvPr id="0" name=""/>
                     <pic:cNvPicPr>
                       <a:picLocks noChangeAspect="1" noChangeArrowheads="1"/>
                     </pic:cNvPicPr>
                   </pic:nvPicPr>
                   <pic:blipFill>
-                    <a:blip r:embed="rId14" cstate="none"/>
+                    <a:blip r:embed="rId12"/>
                     <a:srcRect/>
                     <a:stretch>
                       <a:fillRect/>
@@ -1171,7 +2089,7 @@
                   <pic:spPr bwMode="auto">
                     <a:xfrm>
                       <a:off x="0" y="0"/>
-                      <a:ext cx="4000500" cy="2133600"/>
+                      <a:ext cx="5986600" cy="3192853"/>
                     </a:xfrm>
                     <a:prstGeom prst="rect">
                       <a:avLst/>
@@ -1197,21 +2115,87 @@
           <w:sz w:val="18"/>
           <w:szCs w:val="18"/>
         </w:rPr>
-        <w:t xml:space="preserve">Figura 8. Bucket S3 diabetesrisk-dvcstore con el dataset (21.7 MB) ya cargado como remoto de DVC.</w:t>
-      </w:r>
-    </w:p>
-    <w:p>
-      <w:pPr>
-        <w:pStyle w:val="Heading1"/>
-        <w:spacing w:after="120" w:before="240"/>
-      </w:pPr>
-      <w:r>
-        <w:t xml:space="preserve">7. Próximos pasos (semana 4 en adelante)</w:t>
-      </w:r>
-    </w:p>
-    <w:p>
-      <w:pPr>
-        <w:pStyle w:val="ListParagraph"/>
+        <w:t xml:space="preserve">Figura 8. </w:t>
+      </w:r>
+      <w:proofErr w:type="spellStart"/>
+      <w:r>
+        <w:rPr>
+          <w:i/>
+          <w:iCs/>
+          <w:color w:val="5F5E5A"/>
+          <w:sz w:val="18"/>
+          <w:szCs w:val="18"/>
+        </w:rPr>
+        <w:t>Bucket</w:t>
+      </w:r>
+      <w:proofErr w:type="spellEnd"/>
+      <w:r>
+        <w:rPr>
+          <w:i/>
+          <w:iCs/>
+          <w:color w:val="5F5E5A"/>
+          <w:sz w:val="18"/>
+          <w:szCs w:val="18"/>
+        </w:rPr>
+        <w:t xml:space="preserve"> S3 </w:t>
+      </w:r>
+      <w:proofErr w:type="spellStart"/>
+      <w:r>
+        <w:rPr>
+          <w:i/>
+          <w:iCs/>
+          <w:color w:val="5F5E5A"/>
+          <w:sz w:val="18"/>
+          <w:szCs w:val="18"/>
+        </w:rPr>
+        <w:t>diabetesrisk-dvcstore</w:t>
+      </w:r>
+      <w:proofErr w:type="spellEnd"/>
+      <w:r>
+        <w:rPr>
+          <w:i/>
+          <w:iCs/>
+          <w:color w:val="5F5E5A"/>
+          <w:sz w:val="18"/>
+          <w:szCs w:val="18"/>
+        </w:rPr>
+        <w:t xml:space="preserve"> con el </w:t>
+      </w:r>
+      <w:proofErr w:type="spellStart"/>
+      <w:r>
+        <w:rPr>
+          <w:i/>
+          <w:iCs/>
+          <w:color w:val="5F5E5A"/>
+          <w:sz w:val="18"/>
+          <w:szCs w:val="18"/>
+        </w:rPr>
+        <w:t>dataset</w:t>
+      </w:r>
+      <w:proofErr w:type="spellEnd"/>
+      <w:r>
+        <w:rPr>
+          <w:i/>
+          <w:iCs/>
+          <w:color w:val="5F5E5A"/>
+          <w:sz w:val="18"/>
+          <w:szCs w:val="18"/>
+        </w:rPr>
+        <w:t xml:space="preserve"> (21.7 MB) ya cargado como remoto de DVC.</w:t>
+      </w:r>
+    </w:p>
+    <w:p>
+      <w:pPr>
+        <w:pStyle w:val="Ttulo1"/>
+        <w:spacing w:before="240" w:after="120"/>
+      </w:pPr>
+      <w:r>
+        <w:t>7. Próximos pasos (semana 4 en adelante)</w:t>
+      </w:r>
+    </w:p>
+    <w:p>
+      <w:pPr>
+        <w:pStyle w:val="Prrafodelista"/>
         <w:numPr>
           <w:ilvl w:val="0"/>
           <w:numId w:val="1"/>
@@ -1219,12 +2203,12 @@
         <w:spacing w:after="60"/>
       </w:pPr>
       <w:r>
-        <w:t xml:space="preserve">Entrenar primeras versiones del modelo (regresión logística, Random Forest) tratando el desbalance de clases.</w:t>
-      </w:r>
-    </w:p>
-    <w:p>
-      <w:pPr>
-        <w:pStyle w:val="ListParagraph"/>
+        <w:t>Entrenar primeras versiones del modelo (regresión logística, Random Forest) tratando el desbalance de clases.</w:t>
+      </w:r>
+    </w:p>
+    <w:p>
+      <w:pPr>
+        <w:pStyle w:val="Prrafodelista"/>
         <w:numPr>
           <w:ilvl w:val="0"/>
           <w:numId w:val="1"/>
@@ -1232,12 +2216,20 @@
         <w:spacing w:after="60"/>
       </w:pPr>
       <w:r>
-        <w:t xml:space="preserve">Registrar experimentos en MLflow.</w:t>
-      </w:r>
-    </w:p>
-    <w:p>
-      <w:pPr>
-        <w:pStyle w:val="ListParagraph"/>
+        <w:t xml:space="preserve">Registrar experimentos en </w:t>
+      </w:r>
+      <w:proofErr w:type="spellStart"/>
+      <w:r>
+        <w:t>MLflow</w:t>
+      </w:r>
+      <w:proofErr w:type="spellEnd"/>
+      <w:r>
+        <w:t>.</w:t>
+      </w:r>
+    </w:p>
+    <w:p>
+      <w:pPr>
+        <w:pStyle w:val="Prrafodelista"/>
         <w:numPr>
           <w:ilvl w:val="0"/>
           <w:numId w:val="1"/>
@@ -1245,12 +2237,12 @@
         <w:spacing w:after="60"/>
       </w:pPr>
       <w:r>
-        <w:t xml:space="preserve">Desarrollar el tablero real según la maqueta.</w:t>
-      </w:r>
-    </w:p>
-    <w:p>
-      <w:pPr>
-        <w:pStyle w:val="ListParagraph"/>
+        <w:t>Desarrollar el tablero real según la maqueta.</w:t>
+      </w:r>
+    </w:p>
+    <w:p>
+      <w:pPr>
+        <w:pStyle w:val="Prrafodelista"/>
         <w:numPr>
           <w:ilvl w:val="0"/>
           <w:numId w:val="1"/>
@@ -1258,102 +2250,34 @@
         <w:spacing w:after="60"/>
       </w:pPr>
       <w:r>
-        <w:t xml:space="preserve">Definir arquitectura de despliegue en AWS (ECS/Fargate o App Runner) para los contenedores Docker de la API y el tablero.</w:t>
+        <w:t>Definir arquitectura de despliegue en AWS (ECS/</w:t>
+      </w:r>
+      <w:proofErr w:type="spellStart"/>
+      <w:r>
+        <w:t>Fargate</w:t>
+      </w:r>
+      <w:proofErr w:type="spellEnd"/>
+      <w:r>
+        <w:t xml:space="preserve"> o App Runner) para los contenedores Docker de la API y el tablero.</w:t>
       </w:r>
     </w:p>
     <w:sectPr>
-      <w:pgSz w:w="12240" w:h="15840" w:orient="portrait"/>
+      <w:pgSz w:w="12240" w:h="15840"/>
       <w:pgMar w:top="1000" w:right="1100" w:bottom="1000" w:left="1100" w:header="708" w:footer="708" w:gutter="0"/>
-      <w:pgNumType/>
+      <w:cols w:space="720"/>
       <w:docGrid w:linePitch="360"/>
     </w:sectPr>
   </w:body>
 </w:document>
 </file>
 
-<file path=word/comments.xml><?xml version="1.0" encoding="utf-8"?>
-<w:comments xmlns:cx="http://schemas.microsoft.com/office/drawing/2014/chartex" xmlns:cx1="http://schemas.microsoft.com/office/drawing/2015/9/8/chartex" xmlns:cx2="http://schemas.microsoft.com/office/drawing/2015/10/21/chartex" xmlns:cx3="http://schemas.microsoft.com/office/drawing/2016/5/9/chartex" xmlns:cx4="http://schemas.microsoft.com/office/drawing/2016/5/10/chartex" xmlns:cx5="http://schemas.microsoft.com/office/drawing/2016/5/11/chartex" xmlns:cx6="http://schemas.microsoft.com/office/drawing/2016/5/12/chartex" xmlns:cx7="http://schemas.microsoft.com/office/drawing/2016/5/13/chartex" xmlns:cx8="http://schemas.microsoft.com/office/drawing/2016/5/14/chartex" xmlns:mc="http://schemas.openxmlformats.org/markup-compatibility/2006" xmlns:aink="http://schemas.microsoft.com/office/drawing/2016/ink" xmlns:am3d="http://schemas.microsoft.com/office/drawing/2017/model3d" xmlns:o="urn:schemas-microsoft-com:office:office" xmlns:r="http://schemas.openxmlformats.org/officeDocument/2006/relationships" xmlns:m="http://schemas.openxmlformats.org/officeDocument/2006/math" xmlns:v="urn:schemas-microsoft-com:vml" xmlns:wp14="http://schemas.microsoft.com/office/word/2010/wordprocessingDrawing" xmlns:wp="http://schemas.openxmlformats.org/drawingml/2006/wordprocessingDrawing" xmlns:w10="urn:schemas-microsoft-com:office:word" xmlns:w="http://schemas.openxmlformats.org/wordprocessingml/2006/main" xmlns:w14="http://schemas.microsoft.com/office/word/2010/wordml" xmlns:w15="http://schemas.microsoft.com/office/word/2012/wordml" xmlns:w16cex="http://schemas.microsoft.com/office/word/2018/wordml/cex" xmlns:w16cid="http://schemas.microsoft.com/office/word/2016/wordml/cid" xmlns:w16="http://schemas.microsoft.com/office/word/2018/wordml" xmlns:w16sdtdh="http://schemas.microsoft.com/office/word/2020/wordml/sdtdatahash" xmlns:w16se="http://schemas.microsoft.com/office/word/2015/wordml/symex" xmlns:wpg="http://schemas.microsoft.com/office/word/2010/wordprocessingGroup" xmlns:wpi="http://schemas.microsoft.com/office/word/2010/wordprocessingInk" xmlns:wne="http://schemas.microsoft.com/office/word/2006/wordml" xmlns:wps="http://schemas.microsoft.com/office/word/2010/wordprocessingShape"/>
-</file>
-
-<file path=word/endnotes.xml><?xml version="1.0" encoding="utf-8"?>
-<w:endnotes xmlns:wpc="http://schemas.microsoft.com/office/word/2010/wordprocessingCanvas" xmlns:mc="http://schemas.openxmlformats.org/markup-compatibility/2006" xmlns:o="urn:schemas-microsoft-com:office:office" xmlns:r="http://schemas.openxmlformats.org/officeDocument/2006/relationships" xmlns:m="http://schemas.openxmlformats.org/officeDocument/2006/math" xmlns:v="urn:schemas-microsoft-com:vml" xmlns:wp14="http://schemas.microsoft.com/office/word/2010/wordprocessingDrawing" xmlns:wp="http://schemas.openxmlformats.org/drawingml/2006/wordprocessingDrawing" xmlns:w10="urn:schemas-microsoft-com:office:word" xmlns:w="http://schemas.openxmlformats.org/wordprocessingml/2006/main" xmlns:w14="http://schemas.microsoft.com/office/word/2010/wordml" xmlns:w15="http://schemas.microsoft.com/office/word/2012/wordml" xmlns:wpg="http://schemas.microsoft.com/office/word/2010/wordprocessingGroup" xmlns:wpi="http://schemas.microsoft.com/office/word/2010/wordprocessingInk" xmlns:wne="http://schemas.microsoft.com/office/word/2006/wordml" xmlns:wps="http://schemas.microsoft.com/office/word/2010/wordprocessingShape" mc:Ignorable="w14 w15 wp14">
-  <w:endnote w:type="separator" w:id="-1">
-    <w:p>
-      <w:pPr>
-        <w:spacing w:after="0" w:line="240" w:lineRule="auto"/>
-      </w:pPr>
-      <w:r>
-        <w:rPr>
-          <w:rStyle w:val="EndnoteReference"/>
-        </w:rPr>
-        <w:endnoteRef/>
-      </w:r>
-      <w:r>
-        <w:separator/>
-      </w:r>
-    </w:p>
-  </w:endnote>
-  <w:endnote w:type="continuationSeparator" w:id="0">
-    <w:p>
-      <w:pPr>
-        <w:spacing w:after="0" w:line="240" w:lineRule="auto"/>
-      </w:pPr>
-      <w:r>
-        <w:rPr>
-          <w:rStyle w:val="EndnoteReference"/>
-        </w:rPr>
-        <w:endnoteRef/>
-      </w:r>
-      <w:r>
-        <w:continuationSeparator/>
-      </w:r>
-    </w:p>
-  </w:endnote>
-</w:endnotes>
-</file>
-
-<file path=word/footnotes.xml><?xml version="1.0" encoding="utf-8"?>
-<w:footnotes xmlns:wpc="http://schemas.microsoft.com/office/word/2010/wordprocessingCanvas" xmlns:mc="http://schemas.openxmlformats.org/markup-compatibility/2006" xmlns:o="urn:schemas-microsoft-com:office:office" xmlns:r="http://schemas.openxmlformats.org/officeDocument/2006/relationships" xmlns:m="http://schemas.openxmlformats.org/officeDocument/2006/math" xmlns:v="urn:schemas-microsoft-com:vml" xmlns:wp14="http://schemas.microsoft.com/office/word/2010/wordprocessingDrawing" xmlns:wp="http://schemas.openxmlformats.org/drawingml/2006/wordprocessingDrawing" xmlns:w10="urn:schemas-microsoft-com:office:word" xmlns:w="http://schemas.openxmlformats.org/wordprocessingml/2006/main" xmlns:w14="http://schemas.microsoft.com/office/word/2010/wordml" xmlns:w15="http://schemas.microsoft.com/office/word/2012/wordml" xmlns:wpg="http://schemas.microsoft.com/office/word/2010/wordprocessingGroup" xmlns:wpi="http://schemas.microsoft.com/office/word/2010/wordprocessingInk" xmlns:wne="http://schemas.microsoft.com/office/word/2006/wordml" xmlns:wps="http://schemas.microsoft.com/office/word/2010/wordprocessingShape" mc:Ignorable="w14 w15 wp14">
-  <w:footnote w:type="separator" w:id="-1">
-    <w:p>
-      <w:pPr>
-        <w:spacing w:after="0" w:line="240" w:lineRule="auto"/>
-      </w:pPr>
-      <w:r>
-        <w:rPr>
-          <w:rStyle w:val="FootnoteReference"/>
-        </w:rPr>
-        <w:footnoteRef/>
-      </w:r>
-      <w:r>
-        <w:separator/>
-      </w:r>
-    </w:p>
-  </w:footnote>
-  <w:footnote w:type="continuationSeparator" w:id="0">
-    <w:p>
-      <w:pPr>
-        <w:spacing w:after="0" w:line="240" w:lineRule="auto"/>
-      </w:pPr>
-      <w:r>
-        <w:rPr>
-          <w:rStyle w:val="FootnoteReference"/>
-        </w:rPr>
-        <w:footnoteRef/>
-      </w:r>
-      <w:r>
-        <w:continuationSeparator/>
-      </w:r>
-    </w:p>
-  </w:footnote>
-</w:footnotes>
-</file>
-
 <file path=word/numbering.xml><?xml version="1.0" encoding="utf-8"?>
-<w:numbering xmlns:wpc="http://schemas.microsoft.com/office/word/2010/wordprocessingCanvas" xmlns:mc="http://schemas.openxmlformats.org/markup-compatibility/2006" xmlns:o="urn:schemas-microsoft-com:office:office" xmlns:r="http://schemas.openxmlformats.org/officeDocument/2006/relationships" xmlns:m="http://schemas.openxmlformats.org/officeDocument/2006/math" xmlns:v="urn:schemas-microsoft-com:vml" xmlns:wp14="http://schemas.microsoft.com/office/word/2010/wordprocessingDrawing" xmlns:wp="http://schemas.openxmlformats.org/drawingml/2006/wordprocessingDrawing" xmlns:w10="urn:schemas-microsoft-com:office:word" xmlns:w="http://schemas.openxmlformats.org/wordprocessingml/2006/main" xmlns:w14="http://schemas.microsoft.com/office/word/2010/wordml" xmlns:w15="http://schemas.microsoft.com/office/word/2012/wordml" xmlns:wpg="http://schemas.microsoft.com/office/word/2010/wordprocessingGroup" xmlns:wpi="http://schemas.microsoft.com/office/word/2010/wordprocessingInk" xmlns:wne="http://schemas.microsoft.com/office/word/2006/wordml" xmlns:wps="http://schemas.microsoft.com/office/word/2010/wordprocessingShape" mc:Ignorable="w14 w15 wp14">
-  <w:abstractNum w:abstractNumId="1" w15:restartNumberingAfterBreak="0">
+<w:numbering xmlns:wpc="http://schemas.microsoft.com/office/word/2010/wordprocessingCanvas" xmlns:cx="http://schemas.microsoft.com/office/drawing/2014/chartex" xmlns:cx1="http://schemas.microsoft.com/office/drawing/2015/9/8/chartex" xmlns:cx2="http://schemas.microsoft.com/office/drawing/2015/10/21/chartex" xmlns:cx3="http://schemas.microsoft.com/office/drawing/2016/5/9/chartex" xmlns:cx4="http://schemas.microsoft.com/office/drawing/2016/5/10/chartex" xmlns:cx5="http://schemas.microsoft.com/office/drawing/2016/5/11/chartex" xmlns:cx6="http://schemas.microsoft.com/office/drawing/2016/5/12/chartex" xmlns:cx7="http://schemas.microsoft.com/office/drawing/2016/5/13/chartex" xmlns:cx8="http://schemas.microsoft.com/office/drawing/2016/5/14/chartex" xmlns:mc="http://schemas.openxmlformats.org/markup-compatibility/2006" xmlns:aink="http://schemas.microsoft.com/office/drawing/2016/ink" xmlns:am3d="http://schemas.microsoft.com/office/drawing/2017/model3d" xmlns:o="urn:schemas-microsoft-com:office:office" xmlns:oel="http://schemas.microsoft.com/office/2019/extlst" xmlns:r="http://schemas.openxmlformats.org/officeDocument/2006/relationships" xmlns:m="http://schemas.openxmlformats.org/officeDocument/2006/math" xmlns:v="urn:schemas-microsoft-com:vml" xmlns:wp14="http://schemas.microsoft.com/office/word/2010/wordprocessingDrawing" xmlns:wp="http://schemas.openxmlformats.org/drawingml/2006/wordprocessingDrawing" xmlns:w10="urn:schemas-microsoft-com:office:word" xmlns:w="http://schemas.openxmlformats.org/wordprocessingml/2006/main" xmlns:w14="http://schemas.microsoft.com/office/word/2010/wordml" xmlns:w15="http://schemas.microsoft.com/office/word/2012/wordml" xmlns:w16cei="http://schemas.microsoft.com/office/word/2026/wordml/cei" xmlns:w16cex="http://schemas.microsoft.com/office/word/2018/wordml/cex" xmlns:w16cid="http://schemas.microsoft.com/office/word/2016/wordml/cid" xmlns:w16="http://schemas.microsoft.com/office/word/2018/wordml" xmlns:w16du="http://schemas.microsoft.com/office/word/2023/wordml/word16du" xmlns:w16sdtdh="http://schemas.microsoft.com/office/word/2020/wordml/sdtdatahash" xmlns:w16sdtfl="http://schemas.microsoft.com/office/word/2024/wordml/sdtformatlock" xmlns:w16se="http://schemas.microsoft.com/office/word/2015/wordml/symex" xmlns:wpg="http://schemas.microsoft.com/office/word/2010/wordprocessingGroup" xmlns:wpi="http://schemas.microsoft.com/office/word/2010/wordprocessingInk" xmlns:wne="http://schemas.microsoft.com/office/word/2006/wordml" xmlns:wps="http://schemas.microsoft.com/office/word/2010/wordprocessingShape" mc:Ignorable="w14 w15 w16se w16cid w16 w16cex w16sdtdh w16sdtfl w16du wp14">
+  <w:abstractNum w:abstractNumId="0" w15:restartNumberingAfterBreak="0">
+    <w:nsid w:val="2D443D8B"/>
     <w:multiLevelType w:val="hybridMultilevel"/>
-    <w:lvl w:ilvl="0" w15:tentative="1">
+    <w:tmpl w:val="DCDA176E"/>
+    <w:lvl w:ilvl="0" w:tplc="459A9DEA">
       <w:start w:val="1"/>
       <w:numFmt w:val="bullet"/>
       <w:lvlText w:val="●"/>
@@ -1362,7 +2286,7 @@
         <w:ind w:left="720" w:hanging="360"/>
       </w:pPr>
     </w:lvl>
-    <w:lvl w:ilvl="1" w15:tentative="1">
+    <w:lvl w:ilvl="1" w:tplc="A2FE9988">
       <w:start w:val="1"/>
       <w:numFmt w:val="bullet"/>
       <w:lvlText w:val="○"/>
@@ -1371,7 +2295,7 @@
         <w:ind w:left="1440" w:hanging="360"/>
       </w:pPr>
     </w:lvl>
-    <w:lvl w:ilvl="2" w15:tentative="1">
+    <w:lvl w:ilvl="2" w:tplc="A3A47950">
       <w:start w:val="1"/>
       <w:numFmt w:val="bullet"/>
       <w:lvlText w:val="■"/>
@@ -1380,7 +2304,7 @@
         <w:ind w:left="2160" w:hanging="360"/>
       </w:pPr>
     </w:lvl>
-    <w:lvl w:ilvl="3" w15:tentative="1">
+    <w:lvl w:ilvl="3" w:tplc="5D9A34F6">
       <w:start w:val="1"/>
       <w:numFmt w:val="bullet"/>
       <w:lvlText w:val="●"/>
@@ -1389,7 +2313,7 @@
         <w:ind w:left="2880" w:hanging="360"/>
       </w:pPr>
     </w:lvl>
-    <w:lvl w:ilvl="4" w15:tentative="1">
+    <w:lvl w:ilvl="4" w:tplc="0DDE5560">
       <w:start w:val="1"/>
       <w:numFmt w:val="bullet"/>
       <w:lvlText w:val="○"/>
@@ -1398,7 +2322,7 @@
         <w:ind w:left="3600" w:hanging="360"/>
       </w:pPr>
     </w:lvl>
-    <w:lvl w:ilvl="5" w15:tentative="1">
+    <w:lvl w:ilvl="5" w:tplc="9ACCF8C8">
       <w:start w:val="1"/>
       <w:numFmt w:val="bullet"/>
       <w:lvlText w:val="■"/>
@@ -1407,7 +2331,7 @@
         <w:ind w:left="4320" w:hanging="360"/>
       </w:pPr>
     </w:lvl>
-    <w:lvl w:ilvl="6" w15:tentative="1">
+    <w:lvl w:ilvl="6" w:tplc="973AF66C">
       <w:start w:val="1"/>
       <w:numFmt w:val="bullet"/>
       <w:lvlText w:val="●"/>
@@ -1416,7 +2340,7 @@
         <w:ind w:left="5040" w:hanging="360"/>
       </w:pPr>
     </w:lvl>
-    <w:lvl w:ilvl="7" w15:tentative="1">
+    <w:lvl w:ilvl="7" w:tplc="1E506E48">
       <w:start w:val="1"/>
       <w:numFmt w:val="bullet"/>
       <w:lvlText w:val="●"/>
@@ -1425,7 +2349,7 @@
         <w:ind w:left="5760" w:hanging="360"/>
       </w:pPr>
     </w:lvl>
-    <w:lvl w:ilvl="8" w15:tentative="1">
+    <w:lvl w:ilvl="8" w:tplc="4B461776">
       <w:start w:val="1"/>
       <w:numFmt w:val="bullet"/>
       <w:lvlText w:val="●"/>
@@ -1435,8 +2359,8 @@
       </w:pPr>
     </w:lvl>
   </w:abstractNum>
-  <w:num w:numId="1">
-    <w:abstractNumId w:val="1"/>
+  <w:num w:numId="1" w16cid:durableId="374501463">
+    <w:abstractNumId w:val="0"/>
     <w:lvlOverride w:ilvl="0">
       <w:startOverride w:val="1"/>
     </w:lvlOverride>
@@ -1445,101 +2369,531 @@
 </file>
 
 <file path=word/styles.xml><?xml version="1.0" encoding="utf-8"?>
-<w:styles xmlns:mc="http://schemas.openxmlformats.org/markup-compatibility/2006" xmlns:r="http://schemas.openxmlformats.org/officeDocument/2006/relationships" xmlns:w="http://schemas.openxmlformats.org/wordprocessingml/2006/main" xmlns:w14="http://schemas.microsoft.com/office/word/2010/wordml" xmlns:w15="http://schemas.microsoft.com/office/word/2012/wordml" mc:Ignorable="w14 w15">
+<w:styles xmlns:mc="http://schemas.openxmlformats.org/markup-compatibility/2006" xmlns:r="http://schemas.openxmlformats.org/officeDocument/2006/relationships" xmlns:w="http://schemas.openxmlformats.org/wordprocessingml/2006/main" xmlns:w14="http://schemas.microsoft.com/office/word/2010/wordml" xmlns:w15="http://schemas.microsoft.com/office/word/2012/wordml" xmlns:w16cex="http://schemas.microsoft.com/office/word/2018/wordml/cex" xmlns:w16cid="http://schemas.microsoft.com/office/word/2016/wordml/cid" xmlns:w16="http://schemas.microsoft.com/office/word/2018/wordml" xmlns:w16du="http://schemas.microsoft.com/office/word/2023/wordml/word16du" xmlns:w16sdtdh="http://schemas.microsoft.com/office/word/2020/wordml/sdtdatahash" xmlns:w16sdtfl="http://schemas.microsoft.com/office/word/2024/wordml/sdtformatlock" xmlns:w16se="http://schemas.microsoft.com/office/word/2015/wordml/symex" mc:Ignorable="w14 w15 w16se w16cid w16 w16cex w16sdtdh w16sdtfl w16du">
   <w:docDefaults>
-    <w:rPrDefault/>
+    <w:rPrDefault>
+      <w:rPr>
+        <w:rFonts w:ascii="Times New Roman" w:eastAsia="Times New Roman" w:hAnsi="Times New Roman" w:cs="Times New Roman"/>
+        <w:lang w:val="es-CO" w:eastAsia="es-CO" w:bidi="ar-SA"/>
+      </w:rPr>
+    </w:rPrDefault>
     <w:pPrDefault/>
   </w:docDefaults>
-  <w:style w:type="paragraph" w:styleId="Title">
+  <w:latentStyles w:defLockedState="0" w:defUIPriority="99" w:defSemiHidden="0" w:defUnhideWhenUsed="0" w:defQFormat="0" w:count="376">
+    <w:lsdException w:name="Normal" w:uiPriority="0" w:qFormat="1"/>
+    <w:lsdException w:name="heading 1" w:uiPriority="9" w:qFormat="1"/>
+    <w:lsdException w:name="heading 2" w:semiHidden="1" w:uiPriority="9" w:unhideWhenUsed="1" w:qFormat="1"/>
+    <w:lsdException w:name="heading 3" w:semiHidden="1" w:uiPriority="9" w:unhideWhenUsed="1" w:qFormat="1"/>
+    <w:lsdException w:name="heading 4" w:semiHidden="1" w:uiPriority="9" w:unhideWhenUsed="1" w:qFormat="1"/>
+    <w:lsdException w:name="heading 5" w:semiHidden="1" w:uiPriority="9" w:unhideWhenUsed="1" w:qFormat="1"/>
+    <w:lsdException w:name="heading 6" w:semiHidden="1" w:uiPriority="9" w:unhideWhenUsed="1" w:qFormat="1"/>
+    <w:lsdException w:name="heading 7" w:semiHidden="1" w:uiPriority="9" w:unhideWhenUsed="1" w:qFormat="1"/>
+    <w:lsdException w:name="heading 8" w:semiHidden="1" w:uiPriority="9" w:unhideWhenUsed="1" w:qFormat="1"/>
+    <w:lsdException w:name="heading 9" w:semiHidden="1" w:uiPriority="9" w:unhideWhenUsed="1" w:qFormat="1"/>
+    <w:lsdException w:name="index 1" w:semiHidden="1" w:unhideWhenUsed="1"/>
+    <w:lsdException w:name="index 2" w:semiHidden="1" w:unhideWhenUsed="1"/>
+    <w:lsdException w:name="index 3" w:semiHidden="1" w:unhideWhenUsed="1"/>
+    <w:lsdException w:name="index 4" w:semiHidden="1" w:unhideWhenUsed="1"/>
+    <w:lsdException w:name="index 5" w:semiHidden="1" w:unhideWhenUsed="1"/>
+    <w:lsdException w:name="index 6" w:semiHidden="1" w:unhideWhenUsed="1"/>
+    <w:lsdException w:name="index 7" w:semiHidden="1" w:unhideWhenUsed="1"/>
+    <w:lsdException w:name="index 8" w:semiHidden="1" w:unhideWhenUsed="1"/>
+    <w:lsdException w:name="index 9" w:semiHidden="1" w:unhideWhenUsed="1"/>
+    <w:lsdException w:name="toc 1" w:semiHidden="1" w:uiPriority="39" w:unhideWhenUsed="1"/>
+    <w:lsdException w:name="toc 2" w:semiHidden="1" w:uiPriority="39" w:unhideWhenUsed="1"/>
+    <w:lsdException w:name="toc 3" w:semiHidden="1" w:uiPriority="39" w:unhideWhenUsed="1"/>
+    <w:lsdException w:name="toc 4" w:semiHidden="1" w:uiPriority="39" w:unhideWhenUsed="1"/>
+    <w:lsdException w:name="toc 5" w:semiHidden="1" w:uiPriority="39" w:unhideWhenUsed="1"/>
+    <w:lsdException w:name="toc 6" w:semiHidden="1" w:uiPriority="39" w:unhideWhenUsed="1"/>
+    <w:lsdException w:name="toc 7" w:semiHidden="1" w:uiPriority="39" w:unhideWhenUsed="1"/>
+    <w:lsdException w:name="toc 8" w:semiHidden="1" w:uiPriority="39" w:unhideWhenUsed="1"/>
+    <w:lsdException w:name="toc 9" w:semiHidden="1" w:uiPriority="39" w:unhideWhenUsed="1"/>
+    <w:lsdException w:name="Normal Indent" w:semiHidden="1" w:unhideWhenUsed="1"/>
+    <w:lsdException w:name="footnote text" w:semiHidden="1" w:unhideWhenUsed="1"/>
+    <w:lsdException w:name="annotation text" w:semiHidden="1" w:unhideWhenUsed="1"/>
+    <w:lsdException w:name="header" w:semiHidden="1" w:unhideWhenUsed="1"/>
+    <w:lsdException w:name="footer" w:semiHidden="1" w:unhideWhenUsed="1"/>
+    <w:lsdException w:name="index heading" w:semiHidden="1" w:unhideWhenUsed="1"/>
+    <w:lsdException w:name="caption" w:semiHidden="1" w:uiPriority="35" w:unhideWhenUsed="1" w:qFormat="1"/>
+    <w:lsdException w:name="table of figures" w:semiHidden="1" w:unhideWhenUsed="1"/>
+    <w:lsdException w:name="envelope address" w:semiHidden="1" w:unhideWhenUsed="1"/>
+    <w:lsdException w:name="envelope return" w:semiHidden="1" w:unhideWhenUsed="1"/>
+    <w:lsdException w:name="footnote reference" w:semiHidden="1" w:unhideWhenUsed="1"/>
+    <w:lsdException w:name="annotation reference" w:semiHidden="1" w:unhideWhenUsed="1"/>
+    <w:lsdException w:name="line number" w:semiHidden="1" w:unhideWhenUsed="1"/>
+    <w:lsdException w:name="page number" w:semiHidden="1" w:unhideWhenUsed="1"/>
+    <w:lsdException w:name="endnote reference" w:semiHidden="1" w:unhideWhenUsed="1"/>
+    <w:lsdException w:name="endnote text" w:semiHidden="1" w:unhideWhenUsed="1"/>
+    <w:lsdException w:name="table of authorities" w:semiHidden="1" w:unhideWhenUsed="1"/>
+    <w:lsdException w:name="macro" w:semiHidden="1" w:unhideWhenUsed="1"/>
+    <w:lsdException w:name="toa heading" w:semiHidden="1" w:unhideWhenUsed="1"/>
+    <w:lsdException w:name="List" w:semiHidden="1" w:unhideWhenUsed="1"/>
+    <w:lsdException w:name="List Bullet" w:semiHidden="1" w:unhideWhenUsed="1"/>
+    <w:lsdException w:name="List Number" w:semiHidden="1" w:unhideWhenUsed="1"/>
+    <w:lsdException w:name="List 2" w:semiHidden="1" w:unhideWhenUsed="1"/>
+    <w:lsdException w:name="List 3" w:semiHidden="1" w:unhideWhenUsed="1"/>
+    <w:lsdException w:name="List 4" w:semiHidden="1" w:unhideWhenUsed="1"/>
+    <w:lsdException w:name="List 5" w:semiHidden="1" w:unhideWhenUsed="1"/>
+    <w:lsdException w:name="List Bullet 2" w:semiHidden="1" w:unhideWhenUsed="1"/>
+    <w:lsdException w:name="List Bullet 3" w:semiHidden="1" w:unhideWhenUsed="1"/>
+    <w:lsdException w:name="List Bullet 4" w:semiHidden="1" w:unhideWhenUsed="1"/>
+    <w:lsdException w:name="List Bullet 5" w:semiHidden="1" w:unhideWhenUsed="1"/>
+    <w:lsdException w:name="List Number 2" w:semiHidden="1" w:unhideWhenUsed="1"/>
+    <w:lsdException w:name="List Number 3" w:semiHidden="1" w:unhideWhenUsed="1"/>
+    <w:lsdException w:name="List Number 4" w:semiHidden="1" w:unhideWhenUsed="1"/>
+    <w:lsdException w:name="List Number 5" w:semiHidden="1" w:unhideWhenUsed="1"/>
+    <w:lsdException w:name="Title" w:uiPriority="10" w:qFormat="1"/>
+    <w:lsdException w:name="Closing" w:semiHidden="1" w:unhideWhenUsed="1"/>
+    <w:lsdException w:name="Signature" w:semiHidden="1" w:unhideWhenUsed="1"/>
+    <w:lsdException w:name="Default Paragraph Font" w:semiHidden="1" w:uiPriority="1" w:unhideWhenUsed="1"/>
+    <w:lsdException w:name="Body Text" w:semiHidden="1" w:unhideWhenUsed="1"/>
+    <w:lsdException w:name="Body Text Indent" w:semiHidden="1" w:unhideWhenUsed="1"/>
+    <w:lsdException w:name="List Continue" w:semiHidden="1" w:unhideWhenUsed="1"/>
+    <w:lsdException w:name="List Continue 2" w:semiHidden="1" w:unhideWhenUsed="1"/>
+    <w:lsdException w:name="List Continue 3" w:semiHidden="1" w:unhideWhenUsed="1"/>
+    <w:lsdException w:name="List Continue 4" w:semiHidden="1" w:unhideWhenUsed="1"/>
+    <w:lsdException w:name="List Continue 5" w:semiHidden="1" w:unhideWhenUsed="1"/>
+    <w:lsdException w:name="Message Header" w:semiHidden="1" w:unhideWhenUsed="1"/>
+    <w:lsdException w:name="Subtitle" w:uiPriority="11" w:qFormat="1"/>
+    <w:lsdException w:name="Salutation" w:semiHidden="1" w:unhideWhenUsed="1"/>
+    <w:lsdException w:name="Date" w:semiHidden="1" w:unhideWhenUsed="1"/>
+    <w:lsdException w:name="Body Text First Indent" w:semiHidden="1" w:unhideWhenUsed="1"/>
+    <w:lsdException w:name="Body Text First Indent 2" w:semiHidden="1" w:unhideWhenUsed="1"/>
+    <w:lsdException w:name="Note Heading" w:semiHidden="1" w:unhideWhenUsed="1"/>
+    <w:lsdException w:name="Body Text 2" w:semiHidden="1" w:unhideWhenUsed="1"/>
+    <w:lsdException w:name="Body Text 3" w:semiHidden="1" w:unhideWhenUsed="1"/>
+    <w:lsdException w:name="Body Text Indent 2" w:semiHidden="1" w:unhideWhenUsed="1"/>
+    <w:lsdException w:name="Body Text Indent 3" w:semiHidden="1" w:unhideWhenUsed="1"/>
+    <w:lsdException w:name="Block Text" w:semiHidden="1" w:unhideWhenUsed="1"/>
+    <w:lsdException w:name="Hyperlink" w:semiHidden="1" w:unhideWhenUsed="1"/>
+    <w:lsdException w:name="FollowedHyperlink" w:semiHidden="1" w:unhideWhenUsed="1"/>
+    <w:lsdException w:name="Strong" w:uiPriority="22" w:qFormat="1"/>
+    <w:lsdException w:name="Emphasis" w:uiPriority="20" w:qFormat="1"/>
+    <w:lsdException w:name="Document Map" w:semiHidden="1" w:unhideWhenUsed="1"/>
+    <w:lsdException w:name="Plain Text" w:semiHidden="1" w:unhideWhenUsed="1"/>
+    <w:lsdException w:name="E-mail Signature" w:semiHidden="1" w:unhideWhenUsed="1"/>
+    <w:lsdException w:name="HTML Top of Form" w:semiHidden="1" w:unhideWhenUsed="1"/>
+    <w:lsdException w:name="HTML Bottom of Form" w:semiHidden="1" w:unhideWhenUsed="1"/>
+    <w:lsdException w:name="Normal (Web)" w:semiHidden="1" w:unhideWhenUsed="1"/>
+    <w:lsdException w:name="HTML Acronym" w:semiHidden="1" w:unhideWhenUsed="1"/>
+    <w:lsdException w:name="HTML Address" w:semiHidden="1" w:unhideWhenUsed="1"/>
+    <w:lsdException w:name="HTML Cite" w:semiHidden="1" w:unhideWhenUsed="1"/>
+    <w:lsdException w:name="HTML Code" w:semiHidden="1" w:unhideWhenUsed="1"/>
+    <w:lsdException w:name="HTML Definition" w:semiHidden="1" w:unhideWhenUsed="1"/>
+    <w:lsdException w:name="HTML Keyboard" w:semiHidden="1" w:unhideWhenUsed="1"/>
+    <w:lsdException w:name="HTML Preformatted" w:semiHidden="1" w:unhideWhenUsed="1"/>
+    <w:lsdException w:name="HTML Sample" w:semiHidden="1" w:unhideWhenUsed="1"/>
+    <w:lsdException w:name="HTML Typewriter" w:semiHidden="1" w:unhideWhenUsed="1"/>
+    <w:lsdException w:name="HTML Variable" w:semiHidden="1" w:unhideWhenUsed="1"/>
+    <w:lsdException w:name="Normal Table" w:semiHidden="1" w:unhideWhenUsed="1"/>
+    <w:lsdException w:name="annotation subject" w:semiHidden="1" w:unhideWhenUsed="1"/>
+    <w:lsdException w:name="No List" w:semiHidden="1" w:unhideWhenUsed="1"/>
+    <w:lsdException w:name="Outline List 1" w:semiHidden="1" w:unhideWhenUsed="1"/>
+    <w:lsdException w:name="Outline List 2" w:semiHidden="1" w:unhideWhenUsed="1"/>
+    <w:lsdException w:name="Outline List 3" w:semiHidden="1" w:unhideWhenUsed="1"/>
+    <w:lsdException w:name="Table Simple 1" w:semiHidden="1" w:unhideWhenUsed="1"/>
+    <w:lsdException w:name="Table Simple 2" w:semiHidden="1" w:unhideWhenUsed="1"/>
+    <w:lsdException w:name="Table Simple 3" w:semiHidden="1" w:unhideWhenUsed="1"/>
+    <w:lsdException w:name="Table Classic 1" w:semiHidden="1" w:unhideWhenUsed="1"/>
+    <w:lsdException w:name="Table Classic 2" w:semiHidden="1" w:unhideWhenUsed="1"/>
+    <w:lsdException w:name="Table Classic 3" w:semiHidden="1" w:unhideWhenUsed="1"/>
+    <w:lsdException w:name="Table Classic 4" w:semiHidden="1" w:unhideWhenUsed="1"/>
+    <w:lsdException w:name="Table Colorful 1" w:semiHidden="1" w:unhideWhenUsed="1"/>
+    <w:lsdException w:name="Table Colorful 2" w:semiHidden="1" w:unhideWhenUsed="1"/>
+    <w:lsdException w:name="Table Colorful 3" w:semiHidden="1" w:unhideWhenUsed="1"/>
+    <w:lsdException w:name="Table Columns 1" w:semiHidden="1" w:unhideWhenUsed="1"/>
+    <w:lsdException w:name="Table Columns 2" w:semiHidden="1" w:unhideWhenUsed="1"/>
+    <w:lsdException w:name="Table Columns 3" w:semiHidden="1" w:unhideWhenUsed="1"/>
+    <w:lsdException w:name="Table Columns 4" w:semiHidden="1" w:unhideWhenUsed="1"/>
+    <w:lsdException w:name="Table Columns 5" w:semiHidden="1" w:unhideWhenUsed="1"/>
+    <w:lsdException w:name="Table Grid 1" w:semiHidden="1" w:unhideWhenUsed="1"/>
+    <w:lsdException w:name="Table Grid 2" w:semiHidden="1" w:unhideWhenUsed="1"/>
+    <w:lsdException w:name="Table Grid 3" w:semiHidden="1" w:unhideWhenUsed="1"/>
+    <w:lsdException w:name="Table Grid 4" w:semiHidden="1" w:unhideWhenUsed="1"/>
+    <w:lsdException w:name="Table Grid 5" w:semiHidden="1" w:unhideWhenUsed="1"/>
+    <w:lsdException w:name="Table Grid 6" w:semiHidden="1" w:unhideWhenUsed="1"/>
+    <w:lsdException w:name="Table Grid 7" w:semiHidden="1" w:unhideWhenUsed="1"/>
+    <w:lsdException w:name="Table Grid 8" w:semiHidden="1" w:unhideWhenUsed="1"/>
+    <w:lsdException w:name="Table List 1" w:semiHidden="1" w:unhideWhenUsed="1"/>
+    <w:lsdException w:name="Table List 2" w:semiHidden="1" w:unhideWhenUsed="1"/>
+    <w:lsdException w:name="Table List 3" w:semiHidden="1" w:unhideWhenUsed="1"/>
+    <w:lsdException w:name="Table List 4" w:semiHidden="1" w:unhideWhenUsed="1"/>
+    <w:lsdException w:name="Table List 5" w:semiHidden="1" w:unhideWhenUsed="1"/>
+    <w:lsdException w:name="Table List 6" w:semiHidden="1" w:unhideWhenUsed="1"/>
+    <w:lsdException w:name="Table List 7" w:semiHidden="1" w:unhideWhenUsed="1"/>
+    <w:lsdException w:name="Table List 8" w:semiHidden="1" w:unhideWhenUsed="1"/>
+    <w:lsdException w:name="Table 3D effects 1" w:semiHidden="1" w:unhideWhenUsed="1"/>
+    <w:lsdException w:name="Table 3D effects 2" w:semiHidden="1" w:unhideWhenUsed="1"/>
+    <w:lsdException w:name="Table 3D effects 3" w:semiHidden="1" w:unhideWhenUsed="1"/>
+    <w:lsdException w:name="Table Contemporary" w:semiHidden="1" w:unhideWhenUsed="1"/>
+    <w:lsdException w:name="Table Elegant" w:semiHidden="1" w:unhideWhenUsed="1"/>
+    <w:lsdException w:name="Table Professional" w:semiHidden="1" w:unhideWhenUsed="1"/>
+    <w:lsdException w:name="Table Subtle 1" w:semiHidden="1" w:unhideWhenUsed="1"/>
+    <w:lsdException w:name="Table Subtle 2" w:semiHidden="1" w:unhideWhenUsed="1"/>
+    <w:lsdException w:name="Table Web 1" w:semiHidden="1" w:unhideWhenUsed="1"/>
+    <w:lsdException w:name="Table Web 2" w:semiHidden="1" w:unhideWhenUsed="1"/>
+    <w:lsdException w:name="Table Web 3" w:semiHidden="1" w:unhideWhenUsed="1"/>
+    <w:lsdException w:name="Balloon Text" w:semiHidden="1" w:unhideWhenUsed="1"/>
+    <w:lsdException w:name="Table Grid" w:uiPriority="39"/>
+    <w:lsdException w:name="Table Theme" w:semiHidden="1" w:unhideWhenUsed="1"/>
+    <w:lsdException w:name="Placeholder Text" w:semiHidden="1"/>
+    <w:lsdException w:name="No Spacing" w:uiPriority="1" w:qFormat="1"/>
+    <w:lsdException w:name="Light Shading" w:uiPriority="60"/>
+    <w:lsdException w:name="Light List" w:uiPriority="61"/>
+    <w:lsdException w:name="Light Grid" w:uiPriority="62"/>
+    <w:lsdException w:name="Medium Shading 1" w:uiPriority="63"/>
+    <w:lsdException w:name="Medium Shading 2" w:uiPriority="64"/>
+    <w:lsdException w:name="Medium List 1" w:uiPriority="65"/>
+    <w:lsdException w:name="Medium List 2" w:uiPriority="66"/>
+    <w:lsdException w:name="Medium Grid 1" w:uiPriority="67"/>
+    <w:lsdException w:name="Medium Grid 2" w:uiPriority="68"/>
+    <w:lsdException w:name="Medium Grid 3" w:uiPriority="69"/>
+    <w:lsdException w:name="Dark List" w:uiPriority="70"/>
+    <w:lsdException w:name="Colorful Shading" w:uiPriority="71"/>
+    <w:lsdException w:name="Colorful List" w:uiPriority="72"/>
+    <w:lsdException w:name="Colorful Grid" w:uiPriority="73"/>
+    <w:lsdException w:name="Light Shading Accent 1" w:uiPriority="60"/>
+    <w:lsdException w:name="Light List Accent 1" w:uiPriority="61"/>
+    <w:lsdException w:name="Light Grid Accent 1" w:uiPriority="62"/>
+    <w:lsdException w:name="Medium Shading 1 Accent 1" w:uiPriority="63"/>
+    <w:lsdException w:name="Medium Shading 2 Accent 1" w:uiPriority="64"/>
+    <w:lsdException w:name="Medium List 1 Accent 1" w:uiPriority="65"/>
+    <w:lsdException w:name="Revision" w:semiHidden="1"/>
+    <w:lsdException w:name="List Paragraph" w:uiPriority="34" w:qFormat="1"/>
+    <w:lsdException w:name="Quote" w:uiPriority="29" w:qFormat="1"/>
+    <w:lsdException w:name="Intense Quote" w:uiPriority="30" w:qFormat="1"/>
+    <w:lsdException w:name="Medium List 2 Accent 1" w:uiPriority="66"/>
+    <w:lsdException w:name="Medium Grid 1 Accent 1" w:uiPriority="67"/>
+    <w:lsdException w:name="Medium Grid 2 Accent 1" w:uiPriority="68"/>
+    <w:lsdException w:name="Medium Grid 3 Accent 1" w:uiPriority="69"/>
+    <w:lsdException w:name="Dark List Accent 1" w:uiPriority="70"/>
+    <w:lsdException w:name="Colorful Shading Accent 1" w:uiPriority="71"/>
+    <w:lsdException w:name="Colorful List Accent 1" w:uiPriority="72"/>
+    <w:lsdException w:name="Colorful Grid Accent 1" w:uiPriority="73"/>
+    <w:lsdException w:name="Light Shading Accent 2" w:uiPriority="60"/>
+    <w:lsdException w:name="Light List Accent 2" w:uiPriority="61"/>
+    <w:lsdException w:name="Light Grid Accent 2" w:uiPriority="62"/>
+    <w:lsdException w:name="Medium Shading 1 Accent 2" w:uiPriority="63"/>
+    <w:lsdException w:name="Medium Shading 2 Accent 2" w:uiPriority="64"/>
+    <w:lsdException w:name="Medium List 1 Accent 2" w:uiPriority="65"/>
+    <w:lsdException w:name="Medium List 2 Accent 2" w:uiPriority="66"/>
+    <w:lsdException w:name="Medium Grid 1 Accent 2" w:uiPriority="67"/>
+    <w:lsdException w:name="Medium Grid 2 Accent 2" w:uiPriority="68"/>
+    <w:lsdException w:name="Medium Grid 3 Accent 2" w:uiPriority="69"/>
+    <w:lsdException w:name="Dark List Accent 2" w:uiPriority="70"/>
+    <w:lsdException w:name="Colorful Shading Accent 2" w:uiPriority="71"/>
+    <w:lsdException w:name="Colorful List Accent 2" w:uiPriority="72"/>
+    <w:lsdException w:name="Colorful Grid Accent 2" w:uiPriority="73"/>
+    <w:lsdException w:name="Light Shading Accent 3" w:uiPriority="60"/>
+    <w:lsdException w:name="Light List Accent 3" w:uiPriority="61"/>
+    <w:lsdException w:name="Light Grid Accent 3" w:uiPriority="62"/>
+    <w:lsdException w:name="Medium Shading 1 Accent 3" w:uiPriority="63"/>
+    <w:lsdException w:name="Medium Shading 2 Accent 3" w:uiPriority="64"/>
+    <w:lsdException w:name="Medium List 1 Accent 3" w:uiPriority="65"/>
+    <w:lsdException w:name="Medium List 2 Accent 3" w:uiPriority="66"/>
+    <w:lsdException w:name="Medium Grid 1 Accent 3" w:uiPriority="67"/>
+    <w:lsdException w:name="Medium Grid 2 Accent 3" w:uiPriority="68"/>
+    <w:lsdException w:name="Medium Grid 3 Accent 3" w:uiPriority="69"/>
+    <w:lsdException w:name="Dark List Accent 3" w:uiPriority="70"/>
+    <w:lsdException w:name="Colorful Shading Accent 3" w:uiPriority="71"/>
+    <w:lsdException w:name="Colorful List Accent 3" w:uiPriority="72"/>
+    <w:lsdException w:name="Colorful Grid Accent 3" w:uiPriority="73"/>
+    <w:lsdException w:name="Light Shading Accent 4" w:uiPriority="60"/>
+    <w:lsdException w:name="Light List Accent 4" w:uiPriority="61"/>
+    <w:lsdException w:name="Light Grid Accent 4" w:uiPriority="62"/>
+    <w:lsdException w:name="Medium Shading 1 Accent 4" w:uiPriority="63"/>
+    <w:lsdException w:name="Medium Shading 2 Accent 4" w:uiPriority="64"/>
+    <w:lsdException w:name="Medium List 1 Accent 4" w:uiPriority="65"/>
+    <w:lsdException w:name="Medium List 2 Accent 4" w:uiPriority="66"/>
+    <w:lsdException w:name="Medium Grid 1 Accent 4" w:uiPriority="67"/>
+    <w:lsdException w:name="Medium Grid 2 Accent 4" w:uiPriority="68"/>
+    <w:lsdException w:name="Medium Grid 3 Accent 4" w:uiPriority="69"/>
+    <w:lsdException w:name="Dark List Accent 4" w:uiPriority="70"/>
+    <w:lsdException w:name="Colorful Shading Accent 4" w:uiPriority="71"/>
+    <w:lsdException w:name="Colorful List Accent 4" w:uiPriority="72"/>
+    <w:lsdException w:name="Colorful Grid Accent 4" w:uiPriority="73"/>
+    <w:lsdException w:name="Light Shading Accent 5" w:uiPriority="60"/>
+    <w:lsdException w:name="Light List Accent 5" w:uiPriority="61"/>
+    <w:lsdException w:name="Light Grid Accent 5" w:uiPriority="62"/>
+    <w:lsdException w:name="Medium Shading 1 Accent 5" w:uiPriority="63"/>
+    <w:lsdException w:name="Medium Shading 2 Accent 5" w:uiPriority="64"/>
+    <w:lsdException w:name="Medium List 1 Accent 5" w:uiPriority="65"/>
+    <w:lsdException w:name="Medium List 2 Accent 5" w:uiPriority="66"/>
+    <w:lsdException w:name="Medium Grid 1 Accent 5" w:uiPriority="67"/>
+    <w:lsdException w:name="Medium Grid 2 Accent 5" w:uiPriority="68"/>
+    <w:lsdException w:name="Medium Grid 3 Accent 5" w:uiPriority="69"/>
+    <w:lsdException w:name="Dark List Accent 5" w:uiPriority="70"/>
+    <w:lsdException w:name="Colorful Shading Accent 5" w:uiPriority="71"/>
+    <w:lsdException w:name="Colorful List Accent 5" w:uiPriority="72"/>
+    <w:lsdException w:name="Colorful Grid Accent 5" w:uiPriority="73"/>
+    <w:lsdException w:name="Light Shading Accent 6" w:uiPriority="60"/>
+    <w:lsdException w:name="Light List Accent 6" w:uiPriority="61"/>
+    <w:lsdException w:name="Light Grid Accent 6" w:uiPriority="62"/>
+    <w:lsdException w:name="Medium Shading 1 Accent 6" w:uiPriority="63"/>
+    <w:lsdException w:name="Medium Shading 2 Accent 6" w:uiPriority="64"/>
+    <w:lsdException w:name="Medium List 1 Accent 6" w:uiPriority="65"/>
+    <w:lsdException w:name="Medium List 2 Accent 6" w:uiPriority="66"/>
+    <w:lsdException w:name="Medium Grid 1 Accent 6" w:uiPriority="67"/>
+    <w:lsdException w:name="Medium Grid 2 Accent 6" w:uiPriority="68"/>
+    <w:lsdException w:name="Medium Grid 3 Accent 6" w:uiPriority="69"/>
+    <w:lsdException w:name="Dark List Accent 6" w:uiPriority="70"/>
+    <w:lsdException w:name="Colorful Shading Accent 6" w:uiPriority="71"/>
+    <w:lsdException w:name="Colorful List Accent 6" w:uiPriority="72"/>
+    <w:lsdException w:name="Colorful Grid Accent 6" w:uiPriority="73"/>
+    <w:lsdException w:name="Subtle Emphasis" w:uiPriority="19" w:qFormat="1"/>
+    <w:lsdException w:name="Intense Emphasis" w:uiPriority="21" w:qFormat="1"/>
+    <w:lsdException w:name="Subtle Reference" w:uiPriority="31" w:qFormat="1"/>
+    <w:lsdException w:name="Intense Reference" w:uiPriority="32" w:qFormat="1"/>
+    <w:lsdException w:name="Book Title" w:uiPriority="33" w:qFormat="1"/>
+    <w:lsdException w:name="Bibliography" w:semiHidden="1" w:uiPriority="37" w:unhideWhenUsed="1"/>
+    <w:lsdException w:name="TOC Heading" w:semiHidden="1" w:uiPriority="39" w:unhideWhenUsed="1" w:qFormat="1"/>
+    <w:lsdException w:name="Plain Table 1" w:uiPriority="41"/>
+    <w:lsdException w:name="Plain Table 2" w:uiPriority="42"/>
+    <w:lsdException w:name="Plain Table 3" w:uiPriority="43"/>
+    <w:lsdException w:name="Plain Table 4" w:uiPriority="44"/>
+    <w:lsdException w:name="Plain Table 5" w:uiPriority="45"/>
+    <w:lsdException w:name="Grid Table Light" w:uiPriority="40"/>
+    <w:lsdException w:name="Grid Table 1 Light" w:uiPriority="46"/>
+    <w:lsdException w:name="Grid Table 2" w:uiPriority="47"/>
+    <w:lsdException w:name="Grid Table 3" w:uiPriority="48"/>
+    <w:lsdException w:name="Grid Table 4" w:uiPriority="49"/>
+    <w:lsdException w:name="Grid Table 5 Dark" w:uiPriority="50"/>
+    <w:lsdException w:name="Grid Table 6 Colorful" w:uiPriority="51"/>
+    <w:lsdException w:name="Grid Table 7 Colorful" w:uiPriority="52"/>
+    <w:lsdException w:name="Grid Table 1 Light Accent 1" w:uiPriority="46"/>
+    <w:lsdException w:name="Grid Table 2 Accent 1" w:uiPriority="47"/>
+    <w:lsdException w:name="Grid Table 3 Accent 1" w:uiPriority="48"/>
+    <w:lsdException w:name="Grid Table 4 Accent 1" w:uiPriority="49"/>
+    <w:lsdException w:name="Grid Table 5 Dark Accent 1" w:uiPriority="50"/>
+    <w:lsdException w:name="Grid Table 6 Colorful Accent 1" w:uiPriority="51"/>
+    <w:lsdException w:name="Grid Table 7 Colorful Accent 1" w:uiPriority="52"/>
+    <w:lsdException w:name="Grid Table 1 Light Accent 2" w:uiPriority="46"/>
+    <w:lsdException w:name="Grid Table 2 Accent 2" w:uiPriority="47"/>
+    <w:lsdException w:name="Grid Table 3 Accent 2" w:uiPriority="48"/>
+    <w:lsdException w:name="Grid Table 4 Accent 2" w:uiPriority="49"/>
+    <w:lsdException w:name="Grid Table 5 Dark Accent 2" w:uiPriority="50"/>
+    <w:lsdException w:name="Grid Table 6 Colorful Accent 2" w:uiPriority="51"/>
+    <w:lsdException w:name="Grid Table 7 Colorful Accent 2" w:uiPriority="52"/>
+    <w:lsdException w:name="Grid Table 1 Light Accent 3" w:uiPriority="46"/>
+    <w:lsdException w:name="Grid Table 2 Accent 3" w:uiPriority="47"/>
+    <w:lsdException w:name="Grid Table 3 Accent 3" w:uiPriority="48"/>
+    <w:lsdException w:name="Grid Table 4 Accent 3" w:uiPriority="49"/>
+    <w:lsdException w:name="Grid Table 5 Dark Accent 3" w:uiPriority="50"/>
+    <w:lsdException w:name="Grid Table 6 Colorful Accent 3" w:uiPriority="51"/>
+    <w:lsdException w:name="Grid Table 7 Colorful Accent 3" w:uiPriority="52"/>
+    <w:lsdException w:name="Grid Table 1 Light Accent 4" w:uiPriority="46"/>
+    <w:lsdException w:name="Grid Table 2 Accent 4" w:uiPriority="47"/>
+    <w:lsdException w:name="Grid Table 3 Accent 4" w:uiPriority="48"/>
+    <w:lsdException w:name="Grid Table 4 Accent 4" w:uiPriority="49"/>
+    <w:lsdException w:name="Grid Table 5 Dark Accent 4" w:uiPriority="50"/>
+    <w:lsdException w:name="Grid Table 6 Colorful Accent 4" w:uiPriority="51"/>
+    <w:lsdException w:name="Grid Table 7 Colorful Accent 4" w:uiPriority="52"/>
+    <w:lsdException w:name="Grid Table 1 Light Accent 5" w:uiPriority="46"/>
+    <w:lsdException w:name="Grid Table 2 Accent 5" w:uiPriority="47"/>
+    <w:lsdException w:name="Grid Table 3 Accent 5" w:uiPriority="48"/>
+    <w:lsdException w:name="Grid Table 4 Accent 5" w:uiPriority="49"/>
+    <w:lsdException w:name="Grid Table 5 Dark Accent 5" w:uiPriority="50"/>
+    <w:lsdException w:name="Grid Table 6 Colorful Accent 5" w:uiPriority="51"/>
+    <w:lsdException w:name="Grid Table 7 Colorful Accent 5" w:uiPriority="52"/>
+    <w:lsdException w:name="Grid Table 1 Light Accent 6" w:uiPriority="46"/>
+    <w:lsdException w:name="Grid Table 2 Accent 6" w:uiPriority="47"/>
+    <w:lsdException w:name="Grid Table 3 Accent 6" w:uiPriority="48"/>
+    <w:lsdException w:name="Grid Table 4 Accent 6" w:uiPriority="49"/>
+    <w:lsdException w:name="Grid Table 5 Dark Accent 6" w:uiPriority="50"/>
+    <w:lsdException w:name="Grid Table 6 Colorful Accent 6" w:uiPriority="51"/>
+    <w:lsdException w:name="Grid Table 7 Colorful Accent 6" w:uiPriority="52"/>
+    <w:lsdException w:name="List Table 1 Light" w:uiPriority="46"/>
+    <w:lsdException w:name="List Table 2" w:uiPriority="47"/>
+    <w:lsdException w:name="List Table 3" w:uiPriority="48"/>
+    <w:lsdException w:name="List Table 4" w:uiPriority="49"/>
+    <w:lsdException w:name="List Table 5 Dark" w:uiPriority="50"/>
+    <w:lsdException w:name="List Table 6 Colorful" w:uiPriority="51"/>
+    <w:lsdException w:name="List Table 7 Colorful" w:uiPriority="52"/>
+    <w:lsdException w:name="List Table 1 Light Accent 1" w:uiPriority="46"/>
+    <w:lsdException w:name="List Table 2 Accent 1" w:uiPriority="47"/>
+    <w:lsdException w:name="List Table 3 Accent 1" w:uiPriority="48"/>
+    <w:lsdException w:name="List Table 4 Accent 1" w:uiPriority="49"/>
+    <w:lsdException w:name="List Table 5 Dark Accent 1" w:uiPriority="50"/>
+    <w:lsdException w:name="List Table 6 Colorful Accent 1" w:uiPriority="51"/>
+    <w:lsdException w:name="List Table 7 Colorful Accent 1" w:uiPriority="52"/>
+    <w:lsdException w:name="List Table 1 Light Accent 2" w:uiPriority="46"/>
+    <w:lsdException w:name="List Table 2 Accent 2" w:uiPriority="47"/>
+    <w:lsdException w:name="List Table 3 Accent 2" w:uiPriority="48"/>
+    <w:lsdException w:name="List Table 4 Accent 2" w:uiPriority="49"/>
+    <w:lsdException w:name="List Table 5 Dark Accent 2" w:uiPriority="50"/>
+    <w:lsdException w:name="List Table 6 Colorful Accent 2" w:uiPriority="51"/>
+    <w:lsdException w:name="List Table 7 Colorful Accent 2" w:uiPriority="52"/>
+    <w:lsdException w:name="List Table 1 Light Accent 3" w:uiPriority="46"/>
+    <w:lsdException w:name="List Table 2 Accent 3" w:uiPriority="47"/>
+    <w:lsdException w:name="List Table 3 Accent 3" w:uiPriority="48"/>
+    <w:lsdException w:name="List Table 4 Accent 3" w:uiPriority="49"/>
+    <w:lsdException w:name="List Table 5 Dark Accent 3" w:uiPriority="50"/>
+    <w:lsdException w:name="List Table 6 Colorful Accent 3" w:uiPriority="51"/>
+    <w:lsdException w:name="List Table 7 Colorful Accent 3" w:uiPriority="52"/>
+    <w:lsdException w:name="List Table 1 Light Accent 4" w:uiPriority="46"/>
+    <w:lsdException w:name="List Table 2 Accent 4" w:uiPriority="47"/>
+    <w:lsdException w:name="List Table 3 Accent 4" w:uiPriority="48"/>
+    <w:lsdException w:name="List Table 4 Accent 4" w:uiPriority="49"/>
+    <w:lsdException w:name="List Table 5 Dark Accent 4" w:uiPriority="50"/>
+    <w:lsdException w:name="List Table 6 Colorful Accent 4" w:uiPriority="51"/>
+    <w:lsdException w:name="List Table 7 Colorful Accent 4" w:uiPriority="52"/>
+    <w:lsdException w:name="List Table 1 Light Accent 5" w:uiPriority="46"/>
+    <w:lsdException w:name="List Table 2 Accent 5" w:uiPriority="47"/>
+    <w:lsdException w:name="List Table 3 Accent 5" w:uiPriority="48"/>
+    <w:lsdException w:name="List Table 4 Accent 5" w:uiPriority="49"/>
+    <w:lsdException w:name="List Table 5 Dark Accent 5" w:uiPriority="50"/>
+    <w:lsdException w:name="List Table 6 Colorful Accent 5" w:uiPriority="51"/>
+    <w:lsdException w:name="List Table 7 Colorful Accent 5" w:uiPriority="52"/>
+    <w:lsdException w:name="List Table 1 Light Accent 6" w:uiPriority="46"/>
+    <w:lsdException w:name="List Table 2 Accent 6" w:uiPriority="47"/>
+    <w:lsdException w:name="List Table 3 Accent 6" w:uiPriority="48"/>
+    <w:lsdException w:name="List Table 4 Accent 6" w:uiPriority="49"/>
+    <w:lsdException w:name="List Table 5 Dark Accent 6" w:uiPriority="50"/>
+    <w:lsdException w:name="List Table 6 Colorful Accent 6" w:uiPriority="51"/>
+    <w:lsdException w:name="List Table 7 Colorful Accent 6" w:uiPriority="52"/>
+    <w:lsdException w:name="Mention" w:semiHidden="1" w:unhideWhenUsed="1"/>
+    <w:lsdException w:name="Smart Hyperlink" w:semiHidden="1" w:unhideWhenUsed="1"/>
+    <w:lsdException w:name="Hashtag" w:semiHidden="1" w:unhideWhenUsed="1"/>
+    <w:lsdException w:name="Unresolved Mention" w:semiHidden="1" w:unhideWhenUsed="1"/>
+    <w:lsdException w:name="Smart Link" w:semiHidden="1" w:unhideWhenUsed="1"/>
+  </w:latentStyles>
+  <w:style w:type="paragraph" w:default="1" w:styleId="Normal">
+    <w:name w:val="Normal"/>
+    <w:qFormat/>
+  </w:style>
+  <w:style w:type="paragraph" w:styleId="Ttulo1">
+    <w:name w:val="heading 1"/>
+    <w:uiPriority w:val="9"/>
+    <w:qFormat/>
+    <w:pPr>
+      <w:outlineLvl w:val="0"/>
+    </w:pPr>
+    <w:rPr>
+      <w:color w:val="2E74B5"/>
+      <w:sz w:val="32"/>
+      <w:szCs w:val="32"/>
+    </w:rPr>
+  </w:style>
+  <w:style w:type="paragraph" w:styleId="Ttulo2">
+    <w:name w:val="heading 2"/>
+    <w:uiPriority w:val="9"/>
+    <w:unhideWhenUsed/>
+    <w:qFormat/>
+    <w:pPr>
+      <w:outlineLvl w:val="1"/>
+    </w:pPr>
+    <w:rPr>
+      <w:color w:val="2E74B5"/>
+      <w:sz w:val="26"/>
+      <w:szCs w:val="26"/>
+    </w:rPr>
+  </w:style>
+  <w:style w:type="paragraph" w:styleId="Ttulo3">
+    <w:name w:val="heading 3"/>
+    <w:uiPriority w:val="9"/>
+    <w:semiHidden/>
+    <w:unhideWhenUsed/>
+    <w:qFormat/>
+    <w:pPr>
+      <w:outlineLvl w:val="2"/>
+    </w:pPr>
+    <w:rPr>
+      <w:color w:val="1F4D78"/>
+      <w:sz w:val="24"/>
+      <w:szCs w:val="24"/>
+    </w:rPr>
+  </w:style>
+  <w:style w:type="paragraph" w:styleId="Ttulo4">
+    <w:name w:val="heading 4"/>
+    <w:uiPriority w:val="9"/>
+    <w:semiHidden/>
+    <w:unhideWhenUsed/>
+    <w:qFormat/>
+    <w:pPr>
+      <w:outlineLvl w:val="3"/>
+    </w:pPr>
+    <w:rPr>
+      <w:i/>
+      <w:iCs/>
+      <w:color w:val="2E74B5"/>
+    </w:rPr>
+  </w:style>
+  <w:style w:type="paragraph" w:styleId="Ttulo5">
+    <w:name w:val="heading 5"/>
+    <w:uiPriority w:val="9"/>
+    <w:semiHidden/>
+    <w:unhideWhenUsed/>
+    <w:qFormat/>
+    <w:pPr>
+      <w:outlineLvl w:val="4"/>
+    </w:pPr>
+    <w:rPr>
+      <w:color w:val="2E74B5"/>
+    </w:rPr>
+  </w:style>
+  <w:style w:type="paragraph" w:styleId="Ttulo6">
+    <w:name w:val="heading 6"/>
+    <w:uiPriority w:val="9"/>
+    <w:semiHidden/>
+    <w:unhideWhenUsed/>
+    <w:qFormat/>
+    <w:pPr>
+      <w:outlineLvl w:val="5"/>
+    </w:pPr>
+    <w:rPr>
+      <w:color w:val="1F4D78"/>
+    </w:rPr>
+  </w:style>
+  <w:style w:type="character" w:default="1" w:styleId="Fuentedeprrafopredeter">
+    <w:name w:val="Default Paragraph Font"/>
+    <w:uiPriority w:val="1"/>
+    <w:semiHidden/>
+    <w:unhideWhenUsed/>
+  </w:style>
+  <w:style w:type="table" w:default="1" w:styleId="Tablanormal">
+    <w:name w:val="Normal Table"/>
+    <w:uiPriority w:val="99"/>
+    <w:semiHidden/>
+    <w:unhideWhenUsed/>
+    <w:tblPr>
+      <w:tblInd w:w="0" w:type="dxa"/>
+      <w:tblCellMar>
+        <w:top w:w="0" w:type="dxa"/>
+        <w:left w:w="108" w:type="dxa"/>
+        <w:bottom w:w="0" w:type="dxa"/>
+        <w:right w:w="108" w:type="dxa"/>
+      </w:tblCellMar>
+    </w:tblPr>
+  </w:style>
+  <w:style w:type="numbering" w:default="1" w:styleId="Sinlista">
+    <w:name w:val="No List"/>
+    <w:uiPriority w:val="99"/>
+    <w:semiHidden/>
+    <w:unhideWhenUsed/>
+  </w:style>
+  <w:style w:type="paragraph" w:styleId="Ttulo">
     <w:name w:val="Title"/>
-    <w:basedOn w:val="Normal"/>
-    <w:next w:val="Normal"/>
+    <w:uiPriority w:val="10"/>
     <w:qFormat/>
     <w:rPr>
       <w:sz w:val="56"/>
       <w:szCs w:val="56"/>
     </w:rPr>
   </w:style>
-  <w:style w:type="paragraph" w:styleId="Heading1">
-    <w:name w:val="Heading 1"/>
-    <w:basedOn w:val="Normal"/>
-    <w:next w:val="Normal"/>
-    <w:qFormat/>
-    <w:rPr>
-      <w:color w:val="2E74B5"/>
-      <w:sz w:val="32"/>
-      <w:szCs w:val="32"/>
-    </w:rPr>
-  </w:style>
-  <w:style w:type="paragraph" w:styleId="Heading2">
-    <w:name w:val="Heading 2"/>
-    <w:basedOn w:val="Normal"/>
-    <w:next w:val="Normal"/>
-    <w:qFormat/>
-    <w:rPr>
-      <w:color w:val="2E74B5"/>
-      <w:sz w:val="26"/>
-      <w:szCs w:val="26"/>
-    </w:rPr>
-  </w:style>
-  <w:style w:type="paragraph" w:styleId="Heading3">
-    <w:name w:val="Heading 3"/>
-    <w:basedOn w:val="Normal"/>
-    <w:next w:val="Normal"/>
-    <w:qFormat/>
-    <w:rPr>
-      <w:color w:val="1F4D78"/>
-      <w:sz w:val="24"/>
-      <w:szCs w:val="24"/>
-    </w:rPr>
-  </w:style>
-  <w:style w:type="paragraph" w:styleId="Heading4">
-    <w:name w:val="Heading 4"/>
-    <w:basedOn w:val="Normal"/>
-    <w:next w:val="Normal"/>
-    <w:qFormat/>
-    <w:rPr>
-      <w:i/>
-      <w:iCs/>
-      <w:color w:val="2E74B5"/>
-    </w:rPr>
-  </w:style>
-  <w:style w:type="paragraph" w:styleId="Heading5">
-    <w:name w:val="Heading 5"/>
-    <w:basedOn w:val="Normal"/>
-    <w:next w:val="Normal"/>
-    <w:qFormat/>
-    <w:rPr>
-      <w:color w:val="2E74B5"/>
-    </w:rPr>
-  </w:style>
-  <w:style w:type="paragraph" w:styleId="Heading6">
-    <w:name w:val="Heading 6"/>
-    <w:basedOn w:val="Normal"/>
-    <w:next w:val="Normal"/>
-    <w:qFormat/>
-    <w:rPr>
-      <w:color w:val="1F4D78"/>
-    </w:rPr>
-  </w:style>
-  <w:style w:type="paragraph" w:styleId="Strong">
-    <w:name w:val="Strong"/>
-    <w:basedOn w:val="Normal"/>
-    <w:next w:val="Normal"/>
+  <w:style w:type="paragraph" w:customStyle="1" w:styleId="Fuerte1">
+    <w:name w:val="Fuerte1"/>
     <w:qFormat/>
     <w:rPr>
       <w:b/>
       <w:bCs/>
     </w:rPr>
   </w:style>
-  <w:style w:type="paragraph" w:styleId="ListParagraph">
+  <w:style w:type="paragraph" w:styleId="Prrafodelista">
     <w:name w:val="List Paragraph"/>
-    <w:basedOn w:val="Normal"/>
     <w:qFormat/>
   </w:style>
-  <w:style w:type="character" w:styleId="Hyperlink">
+  <w:style w:type="character" w:styleId="Hipervnculo">
     <w:name w:val="Hyperlink"/>
-    <w:basedOn w:val="DefaultParagraphFont"/>
     <w:uiPriority w:val="99"/>
     <w:unhideWhenUsed/>
     <w:rPr>
@@ -1547,9 +2901,8 @@
       <w:u w:val="single"/>
     </w:rPr>
   </w:style>
-  <w:style w:type="character" w:styleId="FootnoteReference">
+  <w:style w:type="character" w:styleId="Refdenotaalpie">
     <w:name w:val="footnote reference"/>
-    <w:basedOn w:val="DefaultParagraphFont"/>
     <w:uiPriority w:val="99"/>
     <w:semiHidden/>
     <w:unhideWhenUsed/>
@@ -1557,25 +2910,16 @@
       <w:vertAlign w:val="superscript"/>
     </w:rPr>
   </w:style>
-  <w:style w:type="paragraph" w:styleId="FootnoteText">
+  <w:style w:type="paragraph" w:styleId="Textonotapie">
     <w:name w:val="footnote text"/>
-    <w:basedOn w:val="Normal"/>
-    <w:link w:val="FootnoteTextChar"/>
+    <w:link w:val="TextonotapieCar"/>
     <w:uiPriority w:val="99"/>
     <w:semiHidden/>
     <w:unhideWhenUsed/>
-    <w:pPr>
-      <w:spacing w:after="0" w:line="240" w:lineRule="auto"/>
-    </w:pPr>
-    <w:rPr>
-      <w:sz w:val="20"/>
-      <w:szCs w:val="20"/>
-    </w:rPr>
   </w:style>
-  <w:style w:type="character" w:styleId="FootnoteTextChar">
-    <w:name w:val="Footnote Text Char"/>
-    <w:basedOn w:val="DefaultParagraphFont"/>
-    <w:link w:val="FootnoteText"/>
+  <w:style w:type="character" w:customStyle="1" w:styleId="TextonotapieCar">
+    <w:name w:val="Texto nota pie Car"/>
+    <w:link w:val="Textonotapie"/>
     <w:uiPriority w:val="99"/>
     <w:semiHidden/>
     <w:unhideWhenUsed/>
@@ -1584,9 +2928,8 @@
       <w:szCs w:val="20"/>
     </w:rPr>
   </w:style>
-  <w:style w:type="character" w:styleId="EndnoteReference">
+  <w:style w:type="character" w:styleId="Refdenotaalfinal">
     <w:name w:val="endnote reference"/>
-    <w:basedOn w:val="DefaultParagraphFont"/>
     <w:uiPriority w:val="99"/>
     <w:semiHidden/>
     <w:unhideWhenUsed/>
@@ -1594,25 +2937,16 @@
       <w:vertAlign w:val="superscript"/>
     </w:rPr>
   </w:style>
-  <w:style w:type="paragraph" w:styleId="EndnoteText">
+  <w:style w:type="paragraph" w:styleId="Textonotaalfinal">
     <w:name w:val="endnote text"/>
-    <w:basedOn w:val="Normal"/>
-    <w:link w:val="EndnoteTextChar"/>
+    <w:link w:val="TextonotaalfinalCar"/>
     <w:uiPriority w:val="99"/>
     <w:semiHidden/>
     <w:unhideWhenUsed/>
-    <w:pPr>
-      <w:spacing w:after="0" w:line="240" w:lineRule="auto"/>
-    </w:pPr>
-    <w:rPr>
-      <w:sz w:val="20"/>
-      <w:szCs w:val="20"/>
-    </w:rPr>
   </w:style>
-  <w:style w:type="character" w:styleId="EndnoteTextChar">
-    <w:name w:val="Endnote Text Char"/>
-    <w:basedOn w:val="DefaultParagraphFont"/>
-    <w:link w:val="EndnoteText"/>
+  <w:style w:type="character" w:customStyle="1" w:styleId="TextonotaalfinalCar">
+    <w:name w:val="Texto nota al final Car"/>
+    <w:link w:val="Textonotaalfinal"/>
     <w:uiPriority w:val="99"/>
     <w:semiHidden/>
     <w:unhideWhenUsed/>
@@ -1622,4 +2956,299 @@
     </w:rPr>
   </w:style>
 </w:styles>
+</file>
+
+<file path=word/theme/theme1.xml><?xml version="1.0" encoding="utf-8"?>
+<a:theme xmlns:a="http://schemas.openxmlformats.org/drawingml/2006/main" name="Tema de Office">
+  <a:themeElements>
+    <a:clrScheme name="Office">
+      <a:dk1>
+        <a:sysClr val="windowText" lastClr="000000"/>
+      </a:dk1>
+      <a:lt1>
+        <a:sysClr val="window" lastClr="FFFFFF"/>
+      </a:lt1>
+      <a:dk2>
+        <a:srgbClr val="44546A"/>
+      </a:dk2>
+      <a:lt2>
+        <a:srgbClr val="E7E6E6"/>
+      </a:lt2>
+      <a:accent1>
+        <a:srgbClr val="4472C4"/>
+      </a:accent1>
+      <a:accent2>
+        <a:srgbClr val="ED7D31"/>
+      </a:accent2>
+      <a:accent3>
+        <a:srgbClr val="A5A5A5"/>
+      </a:accent3>
+      <a:accent4>
+        <a:srgbClr val="FFC000"/>
+      </a:accent4>
+      <a:accent5>
+        <a:srgbClr val="5B9BD5"/>
+      </a:accent5>
+      <a:accent6>
+        <a:srgbClr val="70AD47"/>
+      </a:accent6>
+      <a:hlink>
+        <a:srgbClr val="0563C1"/>
+      </a:hlink>
+      <a:folHlink>
+        <a:srgbClr val="954F72"/>
+      </a:folHlink>
+    </a:clrScheme>
+    <a:fontScheme name="Office">
+      <a:majorFont>
+        <a:latin typeface="Calibri Light" panose="020F0302020204030204"/>
+        <a:ea typeface=""/>
+        <a:cs typeface=""/>
+        <a:font script="Jpan" typeface="游ゴシック Light"/>
+        <a:font script="Hang" typeface="맑은 고딕"/>
+        <a:font script="Hans" typeface="等线 Light"/>
+        <a:font script="Hant" typeface="新細明體"/>
+        <a:font script="Arab" typeface="Times New Roman"/>
+        <a:font script="Hebr" typeface="Times New Roman"/>
+        <a:font script="Thai" typeface="Angsana New"/>
+        <a:font script="Ethi" typeface="Nyala"/>
+        <a:font script="Beng" typeface="Vrinda"/>
+        <a:font script="Gujr" typeface="Shruti"/>
+        <a:font script="Khmr" typeface="MoolBoran"/>
+        <a:font script="Knda" typeface="Tunga"/>
+        <a:font script="Guru" typeface="Raavi"/>
+        <a:font script="Cans" typeface="Euphemia"/>
+        <a:font script="Cher" typeface="Plantagenet Cherokee"/>
+        <a:font script="Yiii" typeface="Microsoft Yi Baiti"/>
+        <a:font script="Tibt" typeface="Microsoft Himalaya"/>
+        <a:font script="Thaa" typeface="MV Boli"/>
+        <a:font script="Deva" typeface="Mangal"/>
+        <a:font script="Telu" typeface="Gautami"/>
+        <a:font script="Taml" typeface="Latha"/>
+        <a:font script="Syrc" typeface="Estrangelo Edessa"/>
+        <a:font script="Orya" typeface="Kalinga"/>
+        <a:font script="Mlym" typeface="Kartika"/>
+        <a:font script="Laoo" typeface="DokChampa"/>
+        <a:font script="Sinh" typeface="Iskoola Pota"/>
+        <a:font script="Mong" typeface="Mongolian Baiti"/>
+        <a:font script="Viet" typeface="Times New Roman"/>
+        <a:font script="Uigh" typeface="Microsoft Uighur"/>
+        <a:font script="Geor" typeface="Sylfaen"/>
+        <a:font script="Armn" typeface="Arial"/>
+        <a:font script="Bugi" typeface="Leelawadee UI"/>
+        <a:font script="Bopo" typeface="Microsoft JhengHei"/>
+        <a:font script="Java" typeface="Javanese Text"/>
+        <a:font script="Lisu" typeface="Segoe UI"/>
+        <a:font script="Mymr" typeface="Myanmar Text"/>
+        <a:font script="Nkoo" typeface="Ebrima"/>
+        <a:font script="Olck" typeface="Nirmala UI"/>
+        <a:font script="Osma" typeface="Ebrima"/>
+        <a:font script="Phag" typeface="Phagspa"/>
+        <a:font script="Syrn" typeface="Estrangelo Edessa"/>
+        <a:font script="Syrj" typeface="Estrangelo Edessa"/>
+        <a:font script="Syre" typeface="Estrangelo Edessa"/>
+        <a:font script="Sora" typeface="Nirmala UI"/>
+        <a:font script="Tale" typeface="Microsoft Tai Le"/>
+        <a:font script="Talu" typeface="Microsoft New Tai Lue"/>
+        <a:font script="Tfng" typeface="Ebrima"/>
+      </a:majorFont>
+      <a:minorFont>
+        <a:latin typeface="Calibri" panose="020F0502020204030204"/>
+        <a:ea typeface=""/>
+        <a:cs typeface=""/>
+        <a:font script="Jpan" typeface="游明朝"/>
+        <a:font script="Hang" typeface="맑은 고딕"/>
+        <a:font script="Hans" typeface="等线"/>
+        <a:font script="Hant" typeface="新細明體"/>
+        <a:font script="Arab" typeface="Arial"/>
+        <a:font script="Hebr" typeface="Arial"/>
+        <a:font script="Thai" typeface="Cordia New"/>
+        <a:font script="Ethi" typeface="Nyala"/>
+        <a:font script="Beng" typeface="Vrinda"/>
+        <a:font script="Gujr" typeface="Shruti"/>
+        <a:font script="Khmr" typeface="DaunPenh"/>
+        <a:font script="Knda" typeface="Tunga"/>
+        <a:font script="Guru" typeface="Raavi"/>
+        <a:font script="Cans" typeface="Euphemia"/>
+        <a:font script="Cher" typeface="Plantagenet Cherokee"/>
+        <a:font script="Yiii" typeface="Microsoft Yi Baiti"/>
+        <a:font script="Tibt" typeface="Microsoft Himalaya"/>
+        <a:font script="Thaa" typeface="MV Boli"/>
+        <a:font script="Deva" typeface="Mangal"/>
+        <a:font script="Telu" typeface="Gautami"/>
+        <a:font script="Taml" typeface="Latha"/>
+        <a:font script="Syrc" typeface="Estrangelo Edessa"/>
+        <a:font script="Orya" typeface="Kalinga"/>
+        <a:font script="Mlym" typeface="Kartika"/>
+        <a:font script="Laoo" typeface="DokChampa"/>
+        <a:font script="Sinh" typeface="Iskoola Pota"/>
+        <a:font script="Mong" typeface="Mongolian Baiti"/>
+        <a:font script="Viet" typeface="Arial"/>
+        <a:font script="Uigh" typeface="Microsoft Uighur"/>
+        <a:font script="Geor" typeface="Sylfaen"/>
+        <a:font script="Armn" typeface="Arial"/>
+        <a:font script="Bugi" typeface="Leelawadee UI"/>
+        <a:font script="Bopo" typeface="Microsoft JhengHei"/>
+        <a:font script="Java" typeface="Javanese Text"/>
+        <a:font script="Lisu" typeface="Segoe UI"/>
+        <a:font script="Mymr" typeface="Myanmar Text"/>
+        <a:font script="Nkoo" typeface="Ebrima"/>
+        <a:font script="Olck" typeface="Nirmala UI"/>
+        <a:font script="Osma" typeface="Ebrima"/>
+        <a:font script="Phag" typeface="Phagspa"/>
+        <a:font script="Syrn" typeface="Estrangelo Edessa"/>
+        <a:font script="Syrj" typeface="Estrangelo Edessa"/>
+        <a:font script="Syre" typeface="Estrangelo Edessa"/>
+        <a:font script="Sora" typeface="Nirmala UI"/>
+        <a:font script="Tale" typeface="Microsoft Tai Le"/>
+        <a:font script="Talu" typeface="Microsoft New Tai Lue"/>
+        <a:font script="Tfng" typeface="Ebrima"/>
+      </a:minorFont>
+    </a:fontScheme>
+    <a:fmtScheme name="Office">
+      <a:fillStyleLst>
+        <a:solidFill>
+          <a:schemeClr val="phClr"/>
+        </a:solidFill>
+        <a:gradFill rotWithShape="1">
+          <a:gsLst>
+            <a:gs pos="0">
+              <a:schemeClr val="phClr">
+                <a:lumMod val="110000"/>
+                <a:satMod val="105000"/>
+                <a:tint val="67000"/>
+              </a:schemeClr>
+            </a:gs>
+            <a:gs pos="50000">
+              <a:schemeClr val="phClr">
+                <a:lumMod val="105000"/>
+                <a:satMod val="103000"/>
+                <a:tint val="73000"/>
+              </a:schemeClr>
+            </a:gs>
+            <a:gs pos="100000">
+              <a:schemeClr val="phClr">
+                <a:lumMod val="105000"/>
+                <a:satMod val="109000"/>
+                <a:tint val="81000"/>
+              </a:schemeClr>
+            </a:gs>
+          </a:gsLst>
+          <a:lin ang="5400000" scaled="0"/>
+        </a:gradFill>
+        <a:gradFill rotWithShape="1">
+          <a:gsLst>
+            <a:gs pos="0">
+              <a:schemeClr val="phClr">
+                <a:satMod val="103000"/>
+                <a:lumMod val="102000"/>
+                <a:tint val="94000"/>
+              </a:schemeClr>
+            </a:gs>
+            <a:gs pos="50000">
+              <a:schemeClr val="phClr">
+                <a:satMod val="110000"/>
+                <a:lumMod val="100000"/>
+                <a:shade val="100000"/>
+              </a:schemeClr>
+            </a:gs>
+            <a:gs pos="100000">
+              <a:schemeClr val="phClr">
+                <a:lumMod val="99000"/>
+                <a:satMod val="120000"/>
+                <a:shade val="78000"/>
+              </a:schemeClr>
+            </a:gs>
+          </a:gsLst>
+          <a:lin ang="5400000" scaled="0"/>
+        </a:gradFill>
+      </a:fillStyleLst>
+      <a:lnStyleLst>
+        <a:ln w="6350" cap="flat" cmpd="sng" algn="ctr">
+          <a:solidFill>
+            <a:schemeClr val="phClr"/>
+          </a:solidFill>
+          <a:prstDash val="solid"/>
+          <a:miter lim="800000"/>
+        </a:ln>
+        <a:ln w="12700" cap="flat" cmpd="sng" algn="ctr">
+          <a:solidFill>
+            <a:schemeClr val="phClr"/>
+          </a:solidFill>
+          <a:prstDash val="solid"/>
+          <a:miter lim="800000"/>
+        </a:ln>
+        <a:ln w="19050" cap="flat" cmpd="sng" algn="ctr">
+          <a:solidFill>
+            <a:schemeClr val="phClr"/>
+          </a:solidFill>
+          <a:prstDash val="solid"/>
+          <a:miter lim="800000"/>
+        </a:ln>
+      </a:lnStyleLst>
+      <a:effectStyleLst>
+        <a:effectStyle>
+          <a:effectLst/>
+        </a:effectStyle>
+        <a:effectStyle>
+          <a:effectLst/>
+        </a:effectStyle>
+        <a:effectStyle>
+          <a:effectLst>
+            <a:outerShdw blurRad="57150" dist="19050" dir="5400000" algn="ctr" rotWithShape="0">
+              <a:srgbClr val="000000">
+                <a:alpha val="63000"/>
+              </a:srgbClr>
+            </a:outerShdw>
+          </a:effectLst>
+        </a:effectStyle>
+      </a:effectStyleLst>
+      <a:bgFillStyleLst>
+        <a:solidFill>
+          <a:schemeClr val="phClr"/>
+        </a:solidFill>
+        <a:solidFill>
+          <a:schemeClr val="phClr">
+            <a:tint val="95000"/>
+            <a:satMod val="170000"/>
+          </a:schemeClr>
+        </a:solidFill>
+        <a:gradFill rotWithShape="1">
+          <a:gsLst>
+            <a:gs pos="0">
+              <a:schemeClr val="phClr">
+                <a:tint val="93000"/>
+                <a:satMod val="150000"/>
+                <a:shade val="98000"/>
+                <a:lumMod val="102000"/>
+              </a:schemeClr>
+            </a:gs>
+            <a:gs pos="50000">
+              <a:schemeClr val="phClr">
+                <a:tint val="98000"/>
+                <a:satMod val="130000"/>
+                <a:shade val="90000"/>
+                <a:lumMod val="103000"/>
+              </a:schemeClr>
+            </a:gs>
+            <a:gs pos="100000">
+              <a:schemeClr val="phClr">
+                <a:shade val="63000"/>
+                <a:satMod val="120000"/>
+              </a:schemeClr>
+            </a:gs>
+          </a:gsLst>
+          <a:lin ang="5400000" scaled="0"/>
+        </a:gradFill>
+      </a:bgFillStyleLst>
+    </a:fmtScheme>
+  </a:themeElements>
+  <a:objectDefaults/>
+  <a:extraClrSchemeLst/>
+  <a:extLst>
+    <a:ext uri="{05A4C25C-085E-4340-85A3-A5531E510DB2}">
+      <thm15:themeFamily xmlns:thm15="http://schemas.microsoft.com/office/thememl/2012/main" name="Office Theme" id="{62F939B6-93AF-4DB8-9C6B-D6C7DFDC589F}" vid="{4A3C46E8-61CC-4603-A589-7422A47A8E4A}"/>
+    </a:ext>
+  </a:extLst>
+</a:theme>
 </file>
--- a/docs/Microproyecto_Entrega1.docx
+++ b/docs/Microproyecto_Entrega1.docx
@@ -6,6 +6,7 @@
       <w:pPr>
         <w:pStyle w:val="Ttulo"/>
         <w:spacing w:after="80"/>
+        <w:jc w:val="center"/>
       </w:pPr>
       <w:proofErr w:type="spellStart"/>
       <w:r>
@@ -19,9 +20,7 @@
     <w:p>
       <w:pPr>
         <w:spacing w:after="60"/>
-      </w:pPr>
-      <w:proofErr w:type="spellStart"/>
-      <w:r>
+        <w:jc w:val="center"/>
         <w:rPr>
           <w:b/>
           <w:bCs/>
@@ -29,9 +28,8 @@
           <w:sz w:val="26"/>
           <w:szCs w:val="26"/>
         </w:rPr>
-        <w:t>DiabetesRisk</w:t>
-      </w:r>
-      <w:proofErr w:type="spellEnd"/>
+      </w:pPr>
+      <w:proofErr w:type="spellStart"/>
       <w:r>
         <w:rPr>
           <w:b/>
@@ -40,12 +38,171 @@
           <w:sz w:val="26"/>
           <w:szCs w:val="26"/>
         </w:rPr>
+        <w:t>DiabetesRisk</w:t>
+      </w:r>
+      <w:proofErr w:type="spellEnd"/>
+      <w:r>
+        <w:rPr>
+          <w:b/>
+          <w:bCs/>
+          <w:color w:val="0C447C"/>
+          <w:sz w:val="26"/>
+          <w:szCs w:val="26"/>
+        </w:rPr>
         <w:t>: tamizaje temprano de riesgo de diabetes tipo 2</w:t>
       </w:r>
     </w:p>
     <w:p>
       <w:pPr>
+        <w:spacing w:after="60"/>
+        <w:jc w:val="center"/>
+        <w:rPr>
+          <w:b/>
+          <w:bCs/>
+          <w:color w:val="0C447C"/>
+          <w:sz w:val="26"/>
+          <w:szCs w:val="26"/>
+        </w:rPr>
+      </w:pPr>
+    </w:p>
+    <w:p>
+      <w:pPr>
+        <w:spacing w:after="60"/>
+        <w:jc w:val="center"/>
+        <w:rPr>
+          <w:b/>
+          <w:bCs/>
+          <w:color w:val="0C447C"/>
+          <w:sz w:val="26"/>
+          <w:szCs w:val="26"/>
+        </w:rPr>
+      </w:pPr>
+    </w:p>
+    <w:p>
+      <w:pPr>
+        <w:spacing w:after="60"/>
+        <w:jc w:val="center"/>
+      </w:pPr>
+    </w:p>
+    <w:p>
+      <w:pPr>
         <w:spacing w:after="120"/>
+        <w:jc w:val="center"/>
+        <w:rPr>
+          <w:color w:val="5F5E5A"/>
+        </w:rPr>
+      </w:pPr>
+      <w:r>
+        <w:rPr>
+          <w:color w:val="5F5E5A"/>
+        </w:rPr>
+        <w:t xml:space="preserve">Equipo: </w:t>
+      </w:r>
+    </w:p>
+    <w:p>
+      <w:pPr>
+        <w:spacing w:after="120"/>
+        <w:jc w:val="center"/>
+      </w:pPr>
+      <w:r>
+        <w:rPr>
+          <w:color w:val="5F5E5A"/>
+        </w:rPr>
+        <w:t xml:space="preserve">Jared Foster Orduz, Jeferson David Vargas Toca, </w:t>
+      </w:r>
+      <w:proofErr w:type="spellStart"/>
+      <w:r>
+        <w:rPr>
+          <w:color w:val="5F5E5A"/>
+        </w:rPr>
+        <w:t>Andres</w:t>
+      </w:r>
+      <w:proofErr w:type="spellEnd"/>
+      <w:r>
+        <w:rPr>
+          <w:color w:val="5F5E5A"/>
+        </w:rPr>
+        <w:t xml:space="preserve"> Felipe </w:t>
+      </w:r>
+      <w:proofErr w:type="spellStart"/>
+      <w:r>
+        <w:rPr>
+          <w:color w:val="5F5E5A"/>
+        </w:rPr>
+        <w:t>Florez</w:t>
+      </w:r>
+      <w:proofErr w:type="spellEnd"/>
+      <w:r>
+        <w:rPr>
+          <w:color w:val="5F5E5A"/>
+        </w:rPr>
+        <w:t xml:space="preserve"> Garces, Oscar Enrique Morillo</w:t>
+      </w:r>
+    </w:p>
+    <w:p>
+      <w:pPr>
+        <w:spacing w:after="120"/>
+        <w:jc w:val="center"/>
+        <w:rPr>
+          <w:color w:val="5F5E5A"/>
+        </w:rPr>
+      </w:pPr>
+    </w:p>
+    <w:p>
+      <w:pPr>
+        <w:spacing w:after="120"/>
+        <w:jc w:val="center"/>
+        <w:rPr>
+          <w:color w:val="5F5E5A"/>
+        </w:rPr>
+      </w:pPr>
+    </w:p>
+    <w:p>
+      <w:pPr>
+        <w:spacing w:after="120"/>
+        <w:jc w:val="center"/>
+        <w:rPr>
+          <w:color w:val="5F5E5A"/>
+        </w:rPr>
+      </w:pPr>
+    </w:p>
+    <w:p>
+      <w:pPr>
+        <w:spacing w:after="120"/>
+        <w:jc w:val="center"/>
+        <w:rPr>
+          <w:color w:val="5F5E5A"/>
+        </w:rPr>
+      </w:pPr>
+    </w:p>
+    <w:p>
+      <w:pPr>
+        <w:spacing w:after="120"/>
+        <w:jc w:val="center"/>
+        <w:rPr>
+          <w:color w:val="5F5E5A"/>
+        </w:rPr>
+      </w:pPr>
+    </w:p>
+    <w:p>
+      <w:pPr>
+        <w:spacing w:after="120"/>
+        <w:jc w:val="center"/>
+        <w:rPr>
+          <w:color w:val="5F5E5A"/>
+        </w:rPr>
+      </w:pPr>
+      <w:r>
+        <w:rPr>
+          <w:color w:val="5F5E5A"/>
+        </w:rPr>
+        <w:t>Agosto de 2026</w:t>
+      </w:r>
+    </w:p>
+    <w:p>
+      <w:pPr>
+        <w:spacing w:after="120"/>
+        <w:jc w:val="center"/>
       </w:pPr>
       <w:r>
         <w:rPr>
@@ -57,51 +214,19 @@
     <w:p>
       <w:pPr>
         <w:spacing w:after="120"/>
-      </w:pPr>
-      <w:r>
-        <w:rPr>
-          <w:color w:val="5F5E5A"/>
-        </w:rPr>
-        <w:t xml:space="preserve">Equipo: Jared Foster Orduz, Jeferson David Vargas Toca, </w:t>
-      </w:r>
-      <w:proofErr w:type="spellStart"/>
-      <w:r>
-        <w:rPr>
-          <w:color w:val="5F5E5A"/>
-        </w:rPr>
-        <w:t>Andres</w:t>
-      </w:r>
-      <w:proofErr w:type="spellEnd"/>
-      <w:r>
-        <w:rPr>
-          <w:color w:val="5F5E5A"/>
-        </w:rPr>
-        <w:t xml:space="preserve"> Felipe </w:t>
-      </w:r>
-      <w:proofErr w:type="spellStart"/>
-      <w:r>
-        <w:rPr>
-          <w:color w:val="5F5E5A"/>
-        </w:rPr>
-        <w:t>Florez</w:t>
-      </w:r>
-      <w:proofErr w:type="spellEnd"/>
-      <w:r>
-        <w:rPr>
-          <w:color w:val="5F5E5A"/>
-        </w:rPr>
-        <w:t xml:space="preserve"> Garces, Oscar Enrique Morillo</w:t>
-      </w:r>
-    </w:p>
-    <w:p>
-      <w:pPr>
-        <w:spacing w:after="120"/>
-      </w:pPr>
-      <w:r>
-        <w:rPr>
-          <w:color w:val="5F5E5A"/>
-        </w:rPr>
-        <w:t>Agosto de 2026</w:t>
+        <w:jc w:val="center"/>
+      </w:pPr>
+    </w:p>
+    <w:p>
+      <w:pPr>
+        <w:rPr>
+          <w:color w:val="2E74B5"/>
+          <w:sz w:val="32"/>
+          <w:szCs w:val="32"/>
+        </w:rPr>
+      </w:pPr>
+      <w:r>
+        <w:br w:type="page"/>
       </w:r>
     </w:p>
     <w:p>
@@ -110,6 +235,7 @@
         <w:spacing w:before="240" w:after="120"/>
       </w:pPr>
       <w:r>
+        <w:lastRenderedPageBreak/>
         <w:t>1. Problema y contexto</w:t>
       </w:r>
     </w:p>
@@ -419,7 +545,6 @@
         <w:spacing w:after="60"/>
       </w:pPr>
       <w:r>
-        <w:lastRenderedPageBreak/>
         <w:t xml:space="preserve">Variables destacadas para el formulario del prototipo: BMI (IMC), Age (edad, en rangos BRFSS), </w:t>
       </w:r>
       <w:proofErr w:type="spellStart"/>
@@ -571,6 +696,7 @@
         <w:spacing w:before="200" w:after="100"/>
       </w:pPr>
       <w:r>
+        <w:lastRenderedPageBreak/>
         <w:t>4.1 Balance de clases</w:t>
       </w:r>
     </w:p>
@@ -584,9 +710,9 @@
           <w:noProof/>
         </w:rPr>
         <w:drawing>
-          <wp:inline distT="0" distB="0" distL="0" distR="0" wp14:anchorId="684CE905" wp14:editId="278E8EF1">
-            <wp:extent cx="4254500" cy="2978150"/>
-            <wp:effectExtent l="0" t="0" r="0" b="0"/>
+          <wp:inline distT="0" distB="0" distL="0" distR="0" wp14:anchorId="04F3FDAE" wp14:editId="77227F31">
+            <wp:extent cx="4184650" cy="2929255"/>
+            <wp:effectExtent l="0" t="0" r="6350" b="4445"/>
             <wp:docPr id="1" name="Imagen 1"/>
             <wp:cNvGraphicFramePr>
               <a:graphicFrameLocks xmlns:a="http://schemas.openxmlformats.org/drawingml/2006/main" noChangeAspect="1"/>
@@ -610,7 +736,7 @@
                   <pic:spPr bwMode="auto">
                     <a:xfrm>
                       <a:off x="0" y="0"/>
-                      <a:ext cx="4259826" cy="2981878"/>
+                      <a:ext cx="4184650" cy="2929255"/>
                     </a:xfrm>
                     <a:prstGeom prst="rect">
                       <a:avLst/>
@@ -703,12 +829,11 @@
         <w:rPr>
           <w:noProof/>
         </w:rPr>
-        <w:lastRenderedPageBreak/>
         <w:drawing>
-          <wp:inline distT="0" distB="0" distL="0" distR="0" wp14:anchorId="78BB731D" wp14:editId="00C0F127">
-            <wp:extent cx="4248150" cy="2973705"/>
-            <wp:effectExtent l="0" t="0" r="0" b="0"/>
-            <wp:docPr id="162072854" name="Imagen 162072854"/>
+          <wp:inline distT="0" distB="0" distL="0" distR="0" wp14:anchorId="02719F50" wp14:editId="50FDAA20">
+            <wp:extent cx="4165600" cy="2915920"/>
+            <wp:effectExtent l="0" t="0" r="6350" b="0"/>
+            <wp:docPr id="1153083404" name="Imagen 1153083404"/>
             <wp:cNvGraphicFramePr>
               <a:graphicFrameLocks xmlns:a="http://schemas.openxmlformats.org/drawingml/2006/main" noChangeAspect="1"/>
             </wp:cNvGraphicFramePr>
@@ -731,7 +856,7 @@
                   <pic:spPr bwMode="auto">
                     <a:xfrm>
                       <a:off x="0" y="0"/>
-                      <a:ext cx="4248401" cy="2973881"/>
+                      <a:ext cx="4174949" cy="2922464"/>
                     </a:xfrm>
                     <a:prstGeom prst="rect">
                       <a:avLst/>
@@ -786,11 +911,12 @@
         <w:rPr>
           <w:noProof/>
         </w:rPr>
+        <w:lastRenderedPageBreak/>
         <w:drawing>
-          <wp:inline distT="0" distB="0" distL="0" distR="0" wp14:anchorId="7C085087" wp14:editId="027B3AED">
-            <wp:extent cx="4565135" cy="2667000"/>
-            <wp:effectExtent l="0" t="0" r="6985" b="0"/>
-            <wp:docPr id="1168046952" name="Imagen 1168046952"/>
+          <wp:inline distT="0" distB="0" distL="0" distR="0" wp14:anchorId="096E025B" wp14:editId="1ECD38A2">
+            <wp:extent cx="4686300" cy="2737786"/>
+            <wp:effectExtent l="0" t="0" r="0" b="5715"/>
+            <wp:docPr id="2060153499" name="Imagen 2060153499"/>
             <wp:cNvGraphicFramePr>
               <a:graphicFrameLocks xmlns:a="http://schemas.openxmlformats.org/drawingml/2006/main" noChangeAspect="1"/>
             </wp:cNvGraphicFramePr>
@@ -813,7 +939,7 @@
                   <pic:spPr bwMode="auto">
                     <a:xfrm>
                       <a:off x="0" y="0"/>
-                      <a:ext cx="4572177" cy="2671114"/>
+                      <a:ext cx="4701524" cy="2746680"/>
                     </a:xfrm>
                     <a:prstGeom prst="rect">
                       <a:avLst/>
@@ -868,12 +994,11 @@
         <w:rPr>
           <w:noProof/>
         </w:rPr>
-        <w:lastRenderedPageBreak/>
         <w:drawing>
-          <wp:inline distT="0" distB="0" distL="0" distR="0" wp14:anchorId="1C674BB4" wp14:editId="1C8F1688">
-            <wp:extent cx="4279855" cy="3562350"/>
-            <wp:effectExtent l="0" t="0" r="6985" b="0"/>
-            <wp:docPr id="162786803" name="Imagen 162786803"/>
+          <wp:inline distT="0" distB="0" distL="0" distR="0" wp14:anchorId="7C020A66" wp14:editId="355ACD88">
+            <wp:extent cx="4914900" cy="4090931"/>
+            <wp:effectExtent l="0" t="0" r="0" b="5080"/>
+            <wp:docPr id="1511670541" name="Imagen 1511670541"/>
             <wp:cNvGraphicFramePr>
               <a:graphicFrameLocks xmlns:a="http://schemas.openxmlformats.org/drawingml/2006/main" noChangeAspect="1"/>
             </wp:cNvGraphicFramePr>
@@ -896,7 +1021,7 @@
                   <pic:spPr bwMode="auto">
                     <a:xfrm>
                       <a:off x="0" y="0"/>
-                      <a:ext cx="4289080" cy="3570029"/>
+                      <a:ext cx="4922281" cy="4097074"/>
                     </a:xfrm>
                     <a:prstGeom prst="rect">
                       <a:avLst/>
@@ -1012,15 +1137,12 @@
       </w:r>
     </w:p>
     <w:p>
+      <w:pPr>
+        <w:pStyle w:val="Ttulo1"/>
+      </w:pPr>
       <w:r>
         <w:br w:type="page"/>
       </w:r>
-    </w:p>
-    <w:p>
-      <w:pPr>
-        <w:pStyle w:val="Ttulo1"/>
-        <w:spacing w:before="240" w:after="120"/>
-      </w:pPr>
       <w:r>
         <w:lastRenderedPageBreak/>
         <w:t>5. Maqueta (mockup) del prototipo</w:t>
@@ -1041,10 +1163,10 @@
       </w:pPr>
       <w:r>
         <w:drawing>
-          <wp:inline distT="0" distB="0" distL="0" distR="0" wp14:anchorId="5B8DC772" wp14:editId="69293827">
-            <wp:extent cx="5188217" cy="3638737"/>
+          <wp:inline distT="0" distB="0" distL="0" distR="0" wp14:anchorId="352967D3" wp14:editId="1080CDFD">
+            <wp:extent cx="5302523" cy="3714941"/>
             <wp:effectExtent l="0" t="0" r="0" b="0"/>
-            <wp:docPr id="637387722" name="Imagen 1"/>
+            <wp:docPr id="216376266" name="Imagen 1"/>
             <wp:cNvGraphicFramePr>
               <a:graphicFrameLocks xmlns:a="http://schemas.openxmlformats.org/drawingml/2006/main" noChangeAspect="1"/>
             </wp:cNvGraphicFramePr>
@@ -1052,7 +1174,7 @@
               <a:graphicData uri="http://schemas.openxmlformats.org/drawingml/2006/picture">
                 <pic:pic xmlns:pic="http://schemas.openxmlformats.org/drawingml/2006/picture">
                   <pic:nvPicPr>
-                    <pic:cNvPr id="637387722" name=""/>
+                    <pic:cNvPr id="216376266" name=""/>
                     <pic:cNvPicPr/>
                   </pic:nvPicPr>
                   <pic:blipFill>
@@ -1064,7 +1186,7 @@
                   <pic:spPr>
                     <a:xfrm>
                       <a:off x="0" y="0"/>
-                      <a:ext cx="5188217" cy="3638737"/>
+                      <a:ext cx="5302523" cy="3714941"/>
                     </a:xfrm>
                     <a:prstGeom prst="rect">
                       <a:avLst/>
@@ -1494,23 +1616,32 @@
       </w:r>
       <w:proofErr w:type="spellEnd"/>
       <w:r>
-        <w:t>)</w:t>
-      </w:r>
-      <w:r>
-        <w:t>,</w:t>
-      </w:r>
-      <w:r>
-        <w:t xml:space="preserve"> Los comandos ejecutados fueron:</w:t>
-      </w:r>
-    </w:p>
-    <w:p>
-      <w:pPr>
+        <w:t xml:space="preserve">), creado y administrado por Jared Foster Orduz (arquitecto </w:t>
+      </w:r>
+      <w:proofErr w:type="spellStart"/>
+      <w:r>
+        <w:t>cloud</w:t>
+      </w:r>
+      <w:proofErr w:type="spellEnd"/>
+      <w:r>
+        <w:t xml:space="preserve"> del equipo). Los comandos ejecutados fueron:</w:t>
+      </w:r>
+    </w:p>
+    <w:p>
+      <w:pPr>
+        <w:shd w:val="clear" w:color="auto" w:fill="F2F2F2" w:themeFill="background1" w:themeFillShade="F2"/>
         <w:spacing w:after="20"/>
+        <w:rPr>
+          <w:sz w:val="18"/>
+          <w:szCs w:val="18"/>
+        </w:rPr>
       </w:pPr>
       <w:proofErr w:type="spellStart"/>
       <w:r>
         <w:rPr>
           <w:rFonts w:ascii="Consolas" w:eastAsia="Consolas" w:hAnsi="Consolas" w:cs="Consolas"/>
+          <w:sz w:val="18"/>
+          <w:szCs w:val="18"/>
         </w:rPr>
         <w:t>aws</w:t>
       </w:r>
@@ -1518,18 +1649,27 @@
       <w:r>
         <w:rPr>
           <w:rFonts w:ascii="Consolas" w:eastAsia="Consolas" w:hAnsi="Consolas" w:cs="Consolas"/>
+          <w:sz w:val="18"/>
+          <w:szCs w:val="18"/>
         </w:rPr>
         <w:t xml:space="preserve"> configure    # credenciales AWS del equipo</w:t>
       </w:r>
     </w:p>
     <w:p>
       <w:pPr>
+        <w:shd w:val="clear" w:color="auto" w:fill="F2F2F2" w:themeFill="background1" w:themeFillShade="F2"/>
         <w:spacing w:after="20"/>
+        <w:rPr>
+          <w:sz w:val="18"/>
+          <w:szCs w:val="18"/>
+        </w:rPr>
       </w:pPr>
       <w:proofErr w:type="spellStart"/>
       <w:r>
         <w:rPr>
           <w:rFonts w:ascii="Consolas" w:eastAsia="Consolas" w:hAnsi="Consolas" w:cs="Consolas"/>
+          <w:sz w:val="18"/>
+          <w:szCs w:val="18"/>
         </w:rPr>
         <w:t>dvc</w:t>
       </w:r>
@@ -1537,6 +1677,8 @@
       <w:r>
         <w:rPr>
           <w:rFonts w:ascii="Consolas" w:eastAsia="Consolas" w:hAnsi="Consolas" w:cs="Consolas"/>
+          <w:sz w:val="18"/>
+          <w:szCs w:val="18"/>
         </w:rPr>
         <w:t xml:space="preserve"> </w:t>
       </w:r>
@@ -1544,6 +1686,8 @@
       <w:r>
         <w:rPr>
           <w:rFonts w:ascii="Consolas" w:eastAsia="Consolas" w:hAnsi="Consolas" w:cs="Consolas"/>
+          <w:sz w:val="18"/>
+          <w:szCs w:val="18"/>
         </w:rPr>
         <w:t>init</w:t>
       </w:r>
@@ -1551,8 +1695,11 @@
     </w:p>
     <w:p>
       <w:pPr>
+        <w:shd w:val="clear" w:color="auto" w:fill="F2F2F2" w:themeFill="background1" w:themeFillShade="F2"/>
         <w:spacing w:after="20"/>
         <w:rPr>
+          <w:sz w:val="18"/>
+          <w:szCs w:val="18"/>
           <w:lang w:val="en-US"/>
         </w:rPr>
       </w:pPr>
@@ -1560,6 +1707,8 @@
       <w:r>
         <w:rPr>
           <w:rFonts w:ascii="Consolas" w:eastAsia="Consolas" w:hAnsi="Consolas" w:cs="Consolas"/>
+          <w:sz w:val="18"/>
+          <w:szCs w:val="18"/>
           <w:lang w:val="en-US"/>
         </w:rPr>
         <w:t>dvc</w:t>
@@ -1568,6 +1717,8 @@
       <w:r>
         <w:rPr>
           <w:rFonts w:ascii="Consolas" w:eastAsia="Consolas" w:hAnsi="Consolas" w:cs="Consolas"/>
+          <w:sz w:val="18"/>
+          <w:szCs w:val="18"/>
           <w:lang w:val="en-US"/>
         </w:rPr>
         <w:t xml:space="preserve"> remote add -d </w:t>
@@ -1576,6 +1727,8 @@
       <w:r>
         <w:rPr>
           <w:rFonts w:ascii="Consolas" w:eastAsia="Consolas" w:hAnsi="Consolas" w:cs="Consolas"/>
+          <w:sz w:val="18"/>
+          <w:szCs w:val="18"/>
           <w:lang w:val="en-US"/>
         </w:rPr>
         <w:t>aws</w:t>
@@ -1584,6 +1737,8 @@
       <w:r>
         <w:rPr>
           <w:rFonts w:ascii="Consolas" w:eastAsia="Consolas" w:hAnsi="Consolas" w:cs="Consolas"/>
+          <w:sz w:val="18"/>
+          <w:szCs w:val="18"/>
           <w:lang w:val="en-US"/>
         </w:rPr>
         <w:t>-remote s3://diabetesrisk-dvcstore</w:t>
@@ -1591,8 +1746,11 @@
     </w:p>
     <w:p>
       <w:pPr>
+        <w:shd w:val="clear" w:color="auto" w:fill="F2F2F2" w:themeFill="background1" w:themeFillShade="F2"/>
         <w:spacing w:after="20"/>
         <w:rPr>
+          <w:sz w:val="18"/>
+          <w:szCs w:val="18"/>
           <w:lang w:val="en-US"/>
         </w:rPr>
       </w:pPr>
@@ -1600,6 +1758,8 @@
       <w:r>
         <w:rPr>
           <w:rFonts w:ascii="Consolas" w:eastAsia="Consolas" w:hAnsi="Consolas" w:cs="Consolas"/>
+          <w:sz w:val="18"/>
+          <w:szCs w:val="18"/>
           <w:lang w:val="en-US"/>
         </w:rPr>
         <w:t>dvc</w:t>
@@ -1608,6 +1768,8 @@
       <w:r>
         <w:rPr>
           <w:rFonts w:ascii="Consolas" w:eastAsia="Consolas" w:hAnsi="Consolas" w:cs="Consolas"/>
+          <w:sz w:val="18"/>
+          <w:szCs w:val="18"/>
           <w:lang w:val="en-US"/>
         </w:rPr>
         <w:t xml:space="preserve"> add data/diabetes_binary_health_indicators_BRFSS2015.csv</w:t>
@@ -1615,14 +1777,19 @@
     </w:p>
     <w:p>
       <w:pPr>
+        <w:shd w:val="clear" w:color="auto" w:fill="F2F2F2" w:themeFill="background1" w:themeFillShade="F2"/>
         <w:spacing w:after="20"/>
         <w:rPr>
+          <w:sz w:val="18"/>
+          <w:szCs w:val="18"/>
           <w:lang w:val="en-US"/>
         </w:rPr>
       </w:pPr>
       <w:r>
         <w:rPr>
           <w:rFonts w:ascii="Consolas" w:eastAsia="Consolas" w:hAnsi="Consolas" w:cs="Consolas"/>
+          <w:sz w:val="18"/>
+          <w:szCs w:val="18"/>
           <w:lang w:val="en-US"/>
         </w:rPr>
         <w:t xml:space="preserve">git add </w:t>
@@ -1631,6 +1798,8 @@
       <w:r>
         <w:rPr>
           <w:rFonts w:ascii="Consolas" w:eastAsia="Consolas" w:hAnsi="Consolas" w:cs="Consolas"/>
+          <w:sz w:val="18"/>
+          <w:szCs w:val="18"/>
           <w:lang w:val="en-US"/>
         </w:rPr>
         <w:t>data/*.</w:t>
@@ -1639,6 +1808,8 @@
       <w:r>
         <w:rPr>
           <w:rFonts w:ascii="Consolas" w:eastAsia="Consolas" w:hAnsi="Consolas" w:cs="Consolas"/>
+          <w:sz w:val="18"/>
+          <w:szCs w:val="18"/>
           <w:lang w:val="en-US"/>
         </w:rPr>
         <w:t>dvc</w:t>
@@ -1647,6 +1818,8 @@
       <w:r>
         <w:rPr>
           <w:rFonts w:ascii="Consolas" w:eastAsia="Consolas" w:hAnsi="Consolas" w:cs="Consolas"/>
+          <w:sz w:val="18"/>
+          <w:szCs w:val="18"/>
           <w:lang w:val="en-US"/>
         </w:rPr>
         <w:t xml:space="preserve"> .</w:t>
@@ -1655,6 +1828,8 @@
       <w:r>
         <w:rPr>
           <w:rFonts w:ascii="Consolas" w:eastAsia="Consolas" w:hAnsi="Consolas" w:cs="Consolas"/>
+          <w:sz w:val="18"/>
+          <w:szCs w:val="18"/>
           <w:lang w:val="en-US"/>
         </w:rPr>
         <w:t>dvc</w:t>
@@ -1664,6 +1839,8 @@
       <w:r>
         <w:rPr>
           <w:rFonts w:ascii="Consolas" w:eastAsia="Consolas" w:hAnsi="Consolas" w:cs="Consolas"/>
+          <w:sz w:val="18"/>
+          <w:szCs w:val="18"/>
           <w:lang w:val="en-US"/>
         </w:rPr>
         <w:t>/</w:t>
@@ -1672,6 +1849,8 @@
       <w:r>
         <w:rPr>
           <w:rFonts w:ascii="Consolas" w:eastAsia="Consolas" w:hAnsi="Consolas" w:cs="Consolas"/>
+          <w:sz w:val="18"/>
+          <w:szCs w:val="18"/>
           <w:lang w:val="en-US"/>
         </w:rPr>
         <w:t>config .</w:t>
@@ -1680,6 +1859,8 @@
       <w:r>
         <w:rPr>
           <w:rFonts w:ascii="Consolas" w:eastAsia="Consolas" w:hAnsi="Consolas" w:cs="Consolas"/>
+          <w:sz w:val="18"/>
+          <w:szCs w:val="18"/>
           <w:lang w:val="en-US"/>
         </w:rPr>
         <w:t>gitignore</w:t>
@@ -1689,12 +1870,19 @@
     </w:p>
     <w:p>
       <w:pPr>
+        <w:shd w:val="clear" w:color="auto" w:fill="F2F2F2" w:themeFill="background1" w:themeFillShade="F2"/>
         <w:spacing w:after="20"/>
+        <w:rPr>
+          <w:sz w:val="18"/>
+          <w:szCs w:val="18"/>
+        </w:rPr>
       </w:pPr>
       <w:proofErr w:type="spellStart"/>
       <w:r>
         <w:rPr>
           <w:rFonts w:ascii="Consolas" w:eastAsia="Consolas" w:hAnsi="Consolas" w:cs="Consolas"/>
+          <w:sz w:val="18"/>
+          <w:szCs w:val="18"/>
         </w:rPr>
         <w:t>git</w:t>
       </w:r>
@@ -1702,6 +1890,8 @@
       <w:r>
         <w:rPr>
           <w:rFonts w:ascii="Consolas" w:eastAsia="Consolas" w:hAnsi="Consolas" w:cs="Consolas"/>
+          <w:sz w:val="18"/>
+          <w:szCs w:val="18"/>
         </w:rPr>
         <w:t xml:space="preserve"> </w:t>
       </w:r>
@@ -1709,6 +1899,8 @@
       <w:r>
         <w:rPr>
           <w:rFonts w:ascii="Consolas" w:eastAsia="Consolas" w:hAnsi="Consolas" w:cs="Consolas"/>
+          <w:sz w:val="18"/>
+          <w:szCs w:val="18"/>
         </w:rPr>
         <w:t>commit</w:t>
       </w:r>
@@ -1716,6 +1908,8 @@
       <w:r>
         <w:rPr>
           <w:rFonts w:ascii="Consolas" w:eastAsia="Consolas" w:hAnsi="Consolas" w:cs="Consolas"/>
+          <w:sz w:val="18"/>
+          <w:szCs w:val="18"/>
         </w:rPr>
         <w:t xml:space="preserve"> -m "Inicializar DVC y versionar </w:t>
       </w:r>
@@ -1723,6 +1917,8 @@
       <w:r>
         <w:rPr>
           <w:rFonts w:ascii="Consolas" w:eastAsia="Consolas" w:hAnsi="Consolas" w:cs="Consolas"/>
+          <w:sz w:val="18"/>
+          <w:szCs w:val="18"/>
         </w:rPr>
         <w:t>dataset</w:t>
       </w:r>
@@ -1730,20 +1926,27 @@
       <w:r>
         <w:rPr>
           <w:rFonts w:ascii="Consolas" w:eastAsia="Consolas" w:hAnsi="Consolas" w:cs="Consolas"/>
+          <w:sz w:val="18"/>
+          <w:szCs w:val="18"/>
         </w:rPr>
         <w:t>"</w:t>
       </w:r>
     </w:p>
     <w:p>
       <w:pPr>
+        <w:shd w:val="clear" w:color="auto" w:fill="F2F2F2" w:themeFill="background1" w:themeFillShade="F2"/>
         <w:spacing w:after="20"/>
         <w:rPr>
+          <w:sz w:val="18"/>
+          <w:szCs w:val="18"/>
           <w:lang w:val="en-US"/>
         </w:rPr>
       </w:pPr>
       <w:r>
         <w:rPr>
           <w:rFonts w:ascii="Consolas" w:eastAsia="Consolas" w:hAnsi="Consolas" w:cs="Consolas"/>
+          <w:sz w:val="18"/>
+          <w:szCs w:val="18"/>
           <w:lang w:val="en-US"/>
         </w:rPr>
         <w:t>git push origin main</w:t>
@@ -1751,8 +1954,11 @@
     </w:p>
     <w:p>
       <w:pPr>
+        <w:shd w:val="clear" w:color="auto" w:fill="F2F2F2" w:themeFill="background1" w:themeFillShade="F2"/>
         <w:spacing w:after="20"/>
         <w:rPr>
+          <w:sz w:val="18"/>
+          <w:szCs w:val="18"/>
           <w:lang w:val="en-US"/>
         </w:rPr>
       </w:pPr>
@@ -1760,6 +1966,8 @@
       <w:r>
         <w:rPr>
           <w:rFonts w:ascii="Consolas" w:eastAsia="Consolas" w:hAnsi="Consolas" w:cs="Consolas"/>
+          <w:sz w:val="18"/>
+          <w:szCs w:val="18"/>
           <w:lang w:val="en-US"/>
         </w:rPr>
         <w:t>dvc</w:t>
@@ -1768,6 +1976,8 @@
       <w:r>
         <w:rPr>
           <w:rFonts w:ascii="Consolas" w:eastAsia="Consolas" w:hAnsi="Consolas" w:cs="Consolas"/>
+          <w:sz w:val="18"/>
+          <w:szCs w:val="18"/>
           <w:lang w:val="en-US"/>
         </w:rPr>
         <w:t xml:space="preserve"> push</w:t>
@@ -1800,10 +2010,10 @@
           <w:noProof/>
         </w:rPr>
         <w:drawing>
-          <wp:inline distT="0" distB="0" distL="0" distR="0" wp14:anchorId="5FC60D84" wp14:editId="64972BD1">
-            <wp:extent cx="5886622" cy="3111500"/>
-            <wp:effectExtent l="0" t="0" r="0" b="0"/>
-            <wp:docPr id="68282855" name="Imagen 68282855"/>
+          <wp:inline distT="0" distB="0" distL="0" distR="0" wp14:anchorId="0BEEE339" wp14:editId="2BA9D744">
+            <wp:extent cx="5467350" cy="2889885"/>
+            <wp:effectExtent l="0" t="0" r="0" b="5715"/>
+            <wp:docPr id="1720019005" name="Imagen 1720019005"/>
             <wp:cNvGraphicFramePr>
               <a:graphicFrameLocks xmlns:a="http://schemas.openxmlformats.org/drawingml/2006/main" noChangeAspect="1"/>
             </wp:cNvGraphicFramePr>
@@ -1826,7 +2036,7 @@
                   <pic:spPr bwMode="auto">
                     <a:xfrm>
                       <a:off x="0" y="0"/>
-                      <a:ext cx="5892934" cy="3114836"/>
+                      <a:ext cx="5484517" cy="2898959"/>
                     </a:xfrm>
                     <a:prstGeom prst="rect">
                       <a:avLst/>
@@ -1888,10 +2098,10 @@
         </w:rPr>
         <w:lastRenderedPageBreak/>
         <w:drawing>
-          <wp:inline distT="0" distB="0" distL="0" distR="0" wp14:anchorId="6D85F293" wp14:editId="4B1A3147">
-            <wp:extent cx="5989449" cy="3365500"/>
-            <wp:effectExtent l="0" t="0" r="0" b="6350"/>
-            <wp:docPr id="597676218" name="Imagen 597676218"/>
+          <wp:inline distT="0" distB="0" distL="0" distR="0" wp14:anchorId="32127EA7" wp14:editId="06DDF4F3">
+            <wp:extent cx="5661725" cy="3181350"/>
+            <wp:effectExtent l="0" t="0" r="0" b="0"/>
+            <wp:docPr id="1877890562" name="Imagen 1877890562"/>
             <wp:cNvGraphicFramePr>
               <a:graphicFrameLocks xmlns:a="http://schemas.openxmlformats.org/drawingml/2006/main" noChangeAspect="1"/>
             </wp:cNvGraphicFramePr>
@@ -1914,7 +2124,7 @@
                   <pic:spPr bwMode="auto">
                     <a:xfrm>
                       <a:off x="0" y="0"/>
-                      <a:ext cx="6004645" cy="3374039"/>
+                      <a:ext cx="5673073" cy="3187727"/>
                     </a:xfrm>
                     <a:prstGeom prst="rect">
                       <a:avLst/>
@@ -2063,10 +2273,10 @@
           <w:noProof/>
         </w:rPr>
         <w:drawing>
-          <wp:inline distT="0" distB="0" distL="0" distR="0" wp14:anchorId="19ED76C9" wp14:editId="22C65E64">
-            <wp:extent cx="5976938" cy="3187700"/>
-            <wp:effectExtent l="0" t="0" r="5080" b="0"/>
-            <wp:docPr id="1329797667" name="Imagen 1329797667"/>
+          <wp:inline distT="0" distB="0" distL="0" distR="0" wp14:anchorId="0F2F4C1A" wp14:editId="04E85FF4">
+            <wp:extent cx="5619750" cy="2997200"/>
+            <wp:effectExtent l="0" t="0" r="0" b="0"/>
+            <wp:docPr id="1258104164" name="Imagen 1258104164"/>
             <wp:cNvGraphicFramePr>
               <a:graphicFrameLocks xmlns:a="http://schemas.openxmlformats.org/drawingml/2006/main" noChangeAspect="1"/>
             </wp:cNvGraphicFramePr>
@@ -2089,7 +2299,7 @@
                   <pic:spPr bwMode="auto">
                     <a:xfrm>
                       <a:off x="0" y="0"/>
-                      <a:ext cx="5986600" cy="3192853"/>
+                      <a:ext cx="5631692" cy="3003569"/>
                     </a:xfrm>
                     <a:prstGeom prst="rect">
                       <a:avLst/>
@@ -2274,10 +2484,10 @@
 <file path=word/numbering.xml><?xml version="1.0" encoding="utf-8"?>
 <w:numbering xmlns:wpc="http://schemas.microsoft.com/office/word/2010/wordprocessingCanvas" xmlns:cx="http://schemas.microsoft.com/office/drawing/2014/chartex" xmlns:cx1="http://schemas.microsoft.com/office/drawing/2015/9/8/chartex" xmlns:cx2="http://schemas.microsoft.com/office/drawing/2015/10/21/chartex" xmlns:cx3="http://schemas.microsoft.com/office/drawing/2016/5/9/chartex" xmlns:cx4="http://schemas.microsoft.com/office/drawing/2016/5/10/chartex" xmlns:cx5="http://schemas.microsoft.com/office/drawing/2016/5/11/chartex" xmlns:cx6="http://schemas.microsoft.com/office/drawing/2016/5/12/chartex" xmlns:cx7="http://schemas.microsoft.com/office/drawing/2016/5/13/chartex" xmlns:cx8="http://schemas.microsoft.com/office/drawing/2016/5/14/chartex" xmlns:mc="http://schemas.openxmlformats.org/markup-compatibility/2006" xmlns:aink="http://schemas.microsoft.com/office/drawing/2016/ink" xmlns:am3d="http://schemas.microsoft.com/office/drawing/2017/model3d" xmlns:o="urn:schemas-microsoft-com:office:office" xmlns:oel="http://schemas.microsoft.com/office/2019/extlst" xmlns:r="http://schemas.openxmlformats.org/officeDocument/2006/relationships" xmlns:m="http://schemas.openxmlformats.org/officeDocument/2006/math" xmlns:v="urn:schemas-microsoft-com:vml" xmlns:wp14="http://schemas.microsoft.com/office/word/2010/wordprocessingDrawing" xmlns:wp="http://schemas.openxmlformats.org/drawingml/2006/wordprocessingDrawing" xmlns:w10="urn:schemas-microsoft-com:office:word" xmlns:w="http://schemas.openxmlformats.org/wordprocessingml/2006/main" xmlns:w14="http://schemas.microsoft.com/office/word/2010/wordml" xmlns:w15="http://schemas.microsoft.com/office/word/2012/wordml" xmlns:w16cei="http://schemas.microsoft.com/office/word/2026/wordml/cei" xmlns:w16cex="http://schemas.microsoft.com/office/word/2018/wordml/cex" xmlns:w16cid="http://schemas.microsoft.com/office/word/2016/wordml/cid" xmlns:w16="http://schemas.microsoft.com/office/word/2018/wordml" xmlns:w16du="http://schemas.microsoft.com/office/word/2023/wordml/word16du" xmlns:w16sdtdh="http://schemas.microsoft.com/office/word/2020/wordml/sdtdatahash" xmlns:w16sdtfl="http://schemas.microsoft.com/office/word/2024/wordml/sdtformatlock" xmlns:w16se="http://schemas.microsoft.com/office/word/2015/wordml/symex" xmlns:wpg="http://schemas.microsoft.com/office/word/2010/wordprocessingGroup" xmlns:wpi="http://schemas.microsoft.com/office/word/2010/wordprocessingInk" xmlns:wne="http://schemas.microsoft.com/office/word/2006/wordml" xmlns:wps="http://schemas.microsoft.com/office/word/2010/wordprocessingShape" mc:Ignorable="w14 w15 w16se w16cid w16 w16cex w16sdtdh w16sdtfl w16du wp14">
   <w:abstractNum w:abstractNumId="0" w15:restartNumberingAfterBreak="0">
-    <w:nsid w:val="2D443D8B"/>
+    <w:nsid w:val="1E5A1F38"/>
     <w:multiLevelType w:val="hybridMultilevel"/>
-    <w:tmpl w:val="DCDA176E"/>
-    <w:lvl w:ilvl="0" w:tplc="459A9DEA">
+    <w:tmpl w:val="712AB0EC"/>
+    <w:lvl w:ilvl="0" w:tplc="DD162EF6">
       <w:start w:val="1"/>
       <w:numFmt w:val="bullet"/>
       <w:lvlText w:val="●"/>
@@ -2286,7 +2496,7 @@
         <w:ind w:left="720" w:hanging="360"/>
       </w:pPr>
     </w:lvl>
-    <w:lvl w:ilvl="1" w:tplc="A2FE9988">
+    <w:lvl w:ilvl="1" w:tplc="00C4A642">
       <w:start w:val="1"/>
       <w:numFmt w:val="bullet"/>
       <w:lvlText w:val="○"/>
@@ -2295,7 +2505,7 @@
         <w:ind w:left="1440" w:hanging="360"/>
       </w:pPr>
     </w:lvl>
-    <w:lvl w:ilvl="2" w:tplc="A3A47950">
+    <w:lvl w:ilvl="2" w:tplc="D272F06E">
       <w:start w:val="1"/>
       <w:numFmt w:val="bullet"/>
       <w:lvlText w:val="■"/>
@@ -2304,7 +2514,7 @@
         <w:ind w:left="2160" w:hanging="360"/>
       </w:pPr>
     </w:lvl>
-    <w:lvl w:ilvl="3" w:tplc="5D9A34F6">
+    <w:lvl w:ilvl="3" w:tplc="644C0C72">
       <w:start w:val="1"/>
       <w:numFmt w:val="bullet"/>
       <w:lvlText w:val="●"/>
@@ -2313,7 +2523,7 @@
         <w:ind w:left="2880" w:hanging="360"/>
       </w:pPr>
     </w:lvl>
-    <w:lvl w:ilvl="4" w:tplc="0DDE5560">
+    <w:lvl w:ilvl="4" w:tplc="E72AFB76">
       <w:start w:val="1"/>
       <w:numFmt w:val="bullet"/>
       <w:lvlText w:val="○"/>
@@ -2322,7 +2532,7 @@
         <w:ind w:left="3600" w:hanging="360"/>
       </w:pPr>
     </w:lvl>
-    <w:lvl w:ilvl="5" w:tplc="9ACCF8C8">
+    <w:lvl w:ilvl="5" w:tplc="67302D70">
       <w:start w:val="1"/>
       <w:numFmt w:val="bullet"/>
       <w:lvlText w:val="■"/>
@@ -2331,7 +2541,7 @@
         <w:ind w:left="4320" w:hanging="360"/>
       </w:pPr>
     </w:lvl>
-    <w:lvl w:ilvl="6" w:tplc="973AF66C">
+    <w:lvl w:ilvl="6" w:tplc="6C36BF42">
       <w:start w:val="1"/>
       <w:numFmt w:val="bullet"/>
       <w:lvlText w:val="●"/>
@@ -2340,7 +2550,7 @@
         <w:ind w:left="5040" w:hanging="360"/>
       </w:pPr>
     </w:lvl>
-    <w:lvl w:ilvl="7" w:tplc="1E506E48">
+    <w:lvl w:ilvl="7" w:tplc="B90A4C02">
       <w:start w:val="1"/>
       <w:numFmt w:val="bullet"/>
       <w:lvlText w:val="●"/>
@@ -2349,7 +2559,7 @@
         <w:ind w:left="5760" w:hanging="360"/>
       </w:pPr>
     </w:lvl>
-    <w:lvl w:ilvl="8" w:tplc="4B461776">
+    <w:lvl w:ilvl="8" w:tplc="81727746">
       <w:start w:val="1"/>
       <w:numFmt w:val="bullet"/>
       <w:lvlText w:val="●"/>
@@ -2359,7 +2569,7 @@
       </w:pPr>
     </w:lvl>
   </w:abstractNum>
-  <w:num w:numId="1" w16cid:durableId="374501463">
+  <w:num w:numId="1" w16cid:durableId="591625979">
     <w:abstractNumId w:val="0"/>
     <w:lvlOverride w:ilvl="0">
       <w:startOverride w:val="1"/>
